--- a/PROJECTREPORT_TEAM07.docx
+++ b/PROJECTREPORT_TEAM07.docx
@@ -2667,56 +2667,1476 @@
           <w:sz w:val="24"/>
           <w:szCs w:val="24"/>
         </w:rPr>
-        <w:t>2</w:t>
-      </w:r>
-      <w:r>
-        <w:rPr>
-          <w:rFonts w:ascii="Times New Roman" w:hAnsi="Times New Roman" w:cs="Times New Roman"/>
-          <w:b/>
-          <w:bCs/>
-          <w:sz w:val="24"/>
-          <w:szCs w:val="24"/>
-        </w:rPr>
-        <w:t xml:space="preserve"> ] -*-*-*-*-*-*-*-*-*-*-*-*-*-*-*-*-</w:t>
-      </w:r>
-    </w:p>
-    <w:p>
-      <w:pPr>
-        <w:rPr>
-          <w:rFonts w:ascii="Times New Roman" w:hAnsi="Times New Roman" w:cs="Times New Roman"/>
-          <w:b/>
-          <w:bCs/>
-          <w:sz w:val="24"/>
-          <w:szCs w:val="24"/>
-        </w:rPr>
-      </w:pPr>
-    </w:p>
-    <w:p>
-      <w:pPr>
-        <w:rPr>
-          <w:rFonts w:ascii="Times New Roman" w:hAnsi="Times New Roman" w:cs="Times New Roman"/>
-          <w:sz w:val="24"/>
-          <w:szCs w:val="24"/>
-        </w:rPr>
-      </w:pPr>
-      <w:r>
-        <w:rPr>
-          <w:rFonts w:ascii="Times New Roman" w:hAnsi="Times New Roman" w:cs="Times New Roman"/>
-          <w:sz w:val="24"/>
-          <w:szCs w:val="24"/>
-        </w:rPr>
-        <w:t>To be contiuned</w:t>
-      </w:r>
+        <w:t>2 ] -*-*-*-*-*-*-*-*-*-*-*-*-*-*-*-*-</w:t>
+      </w:r>
+    </w:p>
+    <w:p>
+      <w:pPr>
+        <w:rPr>
+          <w:rFonts w:ascii="Times New Roman" w:hAnsi="Times New Roman" w:cs="Times New Roman"/>
+          <w:b/>
+          <w:bCs/>
+          <w:sz w:val="24"/>
+          <w:szCs w:val="24"/>
+        </w:rPr>
+      </w:pPr>
     </w:p>
     <w:p>
       <w:pPr>
         <w:pStyle w:val="ListeParagraf"/>
-        <w:rPr>
-          <w:rFonts w:ascii="Times New Roman" w:hAnsi="Times New Roman" w:cs="Times New Roman"/>
-          <w:b/>
-          <w:bCs/>
+        <w:numPr>
+          <w:ilvl w:val="0"/>
+          <w:numId w:val="14"/>
+        </w:numPr>
+        <w:rPr>
+          <w:rFonts w:ascii="Times New Roman" w:hAnsi="Times New Roman" w:cs="Times New Roman"/>
           <w:i/>
           <w:iCs/>
+          <w:sz w:val="24"/>
+          <w:szCs w:val="24"/>
+        </w:rPr>
+      </w:pPr>
+      <w:r>
+        <w:rPr>
+          <w:rFonts w:ascii="Times New Roman" w:hAnsi="Times New Roman" w:cs="Times New Roman"/>
+          <w:i/>
+          <w:iCs/>
+          <w:sz w:val="24"/>
+          <w:szCs w:val="24"/>
+        </w:rPr>
+        <w:t>Is our design open to extension for new types?</w:t>
+      </w:r>
+    </w:p>
+    <w:p>
+      <w:pPr>
+        <w:pStyle w:val="ListeParagraf"/>
+        <w:numPr>
+          <w:ilvl w:val="0"/>
+          <w:numId w:val="18"/>
+        </w:numPr>
+        <w:rPr>
+          <w:rFonts w:ascii="Times New Roman" w:hAnsi="Times New Roman" w:cs="Times New Roman"/>
+          <w:sz w:val="24"/>
+          <w:szCs w:val="24"/>
+        </w:rPr>
+      </w:pPr>
+      <w:r>
+        <w:rPr>
+          <w:rFonts w:ascii="Times New Roman" w:hAnsi="Times New Roman" w:cs="Times New Roman"/>
+          <w:sz w:val="24"/>
+          <w:szCs w:val="24"/>
+        </w:rPr>
+        <w:t xml:space="preserve">I think our design is kind of open for new types but there is a couple </w:t>
+      </w:r>
+      <w:r>
+        <w:rPr>
+          <w:rFonts w:ascii="Times New Roman" w:hAnsi="Times New Roman" w:cs="Times New Roman"/>
+          <w:sz w:val="24"/>
+          <w:szCs w:val="24"/>
+        </w:rPr>
+        <w:t xml:space="preserve">of </w:t>
+      </w:r>
+      <w:r>
+        <w:rPr>
+          <w:rFonts w:ascii="Times New Roman" w:hAnsi="Times New Roman" w:cs="Times New Roman"/>
+          <w:sz w:val="24"/>
+          <w:szCs w:val="24"/>
+        </w:rPr>
+        <w:t>hard coded</w:t>
+      </w:r>
+      <w:r>
+        <w:rPr>
+          <w:rFonts w:ascii="Times New Roman" w:hAnsi="Times New Roman" w:cs="Times New Roman"/>
+          <w:sz w:val="24"/>
+          <w:szCs w:val="24"/>
+        </w:rPr>
+        <w:t xml:space="preserve"> methods. For example, the switch case in the class assignment section and manual resource routing in simulationmanager. But it is not that hard to implement new zones because our object oriented system is upgrade-friendly</w:t>
+      </w:r>
+      <w:r>
+        <w:rPr>
+          <w:rFonts w:ascii="Times New Roman" w:hAnsi="Times New Roman" w:cs="Times New Roman"/>
+          <w:sz w:val="24"/>
+          <w:szCs w:val="24"/>
+        </w:rPr>
+        <w:t xml:space="preserve"> in my opinion</w:t>
+      </w:r>
+      <w:r>
+        <w:rPr>
+          <w:rFonts w:ascii="Times New Roman" w:hAnsi="Times New Roman" w:cs="Times New Roman"/>
+          <w:sz w:val="24"/>
+          <w:szCs w:val="24"/>
+        </w:rPr>
+        <w:t>.</w:t>
+      </w:r>
+    </w:p>
+    <w:p>
+      <w:pPr>
+        <w:ind w:left="360"/>
+        <w:rPr>
+          <w:rFonts w:ascii="Times New Roman" w:hAnsi="Times New Roman" w:cs="Times New Roman"/>
+          <w:sz w:val="24"/>
+          <w:szCs w:val="24"/>
+        </w:rPr>
+      </w:pPr>
+    </w:p>
+    <w:p>
+      <w:pPr>
+        <w:pStyle w:val="ListeParagraf"/>
+        <w:numPr>
+          <w:ilvl w:val="0"/>
+          <w:numId w:val="14"/>
+        </w:numPr>
+        <w:rPr>
+          <w:rFonts w:ascii="Times New Roman" w:hAnsi="Times New Roman" w:cs="Times New Roman"/>
+          <w:i/>
+          <w:iCs/>
+          <w:sz w:val="24"/>
+          <w:szCs w:val="24"/>
+        </w:rPr>
+      </w:pPr>
+      <w:r>
+        <w:rPr>
+          <w:rFonts w:ascii="Times New Roman" w:hAnsi="Times New Roman" w:cs="Times New Roman"/>
+          <w:i/>
+          <w:iCs/>
+          <w:sz w:val="24"/>
+          <w:szCs w:val="24"/>
+        </w:rPr>
+        <w:t>Implementation of new zone governmental.</w:t>
+      </w:r>
+    </w:p>
+    <w:p>
+      <w:pPr>
+        <w:ind w:left="360"/>
+        <w:rPr>
+          <w:rFonts w:ascii="Times New Roman" w:hAnsi="Times New Roman" w:cs="Times New Roman"/>
+          <w:i/>
+          <w:iCs/>
+          <w:sz w:val="24"/>
+          <w:szCs w:val="24"/>
+        </w:rPr>
+      </w:pPr>
+      <w:r>
+        <w:rPr>
+          <w:rFonts w:ascii="Times New Roman" w:hAnsi="Times New Roman" w:cs="Times New Roman"/>
+          <w:i/>
+          <w:iCs/>
+          <w:sz w:val="24"/>
+          <w:szCs w:val="24"/>
+        </w:rPr>
+        <w:t>(i think governmental would be better</w:t>
+      </w:r>
+      <w:r>
+        <w:rPr>
+          <w:rFonts w:ascii="Times New Roman" w:hAnsi="Times New Roman" w:cs="Times New Roman"/>
+          <w:i/>
+          <w:iCs/>
+          <w:sz w:val="24"/>
+          <w:szCs w:val="24"/>
+        </w:rPr>
+        <w:t xml:space="preserve"> and easier to implement</w:t>
+      </w:r>
+      <w:r>
+        <w:rPr>
+          <w:rFonts w:ascii="Times New Roman" w:hAnsi="Times New Roman" w:cs="Times New Roman"/>
+          <w:i/>
+          <w:iCs/>
+          <w:sz w:val="24"/>
+          <w:szCs w:val="24"/>
+        </w:rPr>
+        <w:t xml:space="preserve"> as a Service but it’s okay.)</w:t>
+      </w:r>
+    </w:p>
+    <w:p>
+      <w:pPr>
+        <w:pStyle w:val="ListeParagraf"/>
+        <w:numPr>
+          <w:ilvl w:val="0"/>
+          <w:numId w:val="19"/>
+        </w:numPr>
+        <w:rPr>
+          <w:rFonts w:ascii="Times New Roman" w:hAnsi="Times New Roman" w:cs="Times New Roman"/>
+          <w:sz w:val="24"/>
+          <w:szCs w:val="24"/>
+        </w:rPr>
+      </w:pPr>
+      <w:r>
+        <w:rPr>
+          <w:rFonts w:ascii="Times New Roman" w:hAnsi="Times New Roman" w:cs="Times New Roman"/>
+          <w:sz w:val="24"/>
+          <w:szCs w:val="24"/>
+        </w:rPr>
+        <w:t xml:space="preserve">First, we need to crate a new zone class. </w:t>
+      </w:r>
+      <w:r>
+        <w:rPr>
+          <w:rFonts w:ascii="Times New Roman" w:hAnsi="Times New Roman" w:cs="Times New Roman"/>
+          <w:sz w:val="24"/>
+          <w:szCs w:val="24"/>
+        </w:rPr>
+        <w:t>com.objectville.model.zones.Governmental.jav</w:t>
+      </w:r>
+      <w:r>
+        <w:rPr>
+          <w:rFonts w:ascii="Times New Roman" w:hAnsi="Times New Roman" w:cs="Times New Roman"/>
+          <w:sz w:val="24"/>
+          <w:szCs w:val="24"/>
+        </w:rPr>
+        <w:t>a</w:t>
+      </w:r>
+    </w:p>
+    <w:p>
+      <w:pPr>
+        <w:pStyle w:val="ListeParagraf"/>
+        <w:numPr>
+          <w:ilvl w:val="0"/>
+          <w:numId w:val="19"/>
+        </w:numPr>
+        <w:rPr>
+          <w:rFonts w:ascii="Times New Roman" w:hAnsi="Times New Roman" w:cs="Times New Roman"/>
+          <w:sz w:val="24"/>
+          <w:szCs w:val="24"/>
+        </w:rPr>
+      </w:pPr>
+      <w:r>
+        <w:rPr>
+          <w:rFonts w:ascii="Times New Roman" w:hAnsi="Times New Roman" w:cs="Times New Roman"/>
+          <w:sz w:val="24"/>
+          <w:szCs w:val="24"/>
+        </w:rPr>
+        <w:t>For the second step</w:t>
+      </w:r>
+      <w:r>
+        <w:rPr>
+          <w:rFonts w:ascii="Times New Roman" w:hAnsi="Times New Roman" w:cs="Times New Roman"/>
+          <w:sz w:val="24"/>
+          <w:szCs w:val="24"/>
+        </w:rPr>
+        <w:t xml:space="preserve">, </w:t>
+      </w:r>
+      <w:r>
+        <w:rPr>
+          <w:rFonts w:ascii="Times New Roman" w:hAnsi="Times New Roman" w:cs="Times New Roman"/>
+          <w:sz w:val="24"/>
+          <w:szCs w:val="24"/>
+        </w:rPr>
+        <w:t xml:space="preserve">we need to extend it with Zone, and define its constructor with a symbol, (G is not used </w:t>
+      </w:r>
+      <w:r>
+        <w:rPr>
+          <w:rFonts w:ascii="Times New Roman" w:hAnsi="Times New Roman" w:cs="Times New Roman"/>
+          <w:sz w:val="24"/>
+          <w:szCs w:val="24"/>
+        </w:rPr>
+        <w:t xml:space="preserve">yet </w:t>
+      </w:r>
+      <w:r>
+        <w:rPr>
+          <w:rFonts w:ascii="Times New Roman" w:hAnsi="Times New Roman" w:cs="Times New Roman"/>
+          <w:sz w:val="24"/>
+          <w:szCs w:val="24"/>
+        </w:rPr>
+        <w:t>so G is okay.)</w:t>
+      </w:r>
+    </w:p>
+    <w:p>
+      <w:pPr>
+        <w:pStyle w:val="ListeParagraf"/>
+        <w:numPr>
+          <w:ilvl w:val="0"/>
+          <w:numId w:val="19"/>
+        </w:numPr>
+        <w:rPr>
+          <w:rFonts w:ascii="Times New Roman" w:hAnsi="Times New Roman" w:cs="Times New Roman"/>
+          <w:sz w:val="24"/>
+          <w:szCs w:val="24"/>
+        </w:rPr>
+      </w:pPr>
+      <w:r>
+        <w:rPr>
+          <w:rFonts w:ascii="Times New Roman" w:hAnsi="Times New Roman" w:cs="Times New Roman"/>
+          <w:sz w:val="24"/>
+          <w:szCs w:val="24"/>
+        </w:rPr>
+        <w:t>After that, we should ,</w:t>
+      </w:r>
+      <w:r>
+        <w:rPr>
+          <w:rFonts w:ascii="Times New Roman" w:hAnsi="Times New Roman" w:cs="Times New Roman"/>
+          <w:sz w:val="24"/>
+          <w:szCs w:val="24"/>
+        </w:rPr>
+        <w:t>mplement updateLevelAndOutput() where it checks utility supply, consumes received population, and updates its level and output (generating law based on its level).</w:t>
+      </w:r>
+    </w:p>
+    <w:p>
+      <w:pPr>
+        <w:pStyle w:val="ListeParagraf"/>
+        <w:numPr>
+          <w:ilvl w:val="0"/>
+          <w:numId w:val="19"/>
+        </w:numPr>
+        <w:rPr>
+          <w:rFonts w:ascii="Times New Roman" w:hAnsi="Times New Roman" w:cs="Times New Roman"/>
+          <w:sz w:val="24"/>
+          <w:szCs w:val="24"/>
+        </w:rPr>
+      </w:pPr>
+      <w:r>
+        <w:rPr>
+          <w:rFonts w:ascii="Times New Roman" w:hAnsi="Times New Roman" w:cs="Times New Roman"/>
+          <w:sz w:val="24"/>
+          <w:szCs w:val="24"/>
+        </w:rPr>
+        <w:t xml:space="preserve">Now, it is time for resource pool. We need to update it to have new variable private int law; getter, setters with methods addLaw(int law) and consumeLaw(int law). We should also update printPoolState() to show law information as well. </w:t>
+      </w:r>
+    </w:p>
+    <w:p>
+      <w:pPr>
+        <w:pStyle w:val="ListeParagraf"/>
+        <w:numPr>
+          <w:ilvl w:val="0"/>
+          <w:numId w:val="19"/>
+        </w:numPr>
+        <w:rPr>
+          <w:rFonts w:ascii="Times New Roman" w:hAnsi="Times New Roman" w:cs="Times New Roman"/>
+          <w:sz w:val="24"/>
+          <w:szCs w:val="24"/>
+        </w:rPr>
+      </w:pPr>
+      <w:r>
+        <w:rPr>
+          <w:rFonts w:ascii="Times New Roman" w:hAnsi="Times New Roman" w:cs="Times New Roman"/>
+          <w:sz w:val="24"/>
+          <w:szCs w:val="24"/>
+        </w:rPr>
+        <w:t>And we shouldn’t forget the switch case in generateCells() method, we should also add a case for symbol ‘G’ that assigns governmental to the G cell.</w:t>
+      </w:r>
+    </w:p>
+    <w:p>
+      <w:pPr>
+        <w:pStyle w:val="ListeParagraf"/>
+        <w:numPr>
+          <w:ilvl w:val="0"/>
+          <w:numId w:val="19"/>
+        </w:numPr>
+        <w:rPr>
+          <w:rFonts w:ascii="Times New Roman" w:hAnsi="Times New Roman" w:cs="Times New Roman"/>
+          <w:sz w:val="24"/>
+          <w:szCs w:val="24"/>
+        </w:rPr>
+      </w:pPr>
+      <w:r>
+        <w:rPr>
+          <w:rFonts w:ascii="Times New Roman" w:hAnsi="Times New Roman" w:cs="Times New Roman"/>
+          <w:sz w:val="24"/>
+          <w:szCs w:val="24"/>
+        </w:rPr>
+        <w:t>We should update getTotalUtilityDemand() to include governmental as well.</w:t>
+      </w:r>
+    </w:p>
+    <w:p>
+      <w:pPr>
+        <w:pStyle w:val="ListeParagraf"/>
+        <w:numPr>
+          <w:ilvl w:val="0"/>
+          <w:numId w:val="19"/>
+        </w:numPr>
+        <w:rPr>
+          <w:rFonts w:ascii="Times New Roman" w:hAnsi="Times New Roman" w:cs="Times New Roman"/>
+          <w:sz w:val="24"/>
+          <w:szCs w:val="24"/>
+        </w:rPr>
+      </w:pPr>
+      <w:r>
+        <w:rPr>
+          <w:rFonts w:ascii="Times New Roman" w:hAnsi="Times New Roman" w:cs="Times New Roman"/>
+          <w:sz w:val="24"/>
+          <w:szCs w:val="24"/>
+        </w:rPr>
+        <w:t>In Zone Class, we should do the following:</w:t>
+      </w:r>
+    </w:p>
+    <w:p>
+      <w:pPr>
+        <w:pStyle w:val="ListeParagraf"/>
+        <w:numPr>
+          <w:ilvl w:val="2"/>
+          <w:numId w:val="14"/>
+        </w:numPr>
+        <w:rPr>
+          <w:rFonts w:ascii="Times New Roman" w:hAnsi="Times New Roman" w:cs="Times New Roman"/>
+          <w:sz w:val="24"/>
+          <w:szCs w:val="24"/>
+        </w:rPr>
+      </w:pPr>
+      <w:r>
+        <w:rPr>
+          <w:rFonts w:ascii="Times New Roman" w:hAnsi="Times New Roman" w:cs="Times New Roman"/>
+          <w:sz w:val="24"/>
+          <w:szCs w:val="24"/>
+        </w:rPr>
+        <w:t>add public int receivedLaw = 0;</w:t>
+      </w:r>
+    </w:p>
+    <w:p>
+      <w:pPr>
+        <w:pStyle w:val="ListeParagraf"/>
+        <w:numPr>
+          <w:ilvl w:val="2"/>
+          <w:numId w:val="14"/>
+        </w:numPr>
+        <w:rPr>
+          <w:rFonts w:ascii="Times New Roman" w:hAnsi="Times New Roman" w:cs="Times New Roman"/>
+          <w:sz w:val="24"/>
+          <w:szCs w:val="24"/>
+        </w:rPr>
+      </w:pPr>
+      <w:r>
+        <w:rPr>
+          <w:rFonts w:ascii="Times New Roman" w:hAnsi="Times New Roman" w:cs="Times New Roman"/>
+          <w:sz w:val="24"/>
+          <w:szCs w:val="24"/>
+        </w:rPr>
+        <w:t>add recievedLaw = 0 in resetTurnData()</w:t>
+      </w:r>
+    </w:p>
+    <w:p>
+      <w:pPr>
+        <w:pStyle w:val="ListeParagraf"/>
+        <w:numPr>
+          <w:ilvl w:val="0"/>
+          <w:numId w:val="19"/>
+        </w:numPr>
+        <w:rPr>
+          <w:rFonts w:ascii="Times New Roman" w:hAnsi="Times New Roman" w:cs="Times New Roman"/>
+          <w:sz w:val="24"/>
+          <w:szCs w:val="24"/>
+        </w:rPr>
+      </w:pPr>
+      <w:r>
+        <w:rPr>
+          <w:rFonts w:ascii="Times New Roman" w:hAnsi="Times New Roman" w:cs="Times New Roman"/>
+          <w:sz w:val="24"/>
+          <w:szCs w:val="24"/>
+        </w:rPr>
+        <w:t>Also we should update the other zones (Housing, Industrial, Commercial)  to have the ability to upgrade to level 4 with recievedLaw &gt; 0 along with other conditions.</w:t>
+      </w:r>
+    </w:p>
+    <w:p>
+      <w:pPr>
+        <w:pStyle w:val="ListeParagraf"/>
+        <w:numPr>
+          <w:ilvl w:val="0"/>
+          <w:numId w:val="19"/>
+        </w:numPr>
+        <w:rPr>
+          <w:rFonts w:ascii="Times New Roman" w:hAnsi="Times New Roman" w:cs="Times New Roman"/>
+          <w:sz w:val="24"/>
+          <w:szCs w:val="24"/>
+        </w:rPr>
+      </w:pPr>
+      <w:r>
+        <w:rPr>
+          <w:rFonts w:ascii="Times New Roman" w:hAnsi="Times New Roman" w:cs="Times New Roman"/>
+          <w:sz w:val="24"/>
+          <w:szCs w:val="24"/>
+        </w:rPr>
+        <w:lastRenderedPageBreak/>
+        <w:t>Finally, we should update the simulation. We should include Governmental in distributeResources, count how many G’s there are. Add</w:t>
+      </w:r>
+      <w:r>
+        <w:rPr>
+          <w:rFonts w:ascii="Times New Roman" w:hAnsi="Times New Roman" w:cs="Times New Roman"/>
+          <w:sz w:val="24"/>
+          <w:szCs w:val="24"/>
+        </w:rPr>
+        <w:t xml:space="preserve"> Governmental to totalConsumers and make governmental to receive a part of population. Calculate how many law is distributed and assign to the zones. Finally, we should reset the law in the pool with setLaw(0). ALSO we shouldn’t forget to update the updateZonesAndAccumulate(), to update the level,</w:t>
+      </w:r>
+      <w:r>
+        <w:rPr>
+          <w:rFonts w:ascii="Times New Roman" w:hAnsi="Times New Roman" w:cs="Times New Roman"/>
+          <w:sz w:val="24"/>
+          <w:szCs w:val="24"/>
+        </w:rPr>
+        <w:t xml:space="preserve"> log its output generation, and add its generated law to the pool</w:t>
+      </w:r>
+      <w:r>
+        <w:rPr>
+          <w:rFonts w:ascii="Times New Roman" w:hAnsi="Times New Roman" w:cs="Times New Roman"/>
+          <w:sz w:val="24"/>
+          <w:szCs w:val="24"/>
+        </w:rPr>
+        <w:t xml:space="preserve"> without forgetting to updating the print messages in other zone subtypes to add the level 4 update messages.</w:t>
+      </w:r>
+    </w:p>
+    <w:p>
+      <w:pPr>
+        <w:rPr>
+          <w:rFonts w:ascii="Times New Roman" w:hAnsi="Times New Roman" w:cs="Times New Roman"/>
+          <w:sz w:val="24"/>
+          <w:szCs w:val="24"/>
+        </w:rPr>
+      </w:pPr>
+    </w:p>
+    <w:p>
+      <w:pPr>
+        <w:pStyle w:val="ListeParagraf"/>
+        <w:numPr>
+          <w:ilvl w:val="0"/>
+          <w:numId w:val="14"/>
+        </w:numPr>
+        <w:rPr>
+          <w:rFonts w:ascii="Times New Roman" w:hAnsi="Times New Roman" w:cs="Times New Roman"/>
+          <w:i/>
+          <w:iCs/>
+          <w:sz w:val="24"/>
+          <w:szCs w:val="24"/>
+        </w:rPr>
+      </w:pPr>
+      <w:r>
+        <w:rPr>
+          <w:rFonts w:ascii="Times New Roman" w:hAnsi="Times New Roman" w:cs="Times New Roman"/>
+          <w:i/>
+          <w:iCs/>
+          <w:sz w:val="24"/>
+          <w:szCs w:val="24"/>
+        </w:rPr>
+        <w:t xml:space="preserve">Implementation of </w:t>
+      </w:r>
+      <w:r>
+        <w:rPr>
+          <w:rFonts w:ascii="Times New Roman" w:hAnsi="Times New Roman" w:cs="Times New Roman"/>
+          <w:i/>
+          <w:iCs/>
+          <w:sz w:val="24"/>
+          <w:szCs w:val="24"/>
+        </w:rPr>
+        <w:t xml:space="preserve">new Service </w:t>
+      </w:r>
+      <w:r>
+        <w:rPr>
+          <w:rFonts w:ascii="Times New Roman" w:hAnsi="Times New Roman" w:cs="Times New Roman"/>
+          <w:i/>
+          <w:iCs/>
+          <w:sz w:val="24"/>
+          <w:szCs w:val="24"/>
+        </w:rPr>
+        <w:t>Parks</w:t>
+      </w:r>
+    </w:p>
+    <w:p>
+      <w:pPr>
+        <w:pStyle w:val="ListeParagraf"/>
+        <w:rPr>
+          <w:rFonts w:ascii="Times New Roman" w:hAnsi="Times New Roman" w:cs="Times New Roman"/>
+          <w:i/>
+          <w:iCs/>
+          <w:sz w:val="24"/>
+          <w:szCs w:val="24"/>
+        </w:rPr>
+      </w:pPr>
+    </w:p>
+    <w:p>
+      <w:pPr>
+        <w:pStyle w:val="ListeParagraf"/>
+        <w:numPr>
+          <w:ilvl w:val="0"/>
+          <w:numId w:val="19"/>
+        </w:numPr>
+        <w:rPr>
+          <w:rFonts w:ascii="Times New Roman" w:hAnsi="Times New Roman" w:cs="Times New Roman"/>
+          <w:sz w:val="24"/>
+          <w:szCs w:val="24"/>
+        </w:rPr>
+      </w:pPr>
+      <w:r>
+        <w:rPr>
+          <w:rFonts w:ascii="Times New Roman" w:hAnsi="Times New Roman" w:cs="Times New Roman"/>
+          <w:sz w:val="24"/>
+          <w:szCs w:val="24"/>
+        </w:rPr>
+        <w:t>Fir</w:t>
+      </w:r>
+      <w:r>
+        <w:rPr>
+          <w:rFonts w:ascii="Times New Roman" w:hAnsi="Times New Roman" w:cs="Times New Roman"/>
+          <w:sz w:val="24"/>
+          <w:szCs w:val="24"/>
+        </w:rPr>
+        <w:t>st, we create a new Park class extending Service.</w:t>
+      </w:r>
+    </w:p>
+    <w:p>
+      <w:pPr>
+        <w:pStyle w:val="ListeParagraf"/>
+        <w:numPr>
+          <w:ilvl w:val="0"/>
+          <w:numId w:val="19"/>
+        </w:numPr>
+        <w:rPr>
+          <w:rFonts w:ascii="Times New Roman" w:hAnsi="Times New Roman" w:cs="Times New Roman"/>
+          <w:sz w:val="24"/>
+          <w:szCs w:val="24"/>
+        </w:rPr>
+      </w:pPr>
+      <w:r>
+        <w:rPr>
+          <w:rFonts w:ascii="Times New Roman" w:hAnsi="Times New Roman" w:cs="Times New Roman"/>
+          <w:sz w:val="24"/>
+          <w:szCs w:val="24"/>
+        </w:rPr>
+        <w:t xml:space="preserve">In its constructor, we need to add a custom radius, a symbol, (P and R is used so we can use A or K). </w:t>
+      </w:r>
+      <w:r>
+        <w:rPr>
+          <w:rFonts w:ascii="Times New Roman" w:hAnsi="Times New Roman" w:cs="Times New Roman"/>
+          <w:sz w:val="24"/>
+          <w:szCs w:val="24"/>
+        </w:rPr>
+        <w:t>We need to add the new service type Recreational, too.</w:t>
+      </w:r>
+    </w:p>
+    <w:p>
+      <w:pPr>
+        <w:pStyle w:val="ListeParagraf"/>
+        <w:numPr>
+          <w:ilvl w:val="0"/>
+          <w:numId w:val="19"/>
+        </w:numPr>
+        <w:rPr>
+          <w:rFonts w:ascii="Times New Roman" w:hAnsi="Times New Roman" w:cs="Times New Roman"/>
+          <w:sz w:val="24"/>
+          <w:szCs w:val="24"/>
+        </w:rPr>
+      </w:pPr>
+      <w:r>
+        <w:rPr>
+          <w:rFonts w:ascii="Times New Roman" w:hAnsi="Times New Roman" w:cs="Times New Roman"/>
+          <w:sz w:val="24"/>
+          <w:szCs w:val="24"/>
+        </w:rPr>
+        <w:t>Add case A or K to the switch case in generateCells() that assign the Park class.</w:t>
+      </w:r>
+    </w:p>
+    <w:p>
+      <w:pPr>
+        <w:pStyle w:val="ListeParagraf"/>
+        <w:numPr>
+          <w:ilvl w:val="0"/>
+          <w:numId w:val="19"/>
+        </w:numPr>
+        <w:rPr>
+          <w:rFonts w:ascii="Times New Roman" w:hAnsi="Times New Roman" w:cs="Times New Roman"/>
+          <w:sz w:val="24"/>
+          <w:szCs w:val="24"/>
+        </w:rPr>
+      </w:pPr>
+      <w:r>
+        <w:rPr>
+          <w:rFonts w:ascii="Times New Roman" w:hAnsi="Times New Roman" w:cs="Times New Roman"/>
+          <w:sz w:val="24"/>
+          <w:szCs w:val="24"/>
+        </w:rPr>
+        <w:t>In resetTurnData() method, add the new service name to the currentServices map to reset it properly every tick.</w:t>
+      </w:r>
+    </w:p>
+    <w:p>
+      <w:pPr>
+        <w:pStyle w:val="ListeParagraf"/>
+        <w:numPr>
+          <w:ilvl w:val="0"/>
+          <w:numId w:val="19"/>
+        </w:numPr>
+        <w:rPr>
+          <w:rFonts w:ascii="Times New Roman" w:hAnsi="Times New Roman" w:cs="Times New Roman"/>
+          <w:sz w:val="24"/>
+          <w:szCs w:val="24"/>
+        </w:rPr>
+      </w:pPr>
+      <w:r>
+        <w:rPr>
+          <w:rFonts w:ascii="Times New Roman" w:hAnsi="Times New Roman" w:cs="Times New Roman"/>
+          <w:sz w:val="24"/>
+          <w:szCs w:val="24"/>
+        </w:rPr>
+        <w:t>If any zone require the new Recreational service to level up, we should update their updateLevelAndOutput() to recieve the service status.</w:t>
+      </w:r>
+    </w:p>
+    <w:p>
+      <w:pPr>
+        <w:pStyle w:val="ListeParagraf"/>
+        <w:numPr>
+          <w:ilvl w:val="0"/>
+          <w:numId w:val="19"/>
+        </w:numPr>
+        <w:rPr>
+          <w:rFonts w:ascii="Times New Roman" w:hAnsi="Times New Roman" w:cs="Times New Roman"/>
+          <w:sz w:val="24"/>
+          <w:szCs w:val="24"/>
+        </w:rPr>
+      </w:pPr>
+      <w:r>
+        <w:rPr>
+          <w:rFonts w:ascii="Times New Roman" w:hAnsi="Times New Roman" w:cs="Times New Roman"/>
+          <w:sz w:val="24"/>
+          <w:szCs w:val="24"/>
+        </w:rPr>
+        <w:t>And we can change the updateLevelAndOutput() of different zones for their Recreational requirements for different levels.</w:t>
+      </w:r>
+    </w:p>
+    <w:p>
+      <w:pPr>
+        <w:pStyle w:val="ListeParagraf"/>
+        <w:numPr>
+          <w:ilvl w:val="2"/>
+          <w:numId w:val="14"/>
+        </w:numPr>
+        <w:rPr>
+          <w:rFonts w:ascii="Times New Roman" w:hAnsi="Times New Roman" w:cs="Times New Roman"/>
+          <w:sz w:val="24"/>
+          <w:szCs w:val="24"/>
+        </w:rPr>
+      </w:pPr>
+      <w:r>
+        <w:rPr>
+          <w:rFonts w:ascii="Times New Roman" w:hAnsi="Times New Roman" w:cs="Times New Roman"/>
+          <w:i/>
+          <w:iCs/>
+          <w:sz w:val="24"/>
+          <w:szCs w:val="24"/>
+        </w:rPr>
+        <w:t>(Creating new service classes are easier than creating a new Zone class because of the distribution systems.)</w:t>
+      </w:r>
+    </w:p>
+    <w:p>
+      <w:pPr>
+        <w:rPr>
+          <w:rFonts w:ascii="Times New Roman" w:hAnsi="Times New Roman" w:cs="Times New Roman"/>
+          <w:sz w:val="24"/>
+          <w:szCs w:val="24"/>
+        </w:rPr>
+      </w:pPr>
+    </w:p>
+    <w:p>
+      <w:pPr>
+        <w:rPr>
+          <w:rFonts w:ascii="Times New Roman" w:hAnsi="Times New Roman" w:cs="Times New Roman"/>
+          <w:sz w:val="24"/>
+          <w:szCs w:val="24"/>
+        </w:rPr>
+      </w:pPr>
+      <w:r>
+        <w:rPr>
+          <w:rFonts w:ascii="Times New Roman" w:hAnsi="Times New Roman" w:cs="Times New Roman"/>
+          <w:sz w:val="24"/>
+          <w:szCs w:val="24"/>
+        </w:rPr>
+        <w:t>-----------------------------------------------------------------------------------------------------------------</w:t>
+      </w:r>
+    </w:p>
+    <w:p>
+      <w:pPr>
+        <w:rPr>
+          <w:rFonts w:ascii="Times New Roman" w:hAnsi="Times New Roman" w:cs="Times New Roman"/>
+          <w:sz w:val="24"/>
+          <w:szCs w:val="24"/>
+        </w:rPr>
+      </w:pPr>
+    </w:p>
+    <w:p>
+      <w:pPr>
+        <w:rPr>
+          <w:rFonts w:ascii="Times New Roman" w:hAnsi="Times New Roman" w:cs="Times New Roman"/>
+          <w:b/>
+          <w:bCs/>
+          <w:sz w:val="24"/>
+          <w:szCs w:val="24"/>
+        </w:rPr>
+      </w:pPr>
+      <w:r>
+        <w:rPr>
+          <w:rFonts w:ascii="Times New Roman" w:hAnsi="Times New Roman" w:cs="Times New Roman"/>
+          <w:b/>
+          <w:bCs/>
+          <w:sz w:val="24"/>
+          <w:szCs w:val="24"/>
+        </w:rPr>
+        <w:t xml:space="preserve">3- </w:t>
+      </w:r>
+      <w:r>
+        <w:rPr>
+          <w:rFonts w:ascii="Times New Roman" w:hAnsi="Times New Roman" w:cs="Times New Roman"/>
+          <w:b/>
+          <w:bCs/>
+          <w:sz w:val="24"/>
+          <w:szCs w:val="24"/>
+        </w:rPr>
+        <w:t>State where in your code you have used memory-resident structures or generic types.</w:t>
+      </w:r>
+    </w:p>
+    <w:p>
+      <w:pPr>
+        <w:rPr>
+          <w:rFonts w:ascii="Times New Roman" w:hAnsi="Times New Roman" w:cs="Times New Roman"/>
+          <w:b/>
+          <w:bCs/>
+          <w:sz w:val="24"/>
+          <w:szCs w:val="24"/>
+        </w:rPr>
+      </w:pPr>
+      <w:r>
+        <w:rPr>
+          <w:rFonts w:ascii="Times New Roman" w:hAnsi="Times New Roman" w:cs="Times New Roman"/>
+          <w:b/>
+          <w:bCs/>
+          <w:sz w:val="24"/>
+          <w:szCs w:val="24"/>
+        </w:rPr>
+        <w:t xml:space="preserve">-*-*-*-*-*-*-*-*-*-*-*-*-*-*-*- [ </w:t>
+      </w:r>
+      <w:r>
+        <w:rPr>
+          <w:rFonts w:ascii="Times New Roman" w:hAnsi="Times New Roman" w:cs="Times New Roman"/>
+          <w:b/>
+          <w:bCs/>
+          <w:sz w:val="24"/>
+          <w:szCs w:val="24"/>
+        </w:rPr>
+        <w:t xml:space="preserve">Answer to question </w:t>
+      </w:r>
+      <w:r>
+        <w:rPr>
+          <w:rFonts w:ascii="Times New Roman" w:hAnsi="Times New Roman" w:cs="Times New Roman"/>
+          <w:b/>
+          <w:bCs/>
+          <w:sz w:val="24"/>
+          <w:szCs w:val="24"/>
+        </w:rPr>
+        <w:t>3</w:t>
+      </w:r>
+      <w:r>
+        <w:rPr>
+          <w:rFonts w:ascii="Times New Roman" w:hAnsi="Times New Roman" w:cs="Times New Roman"/>
+          <w:b/>
+          <w:bCs/>
+          <w:sz w:val="24"/>
+          <w:szCs w:val="24"/>
+        </w:rPr>
+        <w:t xml:space="preserve"> ] -*-*-*-*-*-*-*-*-*-*-*-*-*-*-*-*-</w:t>
+      </w:r>
+    </w:p>
+    <w:p>
+      <w:pPr>
+        <w:rPr>
+          <w:rFonts w:ascii="Times New Roman" w:hAnsi="Times New Roman" w:cs="Times New Roman"/>
+          <w:b/>
+          <w:bCs/>
+          <w:sz w:val="24"/>
+          <w:szCs w:val="24"/>
+        </w:rPr>
+      </w:pPr>
+      <w:r>
+        <w:rPr>
+          <w:rFonts w:ascii="Times New Roman" w:hAnsi="Times New Roman" w:cs="Times New Roman"/>
+          <w:b/>
+          <w:bCs/>
+          <w:sz w:val="24"/>
+          <w:szCs w:val="24"/>
+        </w:rPr>
+        <w:t>-&gt;</w:t>
+      </w:r>
+    </w:p>
+    <w:p>
+      <w:pPr>
+        <w:rPr>
+          <w:rFonts w:ascii="Times New Roman" w:hAnsi="Times New Roman" w:cs="Times New Roman"/>
+          <w:b/>
+          <w:bCs/>
+          <w:sz w:val="24"/>
+          <w:szCs w:val="24"/>
+        </w:rPr>
+      </w:pPr>
+    </w:p>
+    <w:p>
+      <w:pPr>
+        <w:rPr>
+          <w:rFonts w:ascii="Times New Roman" w:hAnsi="Times New Roman" w:cs="Times New Roman"/>
+          <w:b/>
+          <w:bCs/>
+          <w:sz w:val="24"/>
+          <w:szCs w:val="24"/>
+        </w:rPr>
+      </w:pPr>
+    </w:p>
+    <w:p>
+      <w:pPr>
+        <w:rPr>
+          <w:rFonts w:ascii="Times New Roman" w:hAnsi="Times New Roman" w:cs="Times New Roman"/>
+          <w:b/>
+          <w:bCs/>
+          <w:sz w:val="24"/>
+          <w:szCs w:val="24"/>
+        </w:rPr>
+      </w:pPr>
+      <w:r>
+        <w:rPr>
+          <w:rFonts w:ascii="Times New Roman" w:hAnsi="Times New Roman" w:cs="Times New Roman"/>
+          <w:b/>
+          <w:bCs/>
+          <w:sz w:val="24"/>
+          <w:szCs w:val="24"/>
+        </w:rPr>
+        <w:t xml:space="preserve">4- </w:t>
+      </w:r>
+      <w:r>
+        <w:rPr>
+          <w:rFonts w:ascii="Times New Roman" w:hAnsi="Times New Roman" w:cs="Times New Roman"/>
+          <w:b/>
+          <w:bCs/>
+          <w:sz w:val="24"/>
+          <w:szCs w:val="24"/>
+        </w:rPr>
+        <w:t>State where in your code you have used lambdas or packaged units.</w:t>
+      </w:r>
+    </w:p>
+    <w:p>
+      <w:pPr>
+        <w:rPr>
+          <w:rFonts w:ascii="Times New Roman" w:hAnsi="Times New Roman" w:cs="Times New Roman"/>
+          <w:b/>
+          <w:bCs/>
+          <w:sz w:val="24"/>
+          <w:szCs w:val="24"/>
+        </w:rPr>
+      </w:pPr>
+      <w:r>
+        <w:rPr>
+          <w:rFonts w:ascii="Times New Roman" w:hAnsi="Times New Roman" w:cs="Times New Roman"/>
+          <w:b/>
+          <w:bCs/>
+          <w:sz w:val="24"/>
+          <w:szCs w:val="24"/>
+        </w:rPr>
+        <w:t xml:space="preserve">-*-*-*-*-*-*-*-*-*-*-*-*-*-*-*- [ </w:t>
+      </w:r>
+      <w:r>
+        <w:rPr>
+          <w:rFonts w:ascii="Times New Roman" w:hAnsi="Times New Roman" w:cs="Times New Roman"/>
+          <w:b/>
+          <w:bCs/>
+          <w:sz w:val="24"/>
+          <w:szCs w:val="24"/>
+        </w:rPr>
+        <w:t xml:space="preserve">Answer to question </w:t>
+      </w:r>
+      <w:r>
+        <w:rPr>
+          <w:rFonts w:ascii="Times New Roman" w:hAnsi="Times New Roman" w:cs="Times New Roman"/>
+          <w:b/>
+          <w:bCs/>
+          <w:sz w:val="24"/>
+          <w:szCs w:val="24"/>
+        </w:rPr>
+        <w:t>4</w:t>
+      </w:r>
+      <w:r>
+        <w:rPr>
+          <w:rFonts w:ascii="Times New Roman" w:hAnsi="Times New Roman" w:cs="Times New Roman"/>
+          <w:b/>
+          <w:bCs/>
+          <w:sz w:val="24"/>
+          <w:szCs w:val="24"/>
+        </w:rPr>
+        <w:t xml:space="preserve"> ] -*-*-*-*-*-*-*-*-*-*-*-*-*-*-*-*-</w:t>
+      </w:r>
+    </w:p>
+    <w:p>
+      <w:pPr>
+        <w:rPr>
+          <w:rFonts w:ascii="Times New Roman" w:hAnsi="Times New Roman" w:cs="Times New Roman"/>
+          <w:b/>
+          <w:bCs/>
+          <w:sz w:val="24"/>
+          <w:szCs w:val="24"/>
+        </w:rPr>
+      </w:pPr>
+      <w:r>
+        <w:rPr>
+          <w:rFonts w:ascii="Times New Roman" w:hAnsi="Times New Roman" w:cs="Times New Roman"/>
+          <w:b/>
+          <w:bCs/>
+          <w:sz w:val="24"/>
+          <w:szCs w:val="24"/>
+        </w:rPr>
+        <w:t>-&gt;</w:t>
+      </w:r>
+    </w:p>
+    <w:p>
+      <w:pPr>
+        <w:rPr>
+          <w:rFonts w:ascii="Times New Roman" w:hAnsi="Times New Roman" w:cs="Times New Roman"/>
+          <w:b/>
+          <w:bCs/>
+          <w:sz w:val="24"/>
+          <w:szCs w:val="24"/>
+        </w:rPr>
+      </w:pPr>
+    </w:p>
+    <w:p>
+      <w:pPr>
+        <w:rPr>
+          <w:rFonts w:ascii="Times New Roman" w:hAnsi="Times New Roman" w:cs="Times New Roman"/>
+          <w:b/>
+          <w:bCs/>
+          <w:sz w:val="24"/>
+          <w:szCs w:val="24"/>
+        </w:rPr>
+      </w:pPr>
+      <w:r>
+        <w:rPr>
+          <w:rFonts w:ascii="Times New Roman" w:hAnsi="Times New Roman" w:cs="Times New Roman"/>
+          <w:b/>
+          <w:bCs/>
+          <w:sz w:val="24"/>
+          <w:szCs w:val="24"/>
+        </w:rPr>
+        <w:t xml:space="preserve">5- </w:t>
+      </w:r>
+      <w:r>
+        <w:rPr>
+          <w:rFonts w:ascii="Times New Roman" w:hAnsi="Times New Roman" w:cs="Times New Roman"/>
+          <w:b/>
+          <w:bCs/>
+          <w:sz w:val="24"/>
+          <w:szCs w:val="24"/>
+        </w:rPr>
+        <w:t>Describe how your code handles the map files to create the map in your program.</w:t>
+      </w:r>
+    </w:p>
+    <w:p>
+      <w:pPr>
+        <w:rPr>
+          <w:rFonts w:ascii="Times New Roman" w:hAnsi="Times New Roman" w:cs="Times New Roman"/>
+          <w:b/>
+          <w:bCs/>
+          <w:sz w:val="24"/>
+          <w:szCs w:val="24"/>
+        </w:rPr>
+      </w:pPr>
+      <w:r>
+        <w:rPr>
+          <w:rFonts w:ascii="Times New Roman" w:hAnsi="Times New Roman" w:cs="Times New Roman"/>
+          <w:b/>
+          <w:bCs/>
+          <w:sz w:val="24"/>
+          <w:szCs w:val="24"/>
+        </w:rPr>
+        <w:t xml:space="preserve">-*-*-*-*-*-*-*-*-*-*-*-*-*-*-*- [ </w:t>
+      </w:r>
+      <w:r>
+        <w:rPr>
+          <w:rFonts w:ascii="Times New Roman" w:hAnsi="Times New Roman" w:cs="Times New Roman"/>
+          <w:b/>
+          <w:bCs/>
+          <w:sz w:val="24"/>
+          <w:szCs w:val="24"/>
+        </w:rPr>
+        <w:t xml:space="preserve">Answer to question </w:t>
+      </w:r>
+      <w:r>
+        <w:rPr>
+          <w:rFonts w:ascii="Times New Roman" w:hAnsi="Times New Roman" w:cs="Times New Roman"/>
+          <w:b/>
+          <w:bCs/>
+          <w:sz w:val="24"/>
+          <w:szCs w:val="24"/>
+        </w:rPr>
+        <w:t>5</w:t>
+      </w:r>
+      <w:r>
+        <w:rPr>
+          <w:rFonts w:ascii="Times New Roman" w:hAnsi="Times New Roman" w:cs="Times New Roman"/>
+          <w:b/>
+          <w:bCs/>
+          <w:sz w:val="24"/>
+          <w:szCs w:val="24"/>
+        </w:rPr>
+        <w:t xml:space="preserve"> ] -*-*-*-*-*-*-*-*-*-*-*-*-*-*-*-*-</w:t>
+      </w:r>
+    </w:p>
+    <w:p>
+      <w:pPr>
+        <w:rPr>
+          <w:rFonts w:ascii="Times New Roman" w:hAnsi="Times New Roman" w:cs="Times New Roman"/>
+          <w:b/>
+          <w:bCs/>
+          <w:sz w:val="24"/>
+          <w:szCs w:val="24"/>
+        </w:rPr>
+      </w:pPr>
+      <w:r>
+        <w:rPr>
+          <w:rFonts w:ascii="Times New Roman" w:hAnsi="Times New Roman" w:cs="Times New Roman"/>
+          <w:b/>
+          <w:bCs/>
+          <w:sz w:val="24"/>
+          <w:szCs w:val="24"/>
+        </w:rPr>
+        <w:lastRenderedPageBreak/>
+        <w:t>-&gt;</w:t>
+      </w:r>
+    </w:p>
+    <w:p>
+      <w:pPr>
+        <w:rPr>
+          <w:rFonts w:ascii="Times New Roman" w:hAnsi="Times New Roman" w:cs="Times New Roman"/>
+          <w:b/>
+          <w:bCs/>
+          <w:sz w:val="24"/>
+          <w:szCs w:val="24"/>
+        </w:rPr>
+      </w:pPr>
+      <w:r>
+        <w:rPr>
+          <w:rFonts w:ascii="Times New Roman" w:hAnsi="Times New Roman" w:cs="Times New Roman"/>
+          <w:b/>
+          <w:bCs/>
+          <w:sz w:val="24"/>
+          <w:szCs w:val="24"/>
+        </w:rPr>
+        <w:t xml:space="preserve">6- </w:t>
+      </w:r>
+      <w:r>
+        <w:rPr>
+          <w:rFonts w:ascii="Times New Roman" w:hAnsi="Times New Roman" w:cs="Times New Roman"/>
+          <w:b/>
+          <w:bCs/>
+          <w:sz w:val="24"/>
+          <w:szCs w:val="24"/>
+        </w:rPr>
+        <w:t>Write a postmortem section. A postmortem discusses what went right and what went wrong in your project. Did you come across any common pitfalls? If so, how did you recover? If not, what did you do to not fall into these pitfalls?</w:t>
+      </w:r>
+    </w:p>
+    <w:p>
+      <w:pPr>
+        <w:rPr>
+          <w:rFonts w:ascii="Times New Roman" w:hAnsi="Times New Roman" w:cs="Times New Roman"/>
+          <w:b/>
+          <w:bCs/>
+          <w:sz w:val="24"/>
+          <w:szCs w:val="24"/>
+        </w:rPr>
+      </w:pPr>
+      <w:r>
+        <w:rPr>
+          <w:rFonts w:ascii="Times New Roman" w:hAnsi="Times New Roman" w:cs="Times New Roman"/>
+          <w:b/>
+          <w:bCs/>
+          <w:sz w:val="24"/>
+          <w:szCs w:val="24"/>
+        </w:rPr>
+        <w:t xml:space="preserve">-*-*-*-*-*-*-*-*-*-*-*-*-*-*-*- [ </w:t>
+      </w:r>
+      <w:r>
+        <w:rPr>
+          <w:rFonts w:ascii="Times New Roman" w:hAnsi="Times New Roman" w:cs="Times New Roman"/>
+          <w:b/>
+          <w:bCs/>
+          <w:sz w:val="24"/>
+          <w:szCs w:val="24"/>
+        </w:rPr>
+        <w:t>Postmortem</w:t>
+      </w:r>
+      <w:r>
+        <w:rPr>
+          <w:rFonts w:ascii="Times New Roman" w:hAnsi="Times New Roman" w:cs="Times New Roman"/>
+          <w:b/>
+          <w:bCs/>
+          <w:sz w:val="24"/>
+          <w:szCs w:val="24"/>
+        </w:rPr>
+        <w:t xml:space="preserve"> ] -*-*-*-*-*-*-*-*-*-*-*-*-*-*-*-*-</w:t>
+      </w:r>
+    </w:p>
+    <w:p>
+      <w:pPr>
+        <w:rPr>
+          <w:rFonts w:ascii="Times New Roman" w:hAnsi="Times New Roman" w:cs="Times New Roman"/>
+          <w:sz w:val="24"/>
+          <w:szCs w:val="24"/>
+        </w:rPr>
+      </w:pPr>
+      <w:r>
+        <w:rPr>
+          <w:rFonts w:ascii="Times New Roman" w:hAnsi="Times New Roman" w:cs="Times New Roman"/>
+          <w:sz w:val="24"/>
+          <w:szCs w:val="24"/>
+        </w:rPr>
+        <w:t xml:space="preserve">-&gt; Firsty, it was hard for our team to get contacts. </w:t>
+      </w:r>
+      <w:r>
+        <w:rPr>
+          <w:rFonts w:ascii="Times New Roman" w:hAnsi="Times New Roman" w:cs="Times New Roman"/>
+          <w:sz w:val="24"/>
+          <w:szCs w:val="24"/>
+        </w:rPr>
+        <w:t>Communication was a big problem since we didn’t know each other before. After getting the phone numbers of each other, we planned to meet up to talk about the project but couldnt meet alltogether because of the differences in our daily plans and course schedules. After making the github repository, it was hard to start the project because there wasn’t a structure to begin with. With the help of Gökberk, the initial structure was done and it was easier to do stuff after that.</w:t>
+      </w:r>
+      <w:r>
+        <w:rPr>
+          <w:rFonts w:ascii="Times New Roman" w:hAnsi="Times New Roman" w:cs="Times New Roman"/>
+          <w:sz w:val="24"/>
+          <w:szCs w:val="24"/>
+        </w:rPr>
+        <w:br/>
+        <w:t xml:space="preserve">Doing a project with other people is hard because you dont really think about all of the project when you are doing a spesific part of a class. For example the Zones part, Services part and </w:t>
+      </w:r>
+      <w:r>
+        <w:rPr>
+          <w:rFonts w:ascii="Times New Roman" w:hAnsi="Times New Roman" w:cs="Times New Roman"/>
+          <w:sz w:val="24"/>
+          <w:szCs w:val="24"/>
+        </w:rPr>
+        <w:t>UtilityProvider parts are all so much different and you need to know what the other team members did and understand it to continue what you are doing for some parts. Which is hard and time consuming.</w:t>
+      </w:r>
+    </w:p>
+    <w:p>
+      <w:pPr>
+        <w:rPr>
+          <w:rFonts w:ascii="Times New Roman" w:hAnsi="Times New Roman" w:cs="Times New Roman"/>
+          <w:sz w:val="24"/>
+          <w:szCs w:val="24"/>
+        </w:rPr>
+      </w:pPr>
+      <w:r>
+        <w:rPr>
+          <w:rFonts w:ascii="Times New Roman" w:hAnsi="Times New Roman" w:cs="Times New Roman"/>
+          <w:sz w:val="24"/>
+          <w:szCs w:val="24"/>
+        </w:rPr>
+        <w:br/>
+      </w:r>
+    </w:p>
+    <w:p>
+      <w:pPr>
+        <w:rPr>
+          <w:rFonts w:ascii="Times New Roman" w:hAnsi="Times New Roman" w:cs="Times New Roman"/>
+          <w:b/>
+          <w:bCs/>
+          <w:sz w:val="24"/>
+          <w:szCs w:val="24"/>
+        </w:rPr>
+      </w:pPr>
+      <w:r>
+        <w:rPr>
+          <w:rFonts w:ascii="Times New Roman" w:hAnsi="Times New Roman" w:cs="Times New Roman"/>
+          <w:b/>
+          <w:bCs/>
+          <w:sz w:val="24"/>
+          <w:szCs w:val="24"/>
+        </w:rPr>
+        <w:t xml:space="preserve">-*-*-*-*-*-*-*-*-*-*-*-*-*-*-*- [ </w:t>
+      </w:r>
+      <w:r>
+        <w:rPr>
+          <w:rFonts w:ascii="Times New Roman" w:hAnsi="Times New Roman" w:cs="Times New Roman"/>
+          <w:b/>
+          <w:bCs/>
+          <w:sz w:val="24"/>
+          <w:szCs w:val="24"/>
+        </w:rPr>
+        <w:t>References</w:t>
+      </w:r>
+      <w:r>
+        <w:rPr>
+          <w:rFonts w:ascii="Times New Roman" w:hAnsi="Times New Roman" w:cs="Times New Roman"/>
+          <w:b/>
+          <w:bCs/>
+          <w:sz w:val="24"/>
+          <w:szCs w:val="24"/>
+        </w:rPr>
+        <w:t xml:space="preserve"> ] -*-*-*-*-*-*-*-*-*-*-*-*-*-*-*-*-</w:t>
+      </w:r>
+    </w:p>
+    <w:p>
+      <w:pPr>
+        <w:rPr>
+          <w:rFonts w:ascii="Times New Roman" w:hAnsi="Times New Roman" w:cs="Times New Roman"/>
+          <w:sz w:val="24"/>
+          <w:szCs w:val="24"/>
+        </w:rPr>
+      </w:pPr>
+      <w:r>
+        <w:rPr>
+          <w:rFonts w:ascii="Times New Roman" w:hAnsi="Times New Roman" w:cs="Times New Roman"/>
+          <w:sz w:val="24"/>
+          <w:szCs w:val="24"/>
+        </w:rPr>
+        <w:t xml:space="preserve">-&gt; </w:t>
+      </w:r>
+      <w:r>
+        <w:rPr>
+          <w:rFonts w:ascii="Times New Roman" w:hAnsi="Times New Roman" w:cs="Times New Roman"/>
+          <w:sz w:val="24"/>
+          <w:szCs w:val="24"/>
+        </w:rPr>
+        <w:t xml:space="preserve">For making the </w:t>
+      </w:r>
+      <w:r>
+        <w:rPr>
+          <w:rFonts w:ascii="Times New Roman" w:hAnsi="Times New Roman" w:cs="Times New Roman"/>
+          <w:sz w:val="24"/>
+          <w:szCs w:val="24"/>
+        </w:rPr>
+        <w:t>Mindma</w:t>
+      </w:r>
+      <w:r>
+        <w:rPr>
+          <w:rFonts w:ascii="Times New Roman" w:hAnsi="Times New Roman" w:cs="Times New Roman"/>
+          <w:sz w:val="24"/>
+          <w:szCs w:val="24"/>
+        </w:rPr>
+        <w:t>p</w:t>
+      </w:r>
+      <w:r>
+        <w:rPr>
+          <w:rFonts w:ascii="Times New Roman" w:hAnsi="Times New Roman" w:cs="Times New Roman"/>
+          <w:sz w:val="24"/>
+          <w:szCs w:val="24"/>
+        </w:rPr>
+        <w:t>: whimsical.com</w:t>
+      </w:r>
+    </w:p>
+    <w:p>
+      <w:pPr>
+        <w:rPr>
+          <w:rFonts w:ascii="Times New Roman" w:hAnsi="Times New Roman" w:cs="Times New Roman"/>
+          <w:sz w:val="24"/>
+          <w:szCs w:val="24"/>
+        </w:rPr>
+      </w:pPr>
+      <w:r>
+        <w:rPr>
+          <w:rFonts w:ascii="Times New Roman" w:hAnsi="Times New Roman" w:cs="Times New Roman"/>
+          <w:sz w:val="24"/>
+          <w:szCs w:val="24"/>
+        </w:rPr>
+        <w:t xml:space="preserve">-&gt; </w:t>
+      </w:r>
+      <w:r>
+        <w:rPr>
+          <w:rFonts w:ascii="Times New Roman" w:hAnsi="Times New Roman" w:cs="Times New Roman"/>
+          <w:sz w:val="24"/>
+          <w:szCs w:val="24"/>
+        </w:rPr>
+        <w:t>What is HashSet</w:t>
+      </w:r>
+      <w:r>
+        <w:rPr>
+          <w:rFonts w:ascii="Times New Roman" w:hAnsi="Times New Roman" w:cs="Times New Roman"/>
+          <w:sz w:val="24"/>
+          <w:szCs w:val="24"/>
+        </w:rPr>
+        <w:t xml:space="preserve"> : https://medium.com/@Kolay.Zeka/c-dilinde-dictionary-ve-hashset-kullan%C4%B1m%C4%B1-ve-farklar%C4%B1-4048d7d5e</w:t>
+      </w:r>
+    </w:p>
+    <w:p>
+      <w:pPr>
+        <w:rPr>
+          <w:rFonts w:ascii="Times New Roman" w:hAnsi="Times New Roman" w:cs="Times New Roman"/>
+          <w:sz w:val="24"/>
+          <w:szCs w:val="24"/>
+        </w:rPr>
+      </w:pPr>
+      <w:r>
+        <w:rPr>
+          <w:rFonts w:ascii="Times New Roman" w:hAnsi="Times New Roman" w:cs="Times New Roman"/>
+          <w:sz w:val="24"/>
+          <w:szCs w:val="24"/>
+        </w:rPr>
+        <w:t xml:space="preserve">-&gt; </w:t>
+      </w:r>
+      <w:r>
+        <w:rPr>
+          <w:rFonts w:ascii="Times New Roman" w:hAnsi="Times New Roman" w:cs="Times New Roman"/>
+          <w:sz w:val="24"/>
+          <w:szCs w:val="24"/>
+        </w:rPr>
+        <w:t>How to make a JRE file</w:t>
+      </w:r>
+      <w:r>
+        <w:rPr>
+          <w:rFonts w:ascii="Times New Roman" w:hAnsi="Times New Roman" w:cs="Times New Roman"/>
+          <w:sz w:val="24"/>
+          <w:szCs w:val="24"/>
+        </w:rPr>
+        <w:t xml:space="preserve"> : https://www.jetbrains.com/help/idea/compiling-applications.html</w:t>
+      </w:r>
+    </w:p>
+    <w:p>
+      <w:pPr>
+        <w:rPr>
+          <w:rFonts w:ascii="Times New Roman" w:hAnsi="Times New Roman" w:cs="Times New Roman"/>
+          <w:sz w:val="24"/>
+          <w:szCs w:val="24"/>
+        </w:rPr>
+      </w:pPr>
+      <w:r>
+        <w:rPr>
+          <w:rFonts w:ascii="Times New Roman" w:hAnsi="Times New Roman" w:cs="Times New Roman"/>
+          <w:sz w:val="24"/>
+          <w:szCs w:val="24"/>
+        </w:rPr>
+        <w:t>-&gt; System.setOut : https://www.tutorialspoint.com/java/lang/system_setout.htm</w:t>
+      </w:r>
+    </w:p>
+    <w:p>
+      <w:pPr>
+        <w:rPr>
+          <w:rFonts w:ascii="Times New Roman" w:hAnsi="Times New Roman" w:cs="Times New Roman"/>
+          <w:b/>
+          <w:bCs/>
+          <w:sz w:val="24"/>
+          <w:szCs w:val="24"/>
+        </w:rPr>
+      </w:pPr>
+    </w:p>
+    <w:p>
+      <w:pPr>
+        <w:rPr>
+          <w:rFonts w:ascii="Times New Roman" w:hAnsi="Times New Roman" w:cs="Times New Roman"/>
+          <w:b/>
+          <w:bCs/>
+          <w:sz w:val="24"/>
+          <w:szCs w:val="24"/>
+        </w:rPr>
+      </w:pPr>
+    </w:p>
+    <w:p>
+      <w:pPr>
+        <w:rPr>
+          <w:rFonts w:ascii="Times New Roman" w:hAnsi="Times New Roman" w:cs="Times New Roman"/>
+          <w:b/>
+          <w:bCs/>
+          <w:sz w:val="24"/>
+          <w:szCs w:val="24"/>
+        </w:rPr>
+      </w:pPr>
+    </w:p>
+    <w:p>
+      <w:pPr>
+        <w:rPr>
+          <w:rFonts w:ascii="Times New Roman" w:hAnsi="Times New Roman" w:cs="Times New Roman"/>
+          <w:sz w:val="24"/>
+          <w:szCs w:val="24"/>
+        </w:rPr>
+      </w:pPr>
+    </w:p>
+    <w:p>
+      <w:pPr>
+        <w:rPr>
+          <w:rFonts w:ascii="Times New Roman" w:hAnsi="Times New Roman" w:cs="Times New Roman"/>
           <w:sz w:val="24"/>
           <w:szCs w:val="24"/>
         </w:rPr>
@@ -2840,7 +4260,7 @@
   <w:abstractNum w:abstractNumId="1" w15:restartNumberingAfterBreak="0">
     <w:nsid w:val="07A746F8"/>
     <w:multiLevelType w:val="multilevel"/>
-    <w:tmpl w:val="B64E3DEC"/>
+    <w:tmpl w:val="F4CAA10E"/>
     <w:lvl w:ilvl="0">
       <w:start w:val="1"/>
       <w:numFmt w:val="bullet"/>
@@ -2873,20 +4293,15 @@
         <w:sz w:val="20"/>
       </w:rPr>
     </w:lvl>
-    <w:lvl w:ilvl="2" w:tentative="1">
-      <w:start w:val="1"/>
-      <w:numFmt w:val="bullet"/>
-      <w:lvlText w:val=""/>
-      <w:lvlJc w:val="left"/>
-      <w:pPr>
-        <w:tabs>
-          <w:tab w:val="num" w:pos="2160"/>
-        </w:tabs>
+    <w:lvl w:ilvl="2">
+      <w:numFmt w:val="bullet"/>
+      <w:lvlText w:val="-"/>
+      <w:lvlJc w:val="left"/>
+      <w:pPr>
         <w:ind w:left="2160" w:hanging="360"/>
       </w:pPr>
       <w:rPr>
-        <w:rFonts w:ascii="Wingdings" w:hAnsi="Wingdings" w:hint="default"/>
-        <w:sz w:val="20"/>
+        <w:rFonts w:ascii="Times New Roman" w:eastAsiaTheme="minorHAnsi" w:hAnsi="Times New Roman" w:cs="Times New Roman" w:hint="default"/>
       </w:rPr>
     </w:lvl>
     <w:lvl w:ilvl="3" w:tentative="1">
@@ -2987,6 +4402,155 @@
     </w:lvl>
   </w:abstractNum>
   <w:abstractNum w:abstractNumId="2" w15:restartNumberingAfterBreak="0">
+    <w:nsid w:val="0B9161B9"/>
+    <w:multiLevelType w:val="multilevel"/>
+    <w:tmpl w:val="82D0D038"/>
+    <w:lvl w:ilvl="0">
+      <w:start w:val="1"/>
+      <w:numFmt w:val="bullet"/>
+      <w:lvlText w:val=""/>
+      <w:lvlJc w:val="left"/>
+      <w:pPr>
+        <w:tabs>
+          <w:tab w:val="num" w:pos="720"/>
+        </w:tabs>
+        <w:ind w:left="720" w:hanging="360"/>
+      </w:pPr>
+      <w:rPr>
+        <w:rFonts w:ascii="Symbol" w:hAnsi="Symbol" w:hint="default"/>
+        <w:sz w:val="20"/>
+      </w:rPr>
+    </w:lvl>
+    <w:lvl w:ilvl="1">
+      <w:start w:val="1"/>
+      <w:numFmt w:val="bullet"/>
+      <w:lvlText w:val="o"/>
+      <w:lvlJc w:val="left"/>
+      <w:pPr>
+        <w:tabs>
+          <w:tab w:val="num" w:pos="1440"/>
+        </w:tabs>
+        <w:ind w:left="1440" w:hanging="360"/>
+      </w:pPr>
+      <w:rPr>
+        <w:rFonts w:ascii="Courier New" w:hAnsi="Courier New" w:hint="default"/>
+        <w:sz w:val="20"/>
+      </w:rPr>
+    </w:lvl>
+    <w:lvl w:ilvl="2" w:tentative="1">
+      <w:start w:val="1"/>
+      <w:numFmt w:val="bullet"/>
+      <w:lvlText w:val=""/>
+      <w:lvlJc w:val="left"/>
+      <w:pPr>
+        <w:tabs>
+          <w:tab w:val="num" w:pos="2160"/>
+        </w:tabs>
+        <w:ind w:left="2160" w:hanging="360"/>
+      </w:pPr>
+      <w:rPr>
+        <w:rFonts w:ascii="Wingdings" w:hAnsi="Wingdings" w:hint="default"/>
+        <w:sz w:val="20"/>
+      </w:rPr>
+    </w:lvl>
+    <w:lvl w:ilvl="3" w:tentative="1">
+      <w:start w:val="1"/>
+      <w:numFmt w:val="bullet"/>
+      <w:lvlText w:val=""/>
+      <w:lvlJc w:val="left"/>
+      <w:pPr>
+        <w:tabs>
+          <w:tab w:val="num" w:pos="2880"/>
+        </w:tabs>
+        <w:ind w:left="2880" w:hanging="360"/>
+      </w:pPr>
+      <w:rPr>
+        <w:rFonts w:ascii="Wingdings" w:hAnsi="Wingdings" w:hint="default"/>
+        <w:sz w:val="20"/>
+      </w:rPr>
+    </w:lvl>
+    <w:lvl w:ilvl="4" w:tentative="1">
+      <w:start w:val="1"/>
+      <w:numFmt w:val="bullet"/>
+      <w:lvlText w:val=""/>
+      <w:lvlJc w:val="left"/>
+      <w:pPr>
+        <w:tabs>
+          <w:tab w:val="num" w:pos="3600"/>
+        </w:tabs>
+        <w:ind w:left="3600" w:hanging="360"/>
+      </w:pPr>
+      <w:rPr>
+        <w:rFonts w:ascii="Wingdings" w:hAnsi="Wingdings" w:hint="default"/>
+        <w:sz w:val="20"/>
+      </w:rPr>
+    </w:lvl>
+    <w:lvl w:ilvl="5" w:tentative="1">
+      <w:start w:val="1"/>
+      <w:numFmt w:val="bullet"/>
+      <w:lvlText w:val=""/>
+      <w:lvlJc w:val="left"/>
+      <w:pPr>
+        <w:tabs>
+          <w:tab w:val="num" w:pos="4320"/>
+        </w:tabs>
+        <w:ind w:left="4320" w:hanging="360"/>
+      </w:pPr>
+      <w:rPr>
+        <w:rFonts w:ascii="Wingdings" w:hAnsi="Wingdings" w:hint="default"/>
+        <w:sz w:val="20"/>
+      </w:rPr>
+    </w:lvl>
+    <w:lvl w:ilvl="6" w:tentative="1">
+      <w:start w:val="1"/>
+      <w:numFmt w:val="bullet"/>
+      <w:lvlText w:val=""/>
+      <w:lvlJc w:val="left"/>
+      <w:pPr>
+        <w:tabs>
+          <w:tab w:val="num" w:pos="5040"/>
+        </w:tabs>
+        <w:ind w:left="5040" w:hanging="360"/>
+      </w:pPr>
+      <w:rPr>
+        <w:rFonts w:ascii="Wingdings" w:hAnsi="Wingdings" w:hint="default"/>
+        <w:sz w:val="20"/>
+      </w:rPr>
+    </w:lvl>
+    <w:lvl w:ilvl="7" w:tentative="1">
+      <w:start w:val="1"/>
+      <w:numFmt w:val="bullet"/>
+      <w:lvlText w:val=""/>
+      <w:lvlJc w:val="left"/>
+      <w:pPr>
+        <w:tabs>
+          <w:tab w:val="num" w:pos="5760"/>
+        </w:tabs>
+        <w:ind w:left="5760" w:hanging="360"/>
+      </w:pPr>
+      <w:rPr>
+        <w:rFonts w:ascii="Wingdings" w:hAnsi="Wingdings" w:hint="default"/>
+        <w:sz w:val="20"/>
+      </w:rPr>
+    </w:lvl>
+    <w:lvl w:ilvl="8" w:tentative="1">
+      <w:start w:val="1"/>
+      <w:numFmt w:val="bullet"/>
+      <w:lvlText w:val=""/>
+      <w:lvlJc w:val="left"/>
+      <w:pPr>
+        <w:tabs>
+          <w:tab w:val="num" w:pos="6480"/>
+        </w:tabs>
+        <w:ind w:left="6480" w:hanging="360"/>
+      </w:pPr>
+      <w:rPr>
+        <w:rFonts w:ascii="Wingdings" w:hAnsi="Wingdings" w:hint="default"/>
+        <w:sz w:val="20"/>
+      </w:rPr>
+    </w:lvl>
+  </w:abstractNum>
+  <w:abstractNum w:abstractNumId="3" w15:restartNumberingAfterBreak="0">
     <w:nsid w:val="182B664C"/>
     <w:multiLevelType w:val="multilevel"/>
     <w:tmpl w:val="60B4408A"/>
@@ -3135,7 +4699,156 @@
       </w:rPr>
     </w:lvl>
   </w:abstractNum>
-  <w:abstractNum w:abstractNumId="3" w15:restartNumberingAfterBreak="0">
+  <w:abstractNum w:abstractNumId="4" w15:restartNumberingAfterBreak="0">
+    <w:nsid w:val="1C006055"/>
+    <w:multiLevelType w:val="multilevel"/>
+    <w:tmpl w:val="D9B8E7F4"/>
+    <w:lvl w:ilvl="0">
+      <w:start w:val="1"/>
+      <w:numFmt w:val="bullet"/>
+      <w:lvlText w:val=""/>
+      <w:lvlJc w:val="left"/>
+      <w:pPr>
+        <w:tabs>
+          <w:tab w:val="num" w:pos="720"/>
+        </w:tabs>
+        <w:ind w:left="720" w:hanging="360"/>
+      </w:pPr>
+      <w:rPr>
+        <w:rFonts w:ascii="Symbol" w:hAnsi="Symbol" w:hint="default"/>
+        <w:sz w:val="20"/>
+      </w:rPr>
+    </w:lvl>
+    <w:lvl w:ilvl="1">
+      <w:start w:val="1"/>
+      <w:numFmt w:val="bullet"/>
+      <w:lvlText w:val="o"/>
+      <w:lvlJc w:val="left"/>
+      <w:pPr>
+        <w:tabs>
+          <w:tab w:val="num" w:pos="1440"/>
+        </w:tabs>
+        <w:ind w:left="1440" w:hanging="360"/>
+      </w:pPr>
+      <w:rPr>
+        <w:rFonts w:ascii="Courier New" w:hAnsi="Courier New" w:hint="default"/>
+        <w:sz w:val="20"/>
+      </w:rPr>
+    </w:lvl>
+    <w:lvl w:ilvl="2">
+      <w:start w:val="1"/>
+      <w:numFmt w:val="bullet"/>
+      <w:lvlText w:val=""/>
+      <w:lvlJc w:val="left"/>
+      <w:pPr>
+        <w:tabs>
+          <w:tab w:val="num" w:pos="2160"/>
+        </w:tabs>
+        <w:ind w:left="2160" w:hanging="360"/>
+      </w:pPr>
+      <w:rPr>
+        <w:rFonts w:ascii="Wingdings" w:hAnsi="Wingdings" w:hint="default"/>
+        <w:sz w:val="20"/>
+      </w:rPr>
+    </w:lvl>
+    <w:lvl w:ilvl="3" w:tentative="1">
+      <w:start w:val="1"/>
+      <w:numFmt w:val="bullet"/>
+      <w:lvlText w:val=""/>
+      <w:lvlJc w:val="left"/>
+      <w:pPr>
+        <w:tabs>
+          <w:tab w:val="num" w:pos="2880"/>
+        </w:tabs>
+        <w:ind w:left="2880" w:hanging="360"/>
+      </w:pPr>
+      <w:rPr>
+        <w:rFonts w:ascii="Wingdings" w:hAnsi="Wingdings" w:hint="default"/>
+        <w:sz w:val="20"/>
+      </w:rPr>
+    </w:lvl>
+    <w:lvl w:ilvl="4" w:tentative="1">
+      <w:start w:val="1"/>
+      <w:numFmt w:val="bullet"/>
+      <w:lvlText w:val=""/>
+      <w:lvlJc w:val="left"/>
+      <w:pPr>
+        <w:tabs>
+          <w:tab w:val="num" w:pos="3600"/>
+        </w:tabs>
+        <w:ind w:left="3600" w:hanging="360"/>
+      </w:pPr>
+      <w:rPr>
+        <w:rFonts w:ascii="Wingdings" w:hAnsi="Wingdings" w:hint="default"/>
+        <w:sz w:val="20"/>
+      </w:rPr>
+    </w:lvl>
+    <w:lvl w:ilvl="5" w:tentative="1">
+      <w:start w:val="1"/>
+      <w:numFmt w:val="bullet"/>
+      <w:lvlText w:val=""/>
+      <w:lvlJc w:val="left"/>
+      <w:pPr>
+        <w:tabs>
+          <w:tab w:val="num" w:pos="4320"/>
+        </w:tabs>
+        <w:ind w:left="4320" w:hanging="360"/>
+      </w:pPr>
+      <w:rPr>
+        <w:rFonts w:ascii="Wingdings" w:hAnsi="Wingdings" w:hint="default"/>
+        <w:sz w:val="20"/>
+      </w:rPr>
+    </w:lvl>
+    <w:lvl w:ilvl="6" w:tentative="1">
+      <w:start w:val="1"/>
+      <w:numFmt w:val="bullet"/>
+      <w:lvlText w:val=""/>
+      <w:lvlJc w:val="left"/>
+      <w:pPr>
+        <w:tabs>
+          <w:tab w:val="num" w:pos="5040"/>
+        </w:tabs>
+        <w:ind w:left="5040" w:hanging="360"/>
+      </w:pPr>
+      <w:rPr>
+        <w:rFonts w:ascii="Wingdings" w:hAnsi="Wingdings" w:hint="default"/>
+        <w:sz w:val="20"/>
+      </w:rPr>
+    </w:lvl>
+    <w:lvl w:ilvl="7" w:tentative="1">
+      <w:start w:val="1"/>
+      <w:numFmt w:val="bullet"/>
+      <w:lvlText w:val=""/>
+      <w:lvlJc w:val="left"/>
+      <w:pPr>
+        <w:tabs>
+          <w:tab w:val="num" w:pos="5760"/>
+        </w:tabs>
+        <w:ind w:left="5760" w:hanging="360"/>
+      </w:pPr>
+      <w:rPr>
+        <w:rFonts w:ascii="Wingdings" w:hAnsi="Wingdings" w:hint="default"/>
+        <w:sz w:val="20"/>
+      </w:rPr>
+    </w:lvl>
+    <w:lvl w:ilvl="8" w:tentative="1">
+      <w:start w:val="1"/>
+      <w:numFmt w:val="bullet"/>
+      <w:lvlText w:val=""/>
+      <w:lvlJc w:val="left"/>
+      <w:pPr>
+        <w:tabs>
+          <w:tab w:val="num" w:pos="6480"/>
+        </w:tabs>
+        <w:ind w:left="6480" w:hanging="360"/>
+      </w:pPr>
+      <w:rPr>
+        <w:rFonts w:ascii="Wingdings" w:hAnsi="Wingdings" w:hint="default"/>
+        <w:sz w:val="20"/>
+      </w:rPr>
+    </w:lvl>
+  </w:abstractNum>
+  <w:abstractNum w:abstractNumId="5" w15:restartNumberingAfterBreak="0">
     <w:nsid w:val="1CA10839"/>
     <w:multiLevelType w:val="multilevel"/>
     <w:tmpl w:val="6C242588"/>
@@ -3248,7 +4961,7 @@
       </w:pPr>
     </w:lvl>
   </w:abstractNum>
-  <w:abstractNum w:abstractNumId="4" w15:restartNumberingAfterBreak="0">
+  <w:abstractNum w:abstractNumId="6" w15:restartNumberingAfterBreak="0">
     <w:nsid w:val="1F967D94"/>
     <w:multiLevelType w:val="hybridMultilevel"/>
     <w:tmpl w:val="2CE6BED4"/>
@@ -3360,7 +5073,7 @@
       </w:rPr>
     </w:lvl>
   </w:abstractNum>
-  <w:abstractNum w:abstractNumId="5" w15:restartNumberingAfterBreak="0">
+  <w:abstractNum w:abstractNumId="7" w15:restartNumberingAfterBreak="0">
     <w:nsid w:val="22012B1B"/>
     <w:multiLevelType w:val="multilevel"/>
     <w:tmpl w:val="D9589E4A"/>
@@ -3509,7 +5222,7 @@
       </w:rPr>
     </w:lvl>
   </w:abstractNum>
-  <w:abstractNum w:abstractNumId="6" w15:restartNumberingAfterBreak="0">
+  <w:abstractNum w:abstractNumId="8" w15:restartNumberingAfterBreak="0">
     <w:nsid w:val="26F36AA7"/>
     <w:multiLevelType w:val="multilevel"/>
     <w:tmpl w:val="CA4EBB92"/>
@@ -3658,7 +5371,7 @@
       </w:rPr>
     </w:lvl>
   </w:abstractNum>
-  <w:abstractNum w:abstractNumId="7" w15:restartNumberingAfterBreak="0">
+  <w:abstractNum w:abstractNumId="9" w15:restartNumberingAfterBreak="0">
     <w:nsid w:val="2FC85396"/>
     <w:multiLevelType w:val="multilevel"/>
     <w:tmpl w:val="F03CF19C"/>
@@ -3807,7 +5520,119 @@
       </w:rPr>
     </w:lvl>
   </w:abstractNum>
-  <w:abstractNum w:abstractNumId="8" w15:restartNumberingAfterBreak="0">
+  <w:abstractNum w:abstractNumId="10" w15:restartNumberingAfterBreak="0">
+    <w:nsid w:val="31E30B6E"/>
+    <w:multiLevelType w:val="hybridMultilevel"/>
+    <w:tmpl w:val="691CB6F6"/>
+    <w:lvl w:ilvl="0" w:tplc="615EB6A4">
+      <w:numFmt w:val="bullet"/>
+      <w:lvlText w:val=""/>
+      <w:lvlJc w:val="left"/>
+      <w:pPr>
+        <w:ind w:left="720" w:hanging="360"/>
+      </w:pPr>
+      <w:rPr>
+        <w:rFonts w:ascii="Wingdings" w:eastAsiaTheme="minorHAnsi" w:hAnsi="Wingdings" w:cs="Times New Roman" w:hint="default"/>
+      </w:rPr>
+    </w:lvl>
+    <w:lvl w:ilvl="1" w:tplc="041F0003" w:tentative="1">
+      <w:start w:val="1"/>
+      <w:numFmt w:val="bullet"/>
+      <w:lvlText w:val="o"/>
+      <w:lvlJc w:val="left"/>
+      <w:pPr>
+        <w:ind w:left="1440" w:hanging="360"/>
+      </w:pPr>
+      <w:rPr>
+        <w:rFonts w:ascii="Courier New" w:hAnsi="Courier New" w:cs="Courier New" w:hint="default"/>
+      </w:rPr>
+    </w:lvl>
+    <w:lvl w:ilvl="2" w:tplc="041F0005" w:tentative="1">
+      <w:start w:val="1"/>
+      <w:numFmt w:val="bullet"/>
+      <w:lvlText w:val=""/>
+      <w:lvlJc w:val="left"/>
+      <w:pPr>
+        <w:ind w:left="2160" w:hanging="360"/>
+      </w:pPr>
+      <w:rPr>
+        <w:rFonts w:ascii="Wingdings" w:hAnsi="Wingdings" w:hint="default"/>
+      </w:rPr>
+    </w:lvl>
+    <w:lvl w:ilvl="3" w:tplc="041F0001" w:tentative="1">
+      <w:start w:val="1"/>
+      <w:numFmt w:val="bullet"/>
+      <w:lvlText w:val=""/>
+      <w:lvlJc w:val="left"/>
+      <w:pPr>
+        <w:ind w:left="2880" w:hanging="360"/>
+      </w:pPr>
+      <w:rPr>
+        <w:rFonts w:ascii="Symbol" w:hAnsi="Symbol" w:hint="default"/>
+      </w:rPr>
+    </w:lvl>
+    <w:lvl w:ilvl="4" w:tplc="041F0003" w:tentative="1">
+      <w:start w:val="1"/>
+      <w:numFmt w:val="bullet"/>
+      <w:lvlText w:val="o"/>
+      <w:lvlJc w:val="left"/>
+      <w:pPr>
+        <w:ind w:left="3600" w:hanging="360"/>
+      </w:pPr>
+      <w:rPr>
+        <w:rFonts w:ascii="Courier New" w:hAnsi="Courier New" w:cs="Courier New" w:hint="default"/>
+      </w:rPr>
+    </w:lvl>
+    <w:lvl w:ilvl="5" w:tplc="041F0005" w:tentative="1">
+      <w:start w:val="1"/>
+      <w:numFmt w:val="bullet"/>
+      <w:lvlText w:val=""/>
+      <w:lvlJc w:val="left"/>
+      <w:pPr>
+        <w:ind w:left="4320" w:hanging="360"/>
+      </w:pPr>
+      <w:rPr>
+        <w:rFonts w:ascii="Wingdings" w:hAnsi="Wingdings" w:hint="default"/>
+      </w:rPr>
+    </w:lvl>
+    <w:lvl w:ilvl="6" w:tplc="041F0001" w:tentative="1">
+      <w:start w:val="1"/>
+      <w:numFmt w:val="bullet"/>
+      <w:lvlText w:val=""/>
+      <w:lvlJc w:val="left"/>
+      <w:pPr>
+        <w:ind w:left="5040" w:hanging="360"/>
+      </w:pPr>
+      <w:rPr>
+        <w:rFonts w:ascii="Symbol" w:hAnsi="Symbol" w:hint="default"/>
+      </w:rPr>
+    </w:lvl>
+    <w:lvl w:ilvl="7" w:tplc="041F0003" w:tentative="1">
+      <w:start w:val="1"/>
+      <w:numFmt w:val="bullet"/>
+      <w:lvlText w:val="o"/>
+      <w:lvlJc w:val="left"/>
+      <w:pPr>
+        <w:ind w:left="5760" w:hanging="360"/>
+      </w:pPr>
+      <w:rPr>
+        <w:rFonts w:ascii="Courier New" w:hAnsi="Courier New" w:cs="Courier New" w:hint="default"/>
+      </w:rPr>
+    </w:lvl>
+    <w:lvl w:ilvl="8" w:tplc="041F0005" w:tentative="1">
+      <w:start w:val="1"/>
+      <w:numFmt w:val="bullet"/>
+      <w:lvlText w:val=""/>
+      <w:lvlJc w:val="left"/>
+      <w:pPr>
+        <w:ind w:left="6480" w:hanging="360"/>
+      </w:pPr>
+      <w:rPr>
+        <w:rFonts w:ascii="Wingdings" w:hAnsi="Wingdings" w:hint="default"/>
+      </w:rPr>
+    </w:lvl>
+  </w:abstractNum>
+  <w:abstractNum w:abstractNumId="11" w15:restartNumberingAfterBreak="0">
     <w:nsid w:val="3625783A"/>
     <w:multiLevelType w:val="multilevel"/>
     <w:tmpl w:val="23783D5C"/>
@@ -3956,7 +5781,7 @@
       </w:rPr>
     </w:lvl>
   </w:abstractNum>
-  <w:abstractNum w:abstractNumId="9" w15:restartNumberingAfterBreak="0">
+  <w:abstractNum w:abstractNumId="12" w15:restartNumberingAfterBreak="0">
     <w:nsid w:val="488F67BB"/>
     <w:multiLevelType w:val="multilevel"/>
     <w:tmpl w:val="5860C06E"/>
@@ -4105,7 +5930,268 @@
       </w:rPr>
     </w:lvl>
   </w:abstractNum>
-  <w:abstractNum w:abstractNumId="10" w15:restartNumberingAfterBreak="0">
+  <w:abstractNum w:abstractNumId="13" w15:restartNumberingAfterBreak="0">
+    <w:nsid w:val="50D669EE"/>
+    <w:multiLevelType w:val="hybridMultilevel"/>
+    <w:tmpl w:val="33522D7C"/>
+    <w:lvl w:ilvl="0" w:tplc="C7C20E34">
+      <w:numFmt w:val="bullet"/>
+      <w:lvlText w:val=""/>
+      <w:lvlJc w:val="left"/>
+      <w:pPr>
+        <w:ind w:left="720" w:hanging="360"/>
+      </w:pPr>
+      <w:rPr>
+        <w:rFonts w:ascii="Wingdings" w:eastAsiaTheme="minorHAnsi" w:hAnsi="Wingdings" w:cs="Times New Roman" w:hint="default"/>
+      </w:rPr>
+    </w:lvl>
+    <w:lvl w:ilvl="1" w:tplc="041F0003" w:tentative="1">
+      <w:start w:val="1"/>
+      <w:numFmt w:val="bullet"/>
+      <w:lvlText w:val="o"/>
+      <w:lvlJc w:val="left"/>
+      <w:pPr>
+        <w:ind w:left="1440" w:hanging="360"/>
+      </w:pPr>
+      <w:rPr>
+        <w:rFonts w:ascii="Courier New" w:hAnsi="Courier New" w:cs="Courier New" w:hint="default"/>
+      </w:rPr>
+    </w:lvl>
+    <w:lvl w:ilvl="2" w:tplc="041F0005" w:tentative="1">
+      <w:start w:val="1"/>
+      <w:numFmt w:val="bullet"/>
+      <w:lvlText w:val=""/>
+      <w:lvlJc w:val="left"/>
+      <w:pPr>
+        <w:ind w:left="2160" w:hanging="360"/>
+      </w:pPr>
+      <w:rPr>
+        <w:rFonts w:ascii="Wingdings" w:hAnsi="Wingdings" w:hint="default"/>
+      </w:rPr>
+    </w:lvl>
+    <w:lvl w:ilvl="3" w:tplc="041F0001" w:tentative="1">
+      <w:start w:val="1"/>
+      <w:numFmt w:val="bullet"/>
+      <w:lvlText w:val=""/>
+      <w:lvlJc w:val="left"/>
+      <w:pPr>
+        <w:ind w:left="2880" w:hanging="360"/>
+      </w:pPr>
+      <w:rPr>
+        <w:rFonts w:ascii="Symbol" w:hAnsi="Symbol" w:hint="default"/>
+      </w:rPr>
+    </w:lvl>
+    <w:lvl w:ilvl="4" w:tplc="041F0003" w:tentative="1">
+      <w:start w:val="1"/>
+      <w:numFmt w:val="bullet"/>
+      <w:lvlText w:val="o"/>
+      <w:lvlJc w:val="left"/>
+      <w:pPr>
+        <w:ind w:left="3600" w:hanging="360"/>
+      </w:pPr>
+      <w:rPr>
+        <w:rFonts w:ascii="Courier New" w:hAnsi="Courier New" w:cs="Courier New" w:hint="default"/>
+      </w:rPr>
+    </w:lvl>
+    <w:lvl w:ilvl="5" w:tplc="041F0005" w:tentative="1">
+      <w:start w:val="1"/>
+      <w:numFmt w:val="bullet"/>
+      <w:lvlText w:val=""/>
+      <w:lvlJc w:val="left"/>
+      <w:pPr>
+        <w:ind w:left="4320" w:hanging="360"/>
+      </w:pPr>
+      <w:rPr>
+        <w:rFonts w:ascii="Wingdings" w:hAnsi="Wingdings" w:hint="default"/>
+      </w:rPr>
+    </w:lvl>
+    <w:lvl w:ilvl="6" w:tplc="041F0001" w:tentative="1">
+      <w:start w:val="1"/>
+      <w:numFmt w:val="bullet"/>
+      <w:lvlText w:val=""/>
+      <w:lvlJc w:val="left"/>
+      <w:pPr>
+        <w:ind w:left="5040" w:hanging="360"/>
+      </w:pPr>
+      <w:rPr>
+        <w:rFonts w:ascii="Symbol" w:hAnsi="Symbol" w:hint="default"/>
+      </w:rPr>
+    </w:lvl>
+    <w:lvl w:ilvl="7" w:tplc="041F0003" w:tentative="1">
+      <w:start w:val="1"/>
+      <w:numFmt w:val="bullet"/>
+      <w:lvlText w:val="o"/>
+      <w:lvlJc w:val="left"/>
+      <w:pPr>
+        <w:ind w:left="5760" w:hanging="360"/>
+      </w:pPr>
+      <w:rPr>
+        <w:rFonts w:ascii="Courier New" w:hAnsi="Courier New" w:cs="Courier New" w:hint="default"/>
+      </w:rPr>
+    </w:lvl>
+    <w:lvl w:ilvl="8" w:tplc="041F0005" w:tentative="1">
+      <w:start w:val="1"/>
+      <w:numFmt w:val="bullet"/>
+      <w:lvlText w:val=""/>
+      <w:lvlJc w:val="left"/>
+      <w:pPr>
+        <w:ind w:left="6480" w:hanging="360"/>
+      </w:pPr>
+      <w:rPr>
+        <w:rFonts w:ascii="Wingdings" w:hAnsi="Wingdings" w:hint="default"/>
+      </w:rPr>
+    </w:lvl>
+  </w:abstractNum>
+  <w:abstractNum w:abstractNumId="14" w15:restartNumberingAfterBreak="0">
+    <w:nsid w:val="59CF2C45"/>
+    <w:multiLevelType w:val="multilevel"/>
+    <w:tmpl w:val="1CF2D6F6"/>
+    <w:lvl w:ilvl="0">
+      <w:start w:val="1"/>
+      <w:numFmt w:val="bullet"/>
+      <w:lvlText w:val=""/>
+      <w:lvlJc w:val="left"/>
+      <w:pPr>
+        <w:tabs>
+          <w:tab w:val="num" w:pos="720"/>
+        </w:tabs>
+        <w:ind w:left="720" w:hanging="360"/>
+      </w:pPr>
+      <w:rPr>
+        <w:rFonts w:ascii="Symbol" w:hAnsi="Symbol" w:hint="default"/>
+        <w:sz w:val="20"/>
+      </w:rPr>
+    </w:lvl>
+    <w:lvl w:ilvl="1" w:tentative="1">
+      <w:start w:val="1"/>
+      <w:numFmt w:val="bullet"/>
+      <w:lvlText w:val="o"/>
+      <w:lvlJc w:val="left"/>
+      <w:pPr>
+        <w:tabs>
+          <w:tab w:val="num" w:pos="1440"/>
+        </w:tabs>
+        <w:ind w:left="1440" w:hanging="360"/>
+      </w:pPr>
+      <w:rPr>
+        <w:rFonts w:ascii="Courier New" w:hAnsi="Courier New" w:hint="default"/>
+        <w:sz w:val="20"/>
+      </w:rPr>
+    </w:lvl>
+    <w:lvl w:ilvl="2" w:tentative="1">
+      <w:start w:val="1"/>
+      <w:numFmt w:val="bullet"/>
+      <w:lvlText w:val=""/>
+      <w:lvlJc w:val="left"/>
+      <w:pPr>
+        <w:tabs>
+          <w:tab w:val="num" w:pos="2160"/>
+        </w:tabs>
+        <w:ind w:left="2160" w:hanging="360"/>
+      </w:pPr>
+      <w:rPr>
+        <w:rFonts w:ascii="Wingdings" w:hAnsi="Wingdings" w:hint="default"/>
+        <w:sz w:val="20"/>
+      </w:rPr>
+    </w:lvl>
+    <w:lvl w:ilvl="3" w:tentative="1">
+      <w:start w:val="1"/>
+      <w:numFmt w:val="bullet"/>
+      <w:lvlText w:val=""/>
+      <w:lvlJc w:val="left"/>
+      <w:pPr>
+        <w:tabs>
+          <w:tab w:val="num" w:pos="2880"/>
+        </w:tabs>
+        <w:ind w:left="2880" w:hanging="360"/>
+      </w:pPr>
+      <w:rPr>
+        <w:rFonts w:ascii="Wingdings" w:hAnsi="Wingdings" w:hint="default"/>
+        <w:sz w:val="20"/>
+      </w:rPr>
+    </w:lvl>
+    <w:lvl w:ilvl="4" w:tentative="1">
+      <w:start w:val="1"/>
+      <w:numFmt w:val="bullet"/>
+      <w:lvlText w:val=""/>
+      <w:lvlJc w:val="left"/>
+      <w:pPr>
+        <w:tabs>
+          <w:tab w:val="num" w:pos="3600"/>
+        </w:tabs>
+        <w:ind w:left="3600" w:hanging="360"/>
+      </w:pPr>
+      <w:rPr>
+        <w:rFonts w:ascii="Wingdings" w:hAnsi="Wingdings" w:hint="default"/>
+        <w:sz w:val="20"/>
+      </w:rPr>
+    </w:lvl>
+    <w:lvl w:ilvl="5" w:tentative="1">
+      <w:start w:val="1"/>
+      <w:numFmt w:val="bullet"/>
+      <w:lvlText w:val=""/>
+      <w:lvlJc w:val="left"/>
+      <w:pPr>
+        <w:tabs>
+          <w:tab w:val="num" w:pos="4320"/>
+        </w:tabs>
+        <w:ind w:left="4320" w:hanging="360"/>
+      </w:pPr>
+      <w:rPr>
+        <w:rFonts w:ascii="Wingdings" w:hAnsi="Wingdings" w:hint="default"/>
+        <w:sz w:val="20"/>
+      </w:rPr>
+    </w:lvl>
+    <w:lvl w:ilvl="6" w:tentative="1">
+      <w:start w:val="1"/>
+      <w:numFmt w:val="bullet"/>
+      <w:lvlText w:val=""/>
+      <w:lvlJc w:val="left"/>
+      <w:pPr>
+        <w:tabs>
+          <w:tab w:val="num" w:pos="5040"/>
+        </w:tabs>
+        <w:ind w:left="5040" w:hanging="360"/>
+      </w:pPr>
+      <w:rPr>
+        <w:rFonts w:ascii="Wingdings" w:hAnsi="Wingdings" w:hint="default"/>
+        <w:sz w:val="20"/>
+      </w:rPr>
+    </w:lvl>
+    <w:lvl w:ilvl="7" w:tentative="1">
+      <w:start w:val="1"/>
+      <w:numFmt w:val="bullet"/>
+      <w:lvlText w:val=""/>
+      <w:lvlJc w:val="left"/>
+      <w:pPr>
+        <w:tabs>
+          <w:tab w:val="num" w:pos="5760"/>
+        </w:tabs>
+        <w:ind w:left="5760" w:hanging="360"/>
+      </w:pPr>
+      <w:rPr>
+        <w:rFonts w:ascii="Wingdings" w:hAnsi="Wingdings" w:hint="default"/>
+        <w:sz w:val="20"/>
+      </w:rPr>
+    </w:lvl>
+    <w:lvl w:ilvl="8" w:tentative="1">
+      <w:start w:val="1"/>
+      <w:numFmt w:val="bullet"/>
+      <w:lvlText w:val=""/>
+      <w:lvlJc w:val="left"/>
+      <w:pPr>
+        <w:tabs>
+          <w:tab w:val="num" w:pos="6480"/>
+        </w:tabs>
+        <w:ind w:left="6480" w:hanging="360"/>
+      </w:pPr>
+      <w:rPr>
+        <w:rFonts w:ascii="Wingdings" w:hAnsi="Wingdings" w:hint="default"/>
+        <w:sz w:val="20"/>
+      </w:rPr>
+    </w:lvl>
+  </w:abstractNum>
+  <w:abstractNum w:abstractNumId="15" w15:restartNumberingAfterBreak="0">
     <w:nsid w:val="5AFC4CB1"/>
     <w:multiLevelType w:val="multilevel"/>
     <w:tmpl w:val="B394ADB8"/>
@@ -4254,7 +6340,7 @@
       </w:rPr>
     </w:lvl>
   </w:abstractNum>
-  <w:abstractNum w:abstractNumId="11" w15:restartNumberingAfterBreak="0">
+  <w:abstractNum w:abstractNumId="16" w15:restartNumberingAfterBreak="0">
     <w:nsid w:val="66B03AB7"/>
     <w:multiLevelType w:val="multilevel"/>
     <w:tmpl w:val="6DD4F3A8"/>
@@ -4403,7 +6489,7 @@
       </w:rPr>
     </w:lvl>
   </w:abstractNum>
-  <w:abstractNum w:abstractNumId="12" w15:restartNumberingAfterBreak="0">
+  <w:abstractNum w:abstractNumId="17" w15:restartNumberingAfterBreak="0">
     <w:nsid w:val="69DB4FA8"/>
     <w:multiLevelType w:val="multilevel"/>
     <w:tmpl w:val="5C26B292"/>
@@ -4552,7 +6638,119 @@
       </w:rPr>
     </w:lvl>
   </w:abstractNum>
-  <w:abstractNum w:abstractNumId="13" w15:restartNumberingAfterBreak="0">
+  <w:abstractNum w:abstractNumId="18" w15:restartNumberingAfterBreak="0">
+    <w:nsid w:val="6C4A1B2A"/>
+    <w:multiLevelType w:val="hybridMultilevel"/>
+    <w:tmpl w:val="6846D5A2"/>
+    <w:lvl w:ilvl="0" w:tplc="141854E0">
+      <w:numFmt w:val="bullet"/>
+      <w:lvlText w:val="-"/>
+      <w:lvlJc w:val="left"/>
+      <w:pPr>
+        <w:ind w:left="720" w:hanging="360"/>
+      </w:pPr>
+      <w:rPr>
+        <w:rFonts w:ascii="Times New Roman" w:eastAsiaTheme="minorHAnsi" w:hAnsi="Times New Roman" w:cs="Times New Roman" w:hint="default"/>
+      </w:rPr>
+    </w:lvl>
+    <w:lvl w:ilvl="1" w:tplc="041F0003" w:tentative="1">
+      <w:start w:val="1"/>
+      <w:numFmt w:val="bullet"/>
+      <w:lvlText w:val="o"/>
+      <w:lvlJc w:val="left"/>
+      <w:pPr>
+        <w:ind w:left="1440" w:hanging="360"/>
+      </w:pPr>
+      <w:rPr>
+        <w:rFonts w:ascii="Courier New" w:hAnsi="Courier New" w:cs="Courier New" w:hint="default"/>
+      </w:rPr>
+    </w:lvl>
+    <w:lvl w:ilvl="2" w:tplc="041F0005" w:tentative="1">
+      <w:start w:val="1"/>
+      <w:numFmt w:val="bullet"/>
+      <w:lvlText w:val=""/>
+      <w:lvlJc w:val="left"/>
+      <w:pPr>
+        <w:ind w:left="2160" w:hanging="360"/>
+      </w:pPr>
+      <w:rPr>
+        <w:rFonts w:ascii="Wingdings" w:hAnsi="Wingdings" w:hint="default"/>
+      </w:rPr>
+    </w:lvl>
+    <w:lvl w:ilvl="3" w:tplc="041F0001" w:tentative="1">
+      <w:start w:val="1"/>
+      <w:numFmt w:val="bullet"/>
+      <w:lvlText w:val=""/>
+      <w:lvlJc w:val="left"/>
+      <w:pPr>
+        <w:ind w:left="2880" w:hanging="360"/>
+      </w:pPr>
+      <w:rPr>
+        <w:rFonts w:ascii="Symbol" w:hAnsi="Symbol" w:hint="default"/>
+      </w:rPr>
+    </w:lvl>
+    <w:lvl w:ilvl="4" w:tplc="041F0003" w:tentative="1">
+      <w:start w:val="1"/>
+      <w:numFmt w:val="bullet"/>
+      <w:lvlText w:val="o"/>
+      <w:lvlJc w:val="left"/>
+      <w:pPr>
+        <w:ind w:left="3600" w:hanging="360"/>
+      </w:pPr>
+      <w:rPr>
+        <w:rFonts w:ascii="Courier New" w:hAnsi="Courier New" w:cs="Courier New" w:hint="default"/>
+      </w:rPr>
+    </w:lvl>
+    <w:lvl w:ilvl="5" w:tplc="041F0005" w:tentative="1">
+      <w:start w:val="1"/>
+      <w:numFmt w:val="bullet"/>
+      <w:lvlText w:val=""/>
+      <w:lvlJc w:val="left"/>
+      <w:pPr>
+        <w:ind w:left="4320" w:hanging="360"/>
+      </w:pPr>
+      <w:rPr>
+        <w:rFonts w:ascii="Wingdings" w:hAnsi="Wingdings" w:hint="default"/>
+      </w:rPr>
+    </w:lvl>
+    <w:lvl w:ilvl="6" w:tplc="041F0001" w:tentative="1">
+      <w:start w:val="1"/>
+      <w:numFmt w:val="bullet"/>
+      <w:lvlText w:val=""/>
+      <w:lvlJc w:val="left"/>
+      <w:pPr>
+        <w:ind w:left="5040" w:hanging="360"/>
+      </w:pPr>
+      <w:rPr>
+        <w:rFonts w:ascii="Symbol" w:hAnsi="Symbol" w:hint="default"/>
+      </w:rPr>
+    </w:lvl>
+    <w:lvl w:ilvl="7" w:tplc="041F0003" w:tentative="1">
+      <w:start w:val="1"/>
+      <w:numFmt w:val="bullet"/>
+      <w:lvlText w:val="o"/>
+      <w:lvlJc w:val="left"/>
+      <w:pPr>
+        <w:ind w:left="5760" w:hanging="360"/>
+      </w:pPr>
+      <w:rPr>
+        <w:rFonts w:ascii="Courier New" w:hAnsi="Courier New" w:cs="Courier New" w:hint="default"/>
+      </w:rPr>
+    </w:lvl>
+    <w:lvl w:ilvl="8" w:tplc="041F0005" w:tentative="1">
+      <w:start w:val="1"/>
+      <w:numFmt w:val="bullet"/>
+      <w:lvlText w:val=""/>
+      <w:lvlJc w:val="left"/>
+      <w:pPr>
+        <w:ind w:left="6480" w:hanging="360"/>
+      </w:pPr>
+      <w:rPr>
+        <w:rFonts w:ascii="Wingdings" w:hAnsi="Wingdings" w:hint="default"/>
+      </w:rPr>
+    </w:lvl>
+  </w:abstractNum>
+  <w:abstractNum w:abstractNumId="19" w15:restartNumberingAfterBreak="0">
     <w:nsid w:val="73CA6B93"/>
     <w:multiLevelType w:val="hybridMultilevel"/>
     <w:tmpl w:val="87E6FA00"/>
@@ -4641,7 +6839,7 @@
       </w:pPr>
     </w:lvl>
   </w:abstractNum>
-  <w:abstractNum w:abstractNumId="14" w15:restartNumberingAfterBreak="0">
+  <w:abstractNum w:abstractNumId="20" w15:restartNumberingAfterBreak="0">
     <w:nsid w:val="7CF92514"/>
     <w:multiLevelType w:val="multilevel"/>
     <w:tmpl w:val="48BA8C4A"/>
@@ -4790,50 +6988,183 @@
       </w:rPr>
     </w:lvl>
   </w:abstractNum>
+  <w:abstractNum w:abstractNumId="21" w15:restartNumberingAfterBreak="0">
+    <w:nsid w:val="7D8662E4"/>
+    <w:multiLevelType w:val="hybridMultilevel"/>
+    <w:tmpl w:val="F01ADDAC"/>
+    <w:lvl w:ilvl="0" w:tplc="2D940D12">
+      <w:numFmt w:val="bullet"/>
+      <w:lvlText w:val=""/>
+      <w:lvlJc w:val="left"/>
+      <w:pPr>
+        <w:ind w:left="1068" w:hanging="360"/>
+      </w:pPr>
+      <w:rPr>
+        <w:rFonts w:ascii="Wingdings" w:eastAsiaTheme="minorHAnsi" w:hAnsi="Wingdings" w:cs="Times New Roman" w:hint="default"/>
+      </w:rPr>
+    </w:lvl>
+    <w:lvl w:ilvl="1" w:tplc="041F0003" w:tentative="1">
+      <w:start w:val="1"/>
+      <w:numFmt w:val="bullet"/>
+      <w:lvlText w:val="o"/>
+      <w:lvlJc w:val="left"/>
+      <w:pPr>
+        <w:ind w:left="1788" w:hanging="360"/>
+      </w:pPr>
+      <w:rPr>
+        <w:rFonts w:ascii="Courier New" w:hAnsi="Courier New" w:cs="Courier New" w:hint="default"/>
+      </w:rPr>
+    </w:lvl>
+    <w:lvl w:ilvl="2" w:tplc="041F0005" w:tentative="1">
+      <w:start w:val="1"/>
+      <w:numFmt w:val="bullet"/>
+      <w:lvlText w:val=""/>
+      <w:lvlJc w:val="left"/>
+      <w:pPr>
+        <w:ind w:left="2508" w:hanging="360"/>
+      </w:pPr>
+      <w:rPr>
+        <w:rFonts w:ascii="Wingdings" w:hAnsi="Wingdings" w:hint="default"/>
+      </w:rPr>
+    </w:lvl>
+    <w:lvl w:ilvl="3" w:tplc="041F0001" w:tentative="1">
+      <w:start w:val="1"/>
+      <w:numFmt w:val="bullet"/>
+      <w:lvlText w:val=""/>
+      <w:lvlJc w:val="left"/>
+      <w:pPr>
+        <w:ind w:left="3228" w:hanging="360"/>
+      </w:pPr>
+      <w:rPr>
+        <w:rFonts w:ascii="Symbol" w:hAnsi="Symbol" w:hint="default"/>
+      </w:rPr>
+    </w:lvl>
+    <w:lvl w:ilvl="4" w:tplc="041F0003" w:tentative="1">
+      <w:start w:val="1"/>
+      <w:numFmt w:val="bullet"/>
+      <w:lvlText w:val="o"/>
+      <w:lvlJc w:val="left"/>
+      <w:pPr>
+        <w:ind w:left="3948" w:hanging="360"/>
+      </w:pPr>
+      <w:rPr>
+        <w:rFonts w:ascii="Courier New" w:hAnsi="Courier New" w:cs="Courier New" w:hint="default"/>
+      </w:rPr>
+    </w:lvl>
+    <w:lvl w:ilvl="5" w:tplc="041F0005" w:tentative="1">
+      <w:start w:val="1"/>
+      <w:numFmt w:val="bullet"/>
+      <w:lvlText w:val=""/>
+      <w:lvlJc w:val="left"/>
+      <w:pPr>
+        <w:ind w:left="4668" w:hanging="360"/>
+      </w:pPr>
+      <w:rPr>
+        <w:rFonts w:ascii="Wingdings" w:hAnsi="Wingdings" w:hint="default"/>
+      </w:rPr>
+    </w:lvl>
+    <w:lvl w:ilvl="6" w:tplc="041F0001" w:tentative="1">
+      <w:start w:val="1"/>
+      <w:numFmt w:val="bullet"/>
+      <w:lvlText w:val=""/>
+      <w:lvlJc w:val="left"/>
+      <w:pPr>
+        <w:ind w:left="5388" w:hanging="360"/>
+      </w:pPr>
+      <w:rPr>
+        <w:rFonts w:ascii="Symbol" w:hAnsi="Symbol" w:hint="default"/>
+      </w:rPr>
+    </w:lvl>
+    <w:lvl w:ilvl="7" w:tplc="041F0003" w:tentative="1">
+      <w:start w:val="1"/>
+      <w:numFmt w:val="bullet"/>
+      <w:lvlText w:val="o"/>
+      <w:lvlJc w:val="left"/>
+      <w:pPr>
+        <w:ind w:left="6108" w:hanging="360"/>
+      </w:pPr>
+      <w:rPr>
+        <w:rFonts w:ascii="Courier New" w:hAnsi="Courier New" w:cs="Courier New" w:hint="default"/>
+      </w:rPr>
+    </w:lvl>
+    <w:lvl w:ilvl="8" w:tplc="041F0005" w:tentative="1">
+      <w:start w:val="1"/>
+      <w:numFmt w:val="bullet"/>
+      <w:lvlText w:val=""/>
+      <w:lvlJc w:val="left"/>
+      <w:pPr>
+        <w:ind w:left="6828" w:hanging="360"/>
+      </w:pPr>
+      <w:rPr>
+        <w:rFonts w:ascii="Wingdings" w:hAnsi="Wingdings" w:hint="default"/>
+      </w:rPr>
+    </w:lvl>
+  </w:abstractNum>
   <w:num w:numId="1" w16cid:durableId="1075052890">
-    <w:abstractNumId w:val="4"/>
+    <w:abstractNumId w:val="6"/>
   </w:num>
   <w:num w:numId="2" w16cid:durableId="233048091">
-    <w:abstractNumId w:val="13"/>
+    <w:abstractNumId w:val="19"/>
   </w:num>
   <w:num w:numId="3" w16cid:durableId="840587375">
     <w:abstractNumId w:val="0"/>
   </w:num>
   <w:num w:numId="4" w16cid:durableId="174460562">
-    <w:abstractNumId w:val="12"/>
+    <w:abstractNumId w:val="17"/>
   </w:num>
   <w:num w:numId="5" w16cid:durableId="1117604549">
+    <w:abstractNumId w:val="9"/>
+  </w:num>
+  <w:num w:numId="6" w16cid:durableId="856118144">
+    <w:abstractNumId w:val="8"/>
+  </w:num>
+  <w:num w:numId="7" w16cid:durableId="764233801">
+    <w:abstractNumId w:val="3"/>
+  </w:num>
+  <w:num w:numId="8" w16cid:durableId="1833444469">
+    <w:abstractNumId w:val="15"/>
+  </w:num>
+  <w:num w:numId="9" w16cid:durableId="262300795">
+    <w:abstractNumId w:val="16"/>
+  </w:num>
+  <w:num w:numId="10" w16cid:durableId="1156143874">
+    <w:abstractNumId w:val="20"/>
+  </w:num>
+  <w:num w:numId="11" w16cid:durableId="990711859">
+    <w:abstractNumId w:val="11"/>
+  </w:num>
+  <w:num w:numId="12" w16cid:durableId="168912747">
     <w:abstractNumId w:val="7"/>
   </w:num>
-  <w:num w:numId="6" w16cid:durableId="856118144">
-    <w:abstractNumId w:val="6"/>
-  </w:num>
-  <w:num w:numId="7" w16cid:durableId="764233801">
-    <w:abstractNumId w:val="2"/>
-  </w:num>
-  <w:num w:numId="8" w16cid:durableId="1833444469">
-    <w:abstractNumId w:val="10"/>
-  </w:num>
-  <w:num w:numId="9" w16cid:durableId="262300795">
-    <w:abstractNumId w:val="11"/>
-  </w:num>
-  <w:num w:numId="10" w16cid:durableId="1156143874">
-    <w:abstractNumId w:val="14"/>
-  </w:num>
-  <w:num w:numId="11" w16cid:durableId="990711859">
-    <w:abstractNumId w:val="8"/>
-  </w:num>
-  <w:num w:numId="12" w16cid:durableId="168912747">
-    <w:abstractNumId w:val="5"/>
-  </w:num>
   <w:num w:numId="13" w16cid:durableId="1561673768">
-    <w:abstractNumId w:val="9"/>
+    <w:abstractNumId w:val="12"/>
   </w:num>
   <w:num w:numId="14" w16cid:durableId="1857961728">
     <w:abstractNumId w:val="1"/>
   </w:num>
   <w:num w:numId="15" w16cid:durableId="282882774">
-    <w:abstractNumId w:val="3"/>
+    <w:abstractNumId w:val="5"/>
+  </w:num>
+  <w:num w:numId="16" w16cid:durableId="1599748186">
+    <w:abstractNumId w:val="18"/>
+  </w:num>
+  <w:num w:numId="17" w16cid:durableId="615598672">
+    <w:abstractNumId w:val="10"/>
+  </w:num>
+  <w:num w:numId="18" w16cid:durableId="915171924">
+    <w:abstractNumId w:val="13"/>
+  </w:num>
+  <w:num w:numId="19" w16cid:durableId="86853570">
+    <w:abstractNumId w:val="21"/>
+  </w:num>
+  <w:num w:numId="20" w16cid:durableId="473644432">
+    <w:abstractNumId w:val="14"/>
+  </w:num>
+  <w:num w:numId="21" w16cid:durableId="1361399257">
+    <w:abstractNumId w:val="2"/>
+  </w:num>
+  <w:num w:numId="22" w16cid:durableId="123157232">
+    <w:abstractNumId w:val="4"/>
   </w:num>
 </w:numbering>
 </file>
@@ -5236,7 +7567,7 @@
   <w:style w:type="paragraph" w:default="1" w:styleId="Normal">
     <w:name w:val="Normal"/>
     <w:qFormat/>
-    <w:rsid w:val="0052126A"/>
+    <w:rsid w:val="00A61369"/>
   </w:style>
   <w:style w:type="paragraph" w:styleId="Balk1">
     <w:name w:val="heading 1"/>

--- a/PROJECTREPORT_TEAM07.docx
+++ b/PROJECTREPORT_TEAM07.docx
@@ -2866,23 +2866,7 @@
           <w:sz w:val="24"/>
           <w:szCs w:val="24"/>
         </w:rPr>
-        <w:t xml:space="preserve">First, we need to crate a new zone class. </w:t>
-      </w:r>
-      <w:r>
-        <w:rPr>
-          <w:rFonts w:ascii="Times New Roman" w:hAnsi="Times New Roman" w:cs="Times New Roman"/>
-          <w:sz w:val="24"/>
-          <w:szCs w:val="24"/>
-        </w:rPr>
-        <w:t>com.objectville.model.zones.Governmental.jav</w:t>
-      </w:r>
-      <w:r>
-        <w:rPr>
-          <w:rFonts w:ascii="Times New Roman" w:hAnsi="Times New Roman" w:cs="Times New Roman"/>
-          <w:sz w:val="24"/>
-          <w:szCs w:val="24"/>
-        </w:rPr>
-        <w:t>a</w:t>
+        <w:t>First, we need to crate a new zone class. com.objectville.model.zones.Governmental.java</w:t>
       </w:r>
     </w:p>
     <w:p>
@@ -3406,7 +3390,27 @@
           <w:sz w:val="24"/>
           <w:szCs w:val="24"/>
         </w:rPr>
-        <w:t>(Creating new service classes are easier than creating a new Zone class because of the distribution systems.)</w:t>
+        <w:t>(Creating new service classes are easier than creating a new Zone class because of the distribution systems</w:t>
+      </w:r>
+      <w:r>
+        <w:rPr>
+          <w:rFonts w:ascii="Times New Roman" w:hAnsi="Times New Roman" w:cs="Times New Roman"/>
+          <w:i/>
+          <w:iCs/>
+          <w:sz w:val="24"/>
+          <w:szCs w:val="24"/>
+        </w:rPr>
+        <w:t xml:space="preserve"> and the leveling system.</w:t>
+      </w:r>
+      <w:r>
+        <w:rPr>
+          <w:rFonts w:ascii="Times New Roman" w:hAnsi="Times New Roman" w:cs="Times New Roman"/>
+          <w:i/>
+          <w:iCs/>
+          <w:sz w:val="24"/>
+          <w:szCs w:val="24"/>
+        </w:rPr>
+        <w:t>)</w:t>
       </w:r>
     </w:p>
     <w:p>
@@ -3513,17 +3517,7 @@
           <w:sz w:val="24"/>
           <w:szCs w:val="24"/>
         </w:rPr>
-        <w:t>3</w:t>
-      </w:r>
-      <w:r>
-        <w:rPr>
-          <w:rFonts w:ascii="Times New Roman" w:hAnsi="Times New Roman" w:cs="Times New Roman"/>
-          <w:b/>
-          <w:bCs/>
-          <w:sz w:val="24"/>
-          <w:szCs w:val="24"/>
-        </w:rPr>
-        <w:t xml:space="preserve"> ] -*-*-*-*-*-*-*-*-*-*-*-*-*-*-*-*-</w:t>
+        <w:t>3 ] -*-*-*-*-*-*-*-*-*-*-*-*-*-*-*-*-</w:t>
       </w:r>
     </w:p>
     <w:p>
@@ -3638,17 +3632,7 @@
           <w:sz w:val="24"/>
           <w:szCs w:val="24"/>
         </w:rPr>
-        <w:t>4</w:t>
-      </w:r>
-      <w:r>
-        <w:rPr>
-          <w:rFonts w:ascii="Times New Roman" w:hAnsi="Times New Roman" w:cs="Times New Roman"/>
-          <w:b/>
-          <w:bCs/>
-          <w:sz w:val="24"/>
-          <w:szCs w:val="24"/>
-        </w:rPr>
-        <w:t xml:space="preserve"> ] -*-*-*-*-*-*-*-*-*-*-*-*-*-*-*-*-</w:t>
+        <w:t>4 ] -*-*-*-*-*-*-*-*-*-*-*-*-*-*-*-*-</w:t>
       </w:r>
     </w:p>
     <w:p>
@@ -3752,17 +3736,7 @@
           <w:sz w:val="24"/>
           <w:szCs w:val="24"/>
         </w:rPr>
-        <w:t>5</w:t>
-      </w:r>
-      <w:r>
-        <w:rPr>
-          <w:rFonts w:ascii="Times New Roman" w:hAnsi="Times New Roman" w:cs="Times New Roman"/>
-          <w:b/>
-          <w:bCs/>
-          <w:sz w:val="24"/>
-          <w:szCs w:val="24"/>
-        </w:rPr>
-        <w:t xml:space="preserve"> ] -*-*-*-*-*-*-*-*-*-*-*-*-*-*-*-*-</w:t>
+        <w:t>5 ] -*-*-*-*-*-*-*-*-*-*-*-*-*-*-*-*-</w:t>
       </w:r>
     </w:p>
     <w:p>
@@ -3900,15 +3874,6 @@
         </w:rPr>
         <w:t>UtilityProvider parts are all so much different and you need to know what the other team members did and understand it to continue what you are doing for some parts. Which is hard and time consuming.</w:t>
       </w:r>
-    </w:p>
-    <w:p>
-      <w:pPr>
-        <w:rPr>
-          <w:rFonts w:ascii="Times New Roman" w:hAnsi="Times New Roman" w:cs="Times New Roman"/>
-          <w:sz w:val="24"/>
-          <w:szCs w:val="24"/>
-        </w:rPr>
-      </w:pPr>
       <w:r>
         <w:rPr>
           <w:rFonts w:ascii="Times New Roman" w:hAnsi="Times New Roman" w:cs="Times New Roman"/>
@@ -3916,7 +3881,17 @@
           <w:szCs w:val="24"/>
         </w:rPr>
         <w:br/>
-      </w:r>
+        <w:t>Github problems on the other hand is a whole different thing, 3 of us were doing our first group project in github and learning how to use it, file overlapping and sometimes new changes were not committing were a problem. But the more we used github, we adapted.</w:t>
+      </w:r>
+    </w:p>
+    <w:p>
+      <w:pPr>
+        <w:rPr>
+          <w:rFonts w:ascii="Times New Roman" w:hAnsi="Times New Roman" w:cs="Times New Roman"/>
+          <w:sz w:val="24"/>
+          <w:szCs w:val="24"/>
+        </w:rPr>
+      </w:pPr>
     </w:p>
     <w:p>
       <w:pPr>
@@ -3946,7 +3921,7 @@
           <w:sz w:val="24"/>
           <w:szCs w:val="24"/>
         </w:rPr>
-        <w:t>References</w:t>
+        <w:t>Extras</w:t>
       </w:r>
       <w:r>
         <w:rPr>
@@ -3973,105 +3948,114 @@
           <w:sz w:val="24"/>
           <w:szCs w:val="24"/>
         </w:rPr>
-        <w:t xml:space="preserve">-&gt; </w:t>
-      </w:r>
-      <w:r>
-        <w:rPr>
-          <w:rFonts w:ascii="Times New Roman" w:hAnsi="Times New Roman" w:cs="Times New Roman"/>
-          <w:sz w:val="24"/>
-          <w:szCs w:val="24"/>
-        </w:rPr>
-        <w:t xml:space="preserve">For making the </w:t>
-      </w:r>
-      <w:r>
-        <w:rPr>
-          <w:rFonts w:ascii="Times New Roman" w:hAnsi="Times New Roman" w:cs="Times New Roman"/>
-          <w:sz w:val="24"/>
-          <w:szCs w:val="24"/>
-        </w:rPr>
-        <w:t>Mindma</w:t>
-      </w:r>
-      <w:r>
-        <w:rPr>
-          <w:rFonts w:ascii="Times New Roman" w:hAnsi="Times New Roman" w:cs="Times New Roman"/>
-          <w:sz w:val="24"/>
-          <w:szCs w:val="24"/>
-        </w:rPr>
-        <w:t>p</w:t>
-      </w:r>
-      <w:r>
-        <w:rPr>
-          <w:rFonts w:ascii="Times New Roman" w:hAnsi="Times New Roman" w:cs="Times New Roman"/>
-          <w:sz w:val="24"/>
-          <w:szCs w:val="24"/>
-        </w:rPr>
-        <w:t>: whimsical.com</w:t>
-      </w:r>
-    </w:p>
-    <w:p>
-      <w:pPr>
-        <w:rPr>
-          <w:rFonts w:ascii="Times New Roman" w:hAnsi="Times New Roman" w:cs="Times New Roman"/>
-          <w:sz w:val="24"/>
-          <w:szCs w:val="24"/>
-        </w:rPr>
-      </w:pPr>
-      <w:r>
-        <w:rPr>
-          <w:rFonts w:ascii="Times New Roman" w:hAnsi="Times New Roman" w:cs="Times New Roman"/>
-          <w:sz w:val="24"/>
-          <w:szCs w:val="24"/>
-        </w:rPr>
-        <w:t xml:space="preserve">-&gt; </w:t>
-      </w:r>
-      <w:r>
-        <w:rPr>
-          <w:rFonts w:ascii="Times New Roman" w:hAnsi="Times New Roman" w:cs="Times New Roman"/>
-          <w:sz w:val="24"/>
-          <w:szCs w:val="24"/>
-        </w:rPr>
-        <w:t>What is HashSet</w:t>
-      </w:r>
-      <w:r>
-        <w:rPr>
-          <w:rFonts w:ascii="Times New Roman" w:hAnsi="Times New Roman" w:cs="Times New Roman"/>
-          <w:sz w:val="24"/>
-          <w:szCs w:val="24"/>
-        </w:rPr>
-        <w:t xml:space="preserve"> : https://medium.com/@Kolay.Zeka/c-dilinde-dictionary-ve-hashset-kullan%C4%B1m%C4%B1-ve-farklar%C4%B1-4048d7d5e</w:t>
-      </w:r>
-    </w:p>
-    <w:p>
-      <w:pPr>
-        <w:rPr>
-          <w:rFonts w:ascii="Times New Roman" w:hAnsi="Times New Roman" w:cs="Times New Roman"/>
-          <w:sz w:val="24"/>
-          <w:szCs w:val="24"/>
-        </w:rPr>
-      </w:pPr>
-      <w:r>
-        <w:rPr>
-          <w:rFonts w:ascii="Times New Roman" w:hAnsi="Times New Roman" w:cs="Times New Roman"/>
-          <w:sz w:val="24"/>
-          <w:szCs w:val="24"/>
-        </w:rPr>
-        <w:t xml:space="preserve">-&gt; </w:t>
-      </w:r>
-      <w:r>
-        <w:rPr>
-          <w:rFonts w:ascii="Times New Roman" w:hAnsi="Times New Roman" w:cs="Times New Roman"/>
-          <w:sz w:val="24"/>
-          <w:szCs w:val="24"/>
-        </w:rPr>
-        <w:t>How to make a JRE file</w:t>
-      </w:r>
-      <w:r>
-        <w:rPr>
-          <w:rFonts w:ascii="Times New Roman" w:hAnsi="Times New Roman" w:cs="Times New Roman"/>
-          <w:sz w:val="24"/>
-          <w:szCs w:val="24"/>
-        </w:rPr>
-        <w:t xml:space="preserve"> : https://www.jetbrains.com/help/idea/compiling-applications.html</w:t>
+        <w:t xml:space="preserve"> - Euclidian distance is used in Service distribution in our project.</w:t>
+      </w:r>
+    </w:p>
+    <w:p>
+      <w:pPr>
+        <w:rPr>
+          <w:rFonts w:ascii="Times New Roman" w:hAnsi="Times New Roman" w:cs="Times New Roman"/>
+          <w:sz w:val="24"/>
+          <w:szCs w:val="24"/>
+        </w:rPr>
+      </w:pPr>
+      <w:r>
+        <w:rPr>
+          <w:rFonts w:ascii="Times New Roman" w:hAnsi="Times New Roman" w:cs="Times New Roman"/>
+          <w:sz w:val="24"/>
+          <w:szCs w:val="24"/>
+        </w:rPr>
+        <w:t xml:space="preserve">- Our project doesn’t use BufferedWriter or Scanner. We used printLn while writing code and testing it. And we couldn’t make the output system before the main structure wasn’t complete. So, when i was making the output system, it was too much work to change all the printLn’s to other output methods. So i researched a bit and learned that there is a setOut method that copies the </w:t>
+      </w:r>
+      <w:r>
+        <w:rPr>
+          <w:rFonts w:ascii="Times New Roman" w:hAnsi="Times New Roman" w:cs="Times New Roman"/>
+          <w:sz w:val="24"/>
+          <w:szCs w:val="24"/>
+        </w:rPr>
+        <w:t>Console output to a file. So i implemented that</w:t>
+      </w:r>
+      <w:r>
+        <w:rPr>
+          <w:rFonts w:ascii="Times New Roman" w:hAnsi="Times New Roman" w:cs="Times New Roman"/>
+          <w:i/>
+          <w:iCs/>
+          <w:sz w:val="24"/>
+          <w:szCs w:val="24"/>
+        </w:rPr>
+        <w:t>. -Safa</w:t>
+      </w:r>
+    </w:p>
+    <w:p>
+      <w:pPr>
+        <w:rPr>
+          <w:rFonts w:ascii="Times New Roman" w:hAnsi="Times New Roman" w:cs="Times New Roman"/>
+          <w:b/>
+          <w:bCs/>
+          <w:sz w:val="24"/>
+          <w:szCs w:val="24"/>
+        </w:rPr>
+      </w:pPr>
+      <w:r>
+        <w:rPr>
+          <w:rFonts w:ascii="Times New Roman" w:hAnsi="Times New Roman" w:cs="Times New Roman"/>
+          <w:b/>
+          <w:bCs/>
+          <w:sz w:val="24"/>
+          <w:szCs w:val="24"/>
+        </w:rPr>
+        <w:t>-*-*-*-*-*-*-*-*-*-*-*-*-*-*-*- [ References ] -*-*-*-*-*-*-*-*-*-*-*-*-*-*-*-*-</w:t>
+      </w:r>
+    </w:p>
+    <w:p>
+      <w:pPr>
+        <w:rPr>
+          <w:rFonts w:ascii="Times New Roman" w:hAnsi="Times New Roman" w:cs="Times New Roman"/>
+          <w:sz w:val="24"/>
+          <w:szCs w:val="24"/>
+        </w:rPr>
+      </w:pPr>
+      <w:r>
+        <w:rPr>
+          <w:rFonts w:ascii="Times New Roman" w:hAnsi="Times New Roman" w:cs="Times New Roman"/>
+          <w:sz w:val="24"/>
+          <w:szCs w:val="24"/>
+        </w:rPr>
+        <w:t>-&gt; For making the Mindmap: whimsical.com</w:t>
+      </w:r>
+    </w:p>
+    <w:p>
+      <w:pPr>
+        <w:rPr>
+          <w:rFonts w:ascii="Times New Roman" w:hAnsi="Times New Roman" w:cs="Times New Roman"/>
+          <w:sz w:val="24"/>
+          <w:szCs w:val="24"/>
+        </w:rPr>
+      </w:pPr>
+      <w:r>
+        <w:rPr>
+          <w:rFonts w:ascii="Times New Roman" w:hAnsi="Times New Roman" w:cs="Times New Roman"/>
+          <w:sz w:val="24"/>
+          <w:szCs w:val="24"/>
+        </w:rPr>
+        <w:t>-&gt; What is HashSet : https://medium.com/@Kolay.Zeka/c-dilinde-dictionary-ve-hashset-kullan%C4%B1m%C4%B1-ve-farklar%C4%B1-4048d7d5e</w:t>
+      </w:r>
+    </w:p>
+    <w:p>
+      <w:pPr>
+        <w:rPr>
+          <w:rFonts w:ascii="Times New Roman" w:hAnsi="Times New Roman" w:cs="Times New Roman"/>
+          <w:sz w:val="24"/>
+          <w:szCs w:val="24"/>
+        </w:rPr>
+      </w:pPr>
+      <w:r>
+        <w:rPr>
+          <w:rFonts w:ascii="Times New Roman" w:hAnsi="Times New Roman" w:cs="Times New Roman"/>
+          <w:sz w:val="24"/>
+          <w:szCs w:val="24"/>
+        </w:rPr>
+        <w:t>-&gt; How to make a JRE file : https://www.jetbrains.com/help/idea/compiling-applications.html</w:t>
       </w:r>
     </w:p>
     <w:p>
@@ -7567,7 +7551,7 @@
   <w:style w:type="paragraph" w:default="1" w:styleId="Normal">
     <w:name w:val="Normal"/>
     <w:qFormat/>
-    <w:rsid w:val="00A61369"/>
+    <w:rsid w:val="00B41A52"/>
   </w:style>
   <w:style w:type="paragraph" w:styleId="Balk1">
     <w:name w:val="heading 1"/>
@@ -7771,6 +7755,7 @@
   <w:style w:type="character" w:default="1" w:styleId="VarsaylanParagrafYazTipi">
     <w:name w:val="Default Paragraph Font"/>
     <w:uiPriority w:val="1"/>
+    <w:semiHidden/>
     <w:unhideWhenUsed/>
   </w:style>
   <w:style w:type="table" w:default="1" w:styleId="NormalTablo">

--- a/PROJECTREPORT_TEAM07.docx
+++ b/PROJECTREPORT_TEAM07.docx
@@ -3911,27 +3911,7 @@
           <w:sz w:val="24"/>
           <w:szCs w:val="24"/>
         </w:rPr>
-        <w:t xml:space="preserve">-*-*-*-*-*-*-*-*-*-*-*-*-*-*-*- [ </w:t>
-      </w:r>
-      <w:r>
-        <w:rPr>
-          <w:rFonts w:ascii="Times New Roman" w:hAnsi="Times New Roman" w:cs="Times New Roman"/>
-          <w:b/>
-          <w:bCs/>
-          <w:sz w:val="24"/>
-          <w:szCs w:val="24"/>
-        </w:rPr>
-        <w:t>Extras</w:t>
-      </w:r>
-      <w:r>
-        <w:rPr>
-          <w:rFonts w:ascii="Times New Roman" w:hAnsi="Times New Roman" w:cs="Times New Roman"/>
-          <w:b/>
-          <w:bCs/>
-          <w:sz w:val="24"/>
-          <w:szCs w:val="24"/>
-        </w:rPr>
-        <w:t xml:space="preserve"> ] -*-*-*-*-*-*-*-*-*-*-*-*-*-*-*-*-</w:t>
+        <w:t>-*-*-*-*-*-*-*-*-*-*-*-*-*-*-*- [ Extras ] -*-*-*-*-*-*-*-*-*-*-*-*-*-*-*-*-</w:t>
       </w:r>
     </w:p>
     <w:p>
@@ -3973,17 +3953,15 @@
           <w:sz w:val="24"/>
           <w:szCs w:val="24"/>
         </w:rPr>
-        <w:t>Console output to a file. So i implemented that</w:t>
-      </w:r>
-      <w:r>
-        <w:rPr>
-          <w:rFonts w:ascii="Times New Roman" w:hAnsi="Times New Roman" w:cs="Times New Roman"/>
-          <w:i/>
-          <w:iCs/>
-          <w:sz w:val="24"/>
-          <w:szCs w:val="24"/>
-        </w:rPr>
-        <w:t>. -Safa</w:t>
+        <w:t xml:space="preserve">Console output to a file. </w:t>
+      </w:r>
+      <w:r>
+        <w:rPr>
+          <w:rFonts w:ascii="Times New Roman" w:hAnsi="Times New Roman" w:cs="Times New Roman"/>
+          <w:sz w:val="24"/>
+          <w:szCs w:val="24"/>
+        </w:rPr>
+        <w:t>So we implemented around that.</w:t>
       </w:r>
     </w:p>
     <w:p>

--- a/PROJECTREPORT_TEAM07.docx
+++ b/PROJECTREPORT_TEAM07.docx
@@ -4033,24 +4033,179 @@
           <w:sz w:val="24"/>
           <w:szCs w:val="24"/>
         </w:rPr>
-        <w:t>-&gt; How to make a JRE file : https://www.jetbrains.com/help/idea/compiling-applications.html</w:t>
-      </w:r>
-    </w:p>
-    <w:p>
-      <w:pPr>
-        <w:rPr>
-          <w:rFonts w:ascii="Times New Roman" w:hAnsi="Times New Roman" w:cs="Times New Roman"/>
-          <w:sz w:val="24"/>
-          <w:szCs w:val="24"/>
-        </w:rPr>
-      </w:pPr>
-      <w:r>
-        <w:rPr>
-          <w:rFonts w:ascii="Times New Roman" w:hAnsi="Times New Roman" w:cs="Times New Roman"/>
-          <w:sz w:val="24"/>
-          <w:szCs w:val="24"/>
-        </w:rPr>
-        <w:t>-&gt; System.setOut : https://www.tutorialspoint.com/java/lang/system_setout.htm</w:t>
+        <w:t>-&gt; How to make a J</w:t>
+      </w:r>
+      <w:r>
+        <w:rPr>
+          <w:rFonts w:ascii="Times New Roman" w:hAnsi="Times New Roman" w:cs="Times New Roman"/>
+          <w:sz w:val="24"/>
+          <w:szCs w:val="24"/>
+        </w:rPr>
+        <w:t>AR</w:t>
+      </w:r>
+      <w:r>
+        <w:rPr>
+          <w:rFonts w:ascii="Times New Roman" w:hAnsi="Times New Roman" w:cs="Times New Roman"/>
+          <w:sz w:val="24"/>
+          <w:szCs w:val="24"/>
+        </w:rPr>
+        <w:t xml:space="preserve"> file : https://www.jetbrains.com/help/idea/compiling-applications.html</w:t>
+      </w:r>
+    </w:p>
+    <w:p>
+      <w:pPr>
+        <w:rPr>
+          <w:rFonts w:ascii="Times New Roman" w:hAnsi="Times New Roman" w:cs="Times New Roman"/>
+          <w:sz w:val="24"/>
+          <w:szCs w:val="24"/>
+        </w:rPr>
+      </w:pPr>
+      <w:r>
+        <w:rPr>
+          <w:rFonts w:ascii="Times New Roman" w:hAnsi="Times New Roman" w:cs="Times New Roman"/>
+          <w:sz w:val="24"/>
+          <w:szCs w:val="24"/>
+        </w:rPr>
+        <w:t xml:space="preserve">-&gt; System.setOut : </w:t>
+      </w:r>
+      <w:hyperlink r:id="rId5" w:history="1">
+        <w:r>
+          <w:rPr>
+            <w:rStyle w:val="Kpr"/>
+            <w:rFonts w:ascii="Times New Roman" w:hAnsi="Times New Roman" w:cs="Times New Roman"/>
+            <w:sz w:val="24"/>
+            <w:szCs w:val="24"/>
+          </w:rPr>
+          <w:t>https://www.tutorialspoint.com/java/lang/system_setout.htm</w:t>
+        </w:r>
+      </w:hyperlink>
+    </w:p>
+    <w:p>
+      <w:pPr>
+        <w:rPr>
+          <w:rFonts w:ascii="Times New Roman" w:hAnsi="Times New Roman" w:cs="Times New Roman"/>
+          <w:sz w:val="24"/>
+          <w:szCs w:val="24"/>
+        </w:rPr>
+      </w:pPr>
+    </w:p>
+    <w:p>
+      <w:pPr>
+        <w:rPr>
+          <w:rFonts w:ascii="Times New Roman" w:hAnsi="Times New Roman" w:cs="Times New Roman"/>
+          <w:b/>
+          <w:bCs/>
+          <w:sz w:val="24"/>
+          <w:szCs w:val="24"/>
+        </w:rPr>
+      </w:pPr>
+      <w:r>
+        <w:rPr>
+          <w:rFonts w:ascii="Times New Roman" w:hAnsi="Times New Roman" w:cs="Times New Roman"/>
+          <w:b/>
+          <w:bCs/>
+          <w:sz w:val="24"/>
+          <w:szCs w:val="24"/>
+        </w:rPr>
+        <w:t>-*-*-*-*-*-*-*-*-*-*-*-*-*-*-*- [</w:t>
+      </w:r>
+      <w:r>
+        <w:rPr>
+          <w:rFonts w:ascii="Times New Roman" w:hAnsi="Times New Roman" w:cs="Times New Roman"/>
+          <w:b/>
+          <w:bCs/>
+          <w:sz w:val="24"/>
+          <w:szCs w:val="24"/>
+        </w:rPr>
+        <w:t xml:space="preserve"> TEAM-07</w:t>
+      </w:r>
+      <w:r>
+        <w:rPr>
+          <w:rFonts w:ascii="Times New Roman" w:hAnsi="Times New Roman" w:cs="Times New Roman"/>
+          <w:b/>
+          <w:bCs/>
+          <w:sz w:val="24"/>
+          <w:szCs w:val="24"/>
+        </w:rPr>
+        <w:t xml:space="preserve"> ] -*-*-*-*-*-*-*-*-*-*-*-*-*-*-*-*-</w:t>
+      </w:r>
+    </w:p>
+    <w:p>
+      <w:pPr>
+        <w:rPr>
+          <w:rFonts w:ascii="Times New Roman" w:hAnsi="Times New Roman" w:cs="Times New Roman"/>
+          <w:sz w:val="24"/>
+          <w:szCs w:val="24"/>
+        </w:rPr>
+      </w:pPr>
+    </w:p>
+    <w:p>
+      <w:pPr>
+        <w:rPr>
+          <w:rFonts w:ascii="Times New Roman" w:hAnsi="Times New Roman" w:cs="Times New Roman"/>
+          <w:sz w:val="24"/>
+          <w:szCs w:val="24"/>
+        </w:rPr>
+      </w:pPr>
+      <w:r>
+        <w:rPr>
+          <w:rFonts w:ascii="Times New Roman" w:hAnsi="Times New Roman" w:cs="Times New Roman"/>
+          <w:sz w:val="24"/>
+          <w:szCs w:val="24"/>
+        </w:rPr>
+        <w:t xml:space="preserve">Ahmed Safa Açıkgöz </w:t>
+      </w:r>
+    </w:p>
+    <w:p>
+      <w:pPr>
+        <w:rPr>
+          <w:rFonts w:ascii="Times New Roman" w:hAnsi="Times New Roman" w:cs="Times New Roman"/>
+          <w:sz w:val="24"/>
+          <w:szCs w:val="24"/>
+        </w:rPr>
+      </w:pPr>
+      <w:r>
+        <w:rPr>
+          <w:rFonts w:ascii="Times New Roman" w:hAnsi="Times New Roman" w:cs="Times New Roman"/>
+          <w:sz w:val="24"/>
+          <w:szCs w:val="24"/>
+        </w:rPr>
+        <w:lastRenderedPageBreak/>
+        <w:t xml:space="preserve">Ayberk Er </w:t>
+      </w:r>
+    </w:p>
+    <w:p>
+      <w:pPr>
+        <w:rPr>
+          <w:rFonts w:ascii="Times New Roman" w:hAnsi="Times New Roman" w:cs="Times New Roman"/>
+          <w:sz w:val="24"/>
+          <w:szCs w:val="24"/>
+        </w:rPr>
+      </w:pPr>
+      <w:r>
+        <w:rPr>
+          <w:rFonts w:ascii="Times New Roman" w:hAnsi="Times New Roman" w:cs="Times New Roman"/>
+          <w:sz w:val="24"/>
+          <w:szCs w:val="24"/>
+        </w:rPr>
+        <w:t>Gökberk Gök</w:t>
+      </w:r>
+    </w:p>
+    <w:p>
+      <w:pPr>
+        <w:rPr>
+          <w:rFonts w:ascii="Times New Roman" w:hAnsi="Times New Roman" w:cs="Times New Roman"/>
+          <w:sz w:val="24"/>
+          <w:szCs w:val="24"/>
+        </w:rPr>
+      </w:pPr>
+      <w:r>
+        <w:rPr>
+          <w:rFonts w:ascii="Times New Roman" w:hAnsi="Times New Roman" w:cs="Times New Roman"/>
+          <w:sz w:val="24"/>
+          <w:szCs w:val="24"/>
+        </w:rPr>
+        <w:t>Arda Temel Birinci</w:t>
       </w:r>
     </w:p>
     <w:p>
@@ -7529,7 +7684,7 @@
   <w:style w:type="paragraph" w:default="1" w:styleId="Normal">
     <w:name w:val="Normal"/>
     <w:qFormat/>
-    <w:rsid w:val="00B41A52"/>
+    <w:rsid w:val="00D57183"/>
   </w:style>
   <w:style w:type="paragraph" w:styleId="Balk1">
     <w:name w:val="heading 1"/>
@@ -8047,6 +8202,29 @@
       <w:spacing w:val="5"/>
     </w:rPr>
   </w:style>
+  <w:style w:type="character" w:styleId="Kpr">
+    <w:name w:val="Hyperlink"/>
+    <w:basedOn w:val="VarsaylanParagrafYazTipi"/>
+    <w:uiPriority w:val="99"/>
+    <w:unhideWhenUsed/>
+    <w:rsid w:val="00D57183"/>
+    <w:rPr>
+      <w:color w:val="0563C1" w:themeColor="hyperlink"/>
+      <w:u w:val="single"/>
+    </w:rPr>
+  </w:style>
+  <w:style w:type="character" w:styleId="zmlenmeyenBahsetme">
+    <w:name w:val="Unresolved Mention"/>
+    <w:basedOn w:val="VarsaylanParagrafYazTipi"/>
+    <w:uiPriority w:val="99"/>
+    <w:semiHidden/>
+    <w:unhideWhenUsed/>
+    <w:rsid w:val="00D57183"/>
+    <w:rPr>
+      <w:color w:val="605E5C"/>
+      <w:shd w:val="clear" w:color="auto" w:fill="E1DFDD"/>
+    </w:rPr>
+  </w:style>
 </w:styles>
 </file>
 

--- a/PROJECTREPORT_TEAM07.docx
+++ b/PROJECTREPORT_TEAM07.docx
@@ -395,9 +395,10 @@
     </w:p>
     <w:p>
       <w:pPr>
+        <w:pStyle w:val="ListeParagraf"/>
         <w:numPr>
-          <w:ilvl w:val="1"/>
-          <w:numId w:val="4"/>
+          <w:ilvl w:val="0"/>
+          <w:numId w:val="28"/>
         </w:numPr>
         <w:rPr>
           <w:rFonts w:ascii="Times New Roman" w:hAnsi="Times New Roman" w:cs="Times New Roman"/>
@@ -421,30 +422,15 @@
           <w:sz w:val="24"/>
           <w:szCs w:val="24"/>
         </w:rPr>
-        <w:t xml:space="preserve"> Every tile on a 2D map grid must have coordinates (x, y) and a symbol. Defining these properties and their getters/setters in Cell avoids duplicating code across </w:t>
-      </w:r>
-      <w:r>
-        <w:rPr>
-          <w:rFonts w:ascii="Times New Roman" w:hAnsi="Times New Roman" w:cs="Times New Roman"/>
-          <w:sz w:val="24"/>
-          <w:szCs w:val="24"/>
-        </w:rPr>
-        <w:t>a lot of</w:t>
-      </w:r>
-      <w:r>
-        <w:rPr>
-          <w:rFonts w:ascii="Times New Roman" w:hAnsi="Times New Roman" w:cs="Times New Roman"/>
-          <w:sz w:val="24"/>
-          <w:szCs w:val="24"/>
-        </w:rPr>
-        <w:t xml:space="preserve"> classes.</w:t>
-      </w:r>
-    </w:p>
-    <w:p>
-      <w:pPr>
+        <w:t xml:space="preserve"> Every tile on a 2D map grid must have coordinates (x, y) and a symbol. Defining these properties and their getters/setters in Cell avoids duplicating code across a lot of classes.</w:t>
+      </w:r>
+    </w:p>
+    <w:p>
+      <w:pPr>
+        <w:pStyle w:val="ListeParagraf"/>
         <w:numPr>
-          <w:ilvl w:val="1"/>
-          <w:numId w:val="4"/>
+          <w:ilvl w:val="0"/>
+          <w:numId w:val="28"/>
         </w:numPr>
         <w:rPr>
           <w:rFonts w:ascii="Times New Roman" w:hAnsi="Times New Roman" w:cs="Times New Roman"/>
@@ -468,22 +454,15 @@
           <w:sz w:val="24"/>
           <w:szCs w:val="24"/>
         </w:rPr>
-        <w:t xml:space="preserve"> It declares abstract behaviors like isConnectable(). This</w:t>
-      </w:r>
-      <w:r>
-        <w:rPr>
-          <w:rFonts w:ascii="Times New Roman" w:hAnsi="Times New Roman" w:cs="Times New Roman"/>
-          <w:sz w:val="24"/>
-          <w:szCs w:val="24"/>
-        </w:rPr>
-        <w:t xml:space="preserve"> helps the BFS algorithm, which utility providers use.</w:t>
-      </w:r>
-    </w:p>
-    <w:p>
-      <w:pPr>
+        <w:t xml:space="preserve"> It declares abstract behaviors like isConnectable(). This helps the BFS algorithm, which utility providers use.</w:t>
+      </w:r>
+    </w:p>
+    <w:p>
+      <w:pPr>
+        <w:pStyle w:val="ListeParagraf"/>
         <w:numPr>
-          <w:ilvl w:val="1"/>
-          <w:numId w:val="4"/>
+          <w:ilvl w:val="0"/>
+          <w:numId w:val="28"/>
         </w:numPr>
         <w:rPr>
           <w:rFonts w:ascii="Times New Roman" w:hAnsi="Times New Roman" w:cs="Times New Roman"/>
@@ -507,7 +486,31 @@
           <w:sz w:val="24"/>
           <w:szCs w:val="24"/>
         </w:rPr>
-        <w:t>The user could mistakenly create a Cell class with nothing in it, Cell being abstract prevents this problem.</w:t>
+        <w:t>The user could mistakenly create a Cell class with nothing i</w:t>
+      </w:r>
+      <w:r>
+        <w:rPr>
+          <w:rFonts w:ascii="Times New Roman" w:hAnsi="Times New Roman" w:cs="Times New Roman"/>
+          <w:sz w:val="24"/>
+          <w:szCs w:val="24"/>
+        </w:rPr>
+        <w:t>n</w:t>
+      </w:r>
+      <w:r>
+        <w:rPr>
+          <w:rFonts w:ascii="Times New Roman" w:hAnsi="Times New Roman" w:cs="Times New Roman"/>
+          <w:sz w:val="24"/>
+          <w:szCs w:val="24"/>
+        </w:rPr>
+        <w:br/>
+      </w:r>
+      <w:r>
+        <w:rPr>
+          <w:rFonts w:ascii="Times New Roman" w:hAnsi="Times New Roman" w:cs="Times New Roman"/>
+          <w:sz w:val="24"/>
+          <w:szCs w:val="24"/>
+        </w:rPr>
+        <w:t>it, Cell being abstract prevents this problem.</w:t>
       </w:r>
     </w:p>
     <w:p>
@@ -919,84 +922,84 @@
           <w:sz w:val="24"/>
           <w:szCs w:val="24"/>
         </w:rPr>
+        <w:t>Grid Isolation:</w:t>
+      </w:r>
+      <w:r>
+        <w:rPr>
+          <w:rFonts w:ascii="Times New Roman" w:hAnsi="Times New Roman" w:cs="Times New Roman"/>
+          <w:sz w:val="24"/>
+          <w:szCs w:val="24"/>
+        </w:rPr>
+        <w:t xml:space="preserve"> </w:t>
+      </w:r>
+      <w:r>
+        <w:rPr>
+          <w:rFonts w:ascii="Times New Roman" w:hAnsi="Times New Roman" w:cs="Times New Roman"/>
+          <w:sz w:val="24"/>
+          <w:szCs w:val="24"/>
+        </w:rPr>
+        <w:t>S</w:t>
+      </w:r>
+      <w:r>
+        <w:rPr>
+          <w:rFonts w:ascii="Times New Roman" w:hAnsi="Times New Roman" w:cs="Times New Roman"/>
+          <w:sz w:val="24"/>
+          <w:szCs w:val="24"/>
+        </w:rPr>
+        <w:t>ervices do n</w:t>
+      </w:r>
+      <w:r>
+        <w:rPr>
+          <w:rFonts w:ascii="Times New Roman" w:hAnsi="Times New Roman" w:cs="Times New Roman"/>
+          <w:sz w:val="24"/>
+          <w:szCs w:val="24"/>
+        </w:rPr>
+        <w:t>ot have connectability for BFS. So</w:t>
+      </w:r>
+      <w:r>
+        <w:rPr>
+          <w:rFonts w:ascii="Times New Roman" w:hAnsi="Times New Roman" w:cs="Times New Roman"/>
+          <w:sz w:val="24"/>
+          <w:szCs w:val="24"/>
+        </w:rPr>
+        <w:t>, Service overrides isConnectable() to return false for all service</w:t>
+      </w:r>
+      <w:r>
+        <w:rPr>
+          <w:rFonts w:ascii="Times New Roman" w:hAnsi="Times New Roman" w:cs="Times New Roman"/>
+          <w:sz w:val="24"/>
+          <w:szCs w:val="24"/>
+        </w:rPr>
+        <w:t>s</w:t>
+      </w:r>
+      <w:r>
+        <w:rPr>
+          <w:rFonts w:ascii="Times New Roman" w:hAnsi="Times New Roman" w:cs="Times New Roman"/>
+          <w:sz w:val="24"/>
+          <w:szCs w:val="24"/>
+        </w:rPr>
+        <w:t>.</w:t>
+      </w:r>
+    </w:p>
+    <w:p>
+      <w:pPr>
+        <w:rPr>
+          <w:rFonts w:ascii="Times New Roman" w:hAnsi="Times New Roman" w:cs="Times New Roman"/>
+          <w:b/>
+          <w:bCs/>
+          <w:sz w:val="24"/>
+          <w:szCs w:val="24"/>
+        </w:rPr>
+      </w:pPr>
+      <w:r>
+        <w:rPr>
+          <w:rFonts w:ascii="Times New Roman" w:hAnsi="Times New Roman" w:cs="Times New Roman"/>
+          <w:b/>
+          <w:bCs/>
+          <w:sz w:val="24"/>
+          <w:szCs w:val="24"/>
+        </w:rPr>
         <w:lastRenderedPageBreak/>
-        <w:t>Grid Isolation:</w:t>
-      </w:r>
-      <w:r>
-        <w:rPr>
-          <w:rFonts w:ascii="Times New Roman" w:hAnsi="Times New Roman" w:cs="Times New Roman"/>
-          <w:sz w:val="24"/>
-          <w:szCs w:val="24"/>
-        </w:rPr>
-        <w:t xml:space="preserve"> </w:t>
-      </w:r>
-      <w:r>
-        <w:rPr>
-          <w:rFonts w:ascii="Times New Roman" w:hAnsi="Times New Roman" w:cs="Times New Roman"/>
-          <w:sz w:val="24"/>
-          <w:szCs w:val="24"/>
-        </w:rPr>
-        <w:t>S</w:t>
-      </w:r>
-      <w:r>
-        <w:rPr>
-          <w:rFonts w:ascii="Times New Roman" w:hAnsi="Times New Roman" w:cs="Times New Roman"/>
-          <w:sz w:val="24"/>
-          <w:szCs w:val="24"/>
-        </w:rPr>
-        <w:t>ervices do n</w:t>
-      </w:r>
-      <w:r>
-        <w:rPr>
-          <w:rFonts w:ascii="Times New Roman" w:hAnsi="Times New Roman" w:cs="Times New Roman"/>
-          <w:sz w:val="24"/>
-          <w:szCs w:val="24"/>
-        </w:rPr>
-        <w:t>ot have connectability for BFS. So</w:t>
-      </w:r>
-      <w:r>
-        <w:rPr>
-          <w:rFonts w:ascii="Times New Roman" w:hAnsi="Times New Roman" w:cs="Times New Roman"/>
-          <w:sz w:val="24"/>
-          <w:szCs w:val="24"/>
-        </w:rPr>
-        <w:t>, Service overrides isConnectable() to return false for all service</w:t>
-      </w:r>
-      <w:r>
-        <w:rPr>
-          <w:rFonts w:ascii="Times New Roman" w:hAnsi="Times New Roman" w:cs="Times New Roman"/>
-          <w:sz w:val="24"/>
-          <w:szCs w:val="24"/>
-        </w:rPr>
-        <w:t>s</w:t>
-      </w:r>
-      <w:r>
-        <w:rPr>
-          <w:rFonts w:ascii="Times New Roman" w:hAnsi="Times New Roman" w:cs="Times New Roman"/>
-          <w:sz w:val="24"/>
-          <w:szCs w:val="24"/>
-        </w:rPr>
-        <w:t>.</w:t>
-      </w:r>
-    </w:p>
-    <w:p>
-      <w:pPr>
-        <w:rPr>
-          <w:rFonts w:ascii="Times New Roman" w:hAnsi="Times New Roman" w:cs="Times New Roman"/>
-          <w:b/>
-          <w:bCs/>
-          <w:sz w:val="24"/>
-          <w:szCs w:val="24"/>
-        </w:rPr>
-      </w:pPr>
-      <w:r>
-        <w:rPr>
-          <w:rFonts w:ascii="Times New Roman" w:hAnsi="Times New Roman" w:cs="Times New Roman"/>
-          <w:b/>
-          <w:bCs/>
-          <w:sz w:val="24"/>
-          <w:szCs w:val="24"/>
-        </w:rPr>
         <w:t>D. Zone</w:t>
       </w:r>
     </w:p>
@@ -1752,14 +1755,6 @@
           <w:szCs w:val="24"/>
         </w:rPr>
         <w:br/>
-      </w:r>
-      <w:r>
-        <w:rPr>
-          <w:rFonts w:ascii="Times New Roman" w:hAnsi="Times New Roman" w:cs="Times New Roman"/>
-          <w:sz w:val="24"/>
-          <w:szCs w:val="24"/>
-        </w:rPr>
-        <w:lastRenderedPageBreak/>
         <w:t xml:space="preserve"> ├── UtilityProvider (Abstract) ──&gt; PowerPlant, WaterPumpingStation, InternetHub</w:t>
       </w:r>
       <w:r>
@@ -1771,6 +1766,15 @@
         <w:br/>
         <w:t xml:space="preserve"> └── Zone (Abstract) ──&gt; Housing, Commercial, Industrial</w:t>
       </w:r>
+    </w:p>
+    <w:p>
+      <w:pPr>
+        <w:rPr>
+          <w:rFonts w:ascii="Times New Roman" w:hAnsi="Times New Roman" w:cs="Times New Roman"/>
+          <w:sz w:val="24"/>
+          <w:szCs w:val="24"/>
+        </w:rPr>
+      </w:pPr>
     </w:p>
     <w:p>
       <w:pPr>
@@ -1792,6 +1796,7 @@
           <w:sz w:val="24"/>
           <w:szCs w:val="24"/>
         </w:rPr>
+        <w:lastRenderedPageBreak/>
         <w:t>Reasons:</w:t>
       </w:r>
     </w:p>
@@ -1815,7 +1820,17 @@
           <w:sz w:val="24"/>
           <w:szCs w:val="24"/>
         </w:rPr>
-        <w:t>Hierarchical Classification:</w:t>
+        <w:t>Relationship</w:t>
+      </w:r>
+      <w:r>
+        <w:rPr>
+          <w:rFonts w:ascii="Times New Roman" w:hAnsi="Times New Roman" w:cs="Times New Roman"/>
+          <w:b/>
+          <w:bCs/>
+          <w:sz w:val="24"/>
+          <w:szCs w:val="24"/>
+        </w:rPr>
+        <w:t>:</w:t>
       </w:r>
       <w:r>
         <w:rPr>
@@ -2467,7 +2482,7 @@
     <w:p>
       <w:pPr>
         <w:pBdr>
-          <w:bottom w:val="single" w:sz="6" w:space="1" w:color="auto"/>
+          <w:bottom w:val="single" w:sz="6" w:space="23" w:color="auto"/>
         </w:pBdr>
         <w:rPr>
           <w:rFonts w:ascii="Times New Roman" w:hAnsi="Times New Roman" w:cs="Times New Roman"/>
@@ -2481,8 +2496,16 @@
           <w:sz w:val="24"/>
           <w:szCs w:val="24"/>
         </w:rPr>
+        <w:t xml:space="preserve">Through polymorphism, Java automatically triggers Housing.updateLevelAndOutput() for residential sectors, Commercial.updateLevelAndOutput() for commerce, and </w:t>
+      </w:r>
+      <w:r>
+        <w:rPr>
+          <w:rFonts w:ascii="Times New Roman" w:hAnsi="Times New Roman" w:cs="Times New Roman"/>
+          <w:sz w:val="24"/>
+          <w:szCs w:val="24"/>
+        </w:rPr>
         <w:lastRenderedPageBreak/>
-        <w:t>Through polymorphism, Java automatically triggers Housing.updateLevelAndOutput() for residential sectors, Commercial.updateLevelAndOutput() for commerce, and Industrial.updateLevelAndOutput() for factories</w:t>
+        <w:t>Industrial.updateLevelAndOutput() for factories</w:t>
       </w:r>
       <w:r>
         <w:rPr>
@@ -2508,27 +2531,6 @@
         </w:rPr>
         <w:t xml:space="preserve"> the actual class type.</w:t>
       </w:r>
-    </w:p>
-    <w:p>
-      <w:pPr>
-        <w:pBdr>
-          <w:bottom w:val="single" w:sz="6" w:space="1" w:color="auto"/>
-        </w:pBdr>
-        <w:rPr>
-          <w:rFonts w:ascii="Times New Roman" w:hAnsi="Times New Roman" w:cs="Times New Roman"/>
-          <w:sz w:val="24"/>
-          <w:szCs w:val="24"/>
-        </w:rPr>
-      </w:pPr>
-    </w:p>
-    <w:p>
-      <w:pPr>
-        <w:rPr>
-          <w:rFonts w:ascii="Times New Roman" w:hAnsi="Times New Roman" w:cs="Times New Roman"/>
-          <w:sz w:val="24"/>
-          <w:szCs w:val="24"/>
-        </w:rPr>
-      </w:pPr>
     </w:p>
     <w:p>
       <w:pPr>
@@ -2542,6 +2544,14 @@
           <w:szCs w:val="24"/>
         </w:rPr>
       </w:pPr>
+      <w:r>
+        <w:rPr>
+          <w:rFonts w:ascii="Times New Roman" w:hAnsi="Times New Roman" w:cs="Times New Roman"/>
+          <w:sz w:val="24"/>
+          <w:szCs w:val="24"/>
+        </w:rPr>
+        <w:br/>
+      </w:r>
       <w:r>
         <w:rPr>
           <w:rFonts w:ascii="Times New Roman" w:hAnsi="Times New Roman" w:cs="Times New Roman"/>
@@ -2672,17 +2682,6 @@
     </w:p>
     <w:p>
       <w:pPr>
-        <w:rPr>
-          <w:rFonts w:ascii="Times New Roman" w:hAnsi="Times New Roman" w:cs="Times New Roman"/>
-          <w:b/>
-          <w:bCs/>
-          <w:sz w:val="24"/>
-          <w:szCs w:val="24"/>
-        </w:rPr>
-      </w:pPr>
-    </w:p>
-    <w:p>
-      <w:pPr>
         <w:pStyle w:val="ListeParagraf"/>
         <w:numPr>
           <w:ilvl w:val="0"/>
@@ -3126,16 +3125,24 @@
           <w:sz w:val="24"/>
           <w:szCs w:val="24"/>
         </w:rPr>
+        <w:t>Finally, we should update the simulation. We should include Governmental in distributeResources, count how many G’s there are. Add</w:t>
+      </w:r>
+      <w:r>
+        <w:rPr>
+          <w:rFonts w:ascii="Times New Roman" w:hAnsi="Times New Roman" w:cs="Times New Roman"/>
+          <w:sz w:val="24"/>
+          <w:szCs w:val="24"/>
+        </w:rPr>
+        <w:t xml:space="preserve"> Governmental to totalConsumers and make governmental to receive a part of population. Calculate how many law is distributed and assign to the zones. Finally, we should reset the </w:t>
+      </w:r>
+      <w:r>
+        <w:rPr>
+          <w:rFonts w:ascii="Times New Roman" w:hAnsi="Times New Roman" w:cs="Times New Roman"/>
+          <w:sz w:val="24"/>
+          <w:szCs w:val="24"/>
+        </w:rPr>
         <w:lastRenderedPageBreak/>
-        <w:t>Finally, we should update the simulation. We should include Governmental in distributeResources, count how many G’s there are. Add</w:t>
-      </w:r>
-      <w:r>
-        <w:rPr>
-          <w:rFonts w:ascii="Times New Roman" w:hAnsi="Times New Roman" w:cs="Times New Roman"/>
-          <w:sz w:val="24"/>
-          <w:szCs w:val="24"/>
-        </w:rPr>
-        <w:t xml:space="preserve"> Governmental to totalConsumers and make governmental to receive a part of population. Calculate how many law is distributed and assign to the zones. Finally, we should reset the law in the pool with setLaw(0). ALSO we shouldn’t forget to update the updateZonesAndAccumulate(), to update the level,</w:t>
+        <w:t>law in the pool with setLaw(0). ALSO we shouldn’t forget to update the updateZonesAndAccumulate(), to update the level,</w:t>
       </w:r>
       <w:r>
         <w:rPr>
@@ -3538,60 +3545,963 @@
           <w:sz w:val="24"/>
           <w:szCs w:val="24"/>
         </w:rPr>
+        <w:t>1.</w:t>
+      </w:r>
+      <w:r>
+        <w:rPr>
+          <w:rFonts w:ascii="Times New Roman" w:hAnsi="Times New Roman" w:cs="Times New Roman"/>
+          <w:sz w:val="24"/>
+          <w:szCs w:val="24"/>
+        </w:rPr>
+        <w:t xml:space="preserve"> </w:t>
+      </w:r>
+      <w:r>
+        <w:rPr>
+          <w:rFonts w:ascii="Times New Roman" w:hAnsi="Times New Roman" w:cs="Times New Roman"/>
+          <w:b/>
+          <w:bCs/>
+          <w:sz w:val="24"/>
+          <w:szCs w:val="24"/>
+        </w:rPr>
+        <w:t>In com.objectville.model.zones.Zone</w:t>
+      </w:r>
+    </w:p>
+    <w:p>
+      <w:pPr>
+        <w:rPr>
+          <w:rFonts w:ascii="Times New Roman" w:hAnsi="Times New Roman" w:cs="Times New Roman"/>
+          <w:sz w:val="24"/>
+          <w:szCs w:val="24"/>
+        </w:rPr>
+      </w:pPr>
+      <w:r>
+        <w:rPr>
+          <w:rFonts w:ascii="Times New Roman" w:hAnsi="Times New Roman" w:cs="Times New Roman"/>
+          <w:sz w:val="24"/>
+          <w:szCs w:val="24"/>
+        </w:rPr>
+        <w:t>Zone uses generic Map structures as class members to store the state of utility and service consumption in memory:</w:t>
+      </w:r>
+    </w:p>
+    <w:p>
+      <w:pPr>
+        <w:numPr>
+          <w:ilvl w:val="0"/>
+          <w:numId w:val="23"/>
+        </w:numPr>
+        <w:rPr>
+          <w:rFonts w:ascii="Times New Roman" w:hAnsi="Times New Roman" w:cs="Times New Roman"/>
+          <w:sz w:val="24"/>
+          <w:szCs w:val="24"/>
+        </w:rPr>
+      </w:pPr>
+      <w:r>
+        <w:rPr>
+          <w:rFonts w:ascii="Times New Roman" w:hAnsi="Times New Roman" w:cs="Times New Roman"/>
+          <w:sz w:val="24"/>
+          <w:szCs w:val="24"/>
+        </w:rPr>
+        <w:t>Map&lt;String, Integer&gt; currentUtilities: A generic Map mapping String keys to Integer values, initialized as a memory-resident HashMap&lt;&gt;. It stores the levels of utilities (Electricity, Water, Internet) consumed by each zone.</w:t>
+      </w:r>
+    </w:p>
+    <w:p>
+      <w:pPr>
+        <w:numPr>
+          <w:ilvl w:val="0"/>
+          <w:numId w:val="23"/>
+        </w:numPr>
+        <w:rPr>
+          <w:rFonts w:ascii="Times New Roman" w:hAnsi="Times New Roman" w:cs="Times New Roman"/>
+          <w:sz w:val="24"/>
+          <w:szCs w:val="24"/>
+        </w:rPr>
+      </w:pPr>
+      <w:r>
+        <w:rPr>
+          <w:rFonts w:ascii="Times New Roman" w:hAnsi="Times New Roman" w:cs="Times New Roman"/>
+          <w:sz w:val="24"/>
+          <w:szCs w:val="24"/>
+        </w:rPr>
+        <w:t>Map&lt;String, Boolean&gt; currentServices: A generic Map mapping String keys to Boolean values, initialized as a memory-resident HashMap&lt;&gt;. It tracks whether different services (Security, Health, Education) are available to the zone.</w:t>
+      </w:r>
+    </w:p>
+    <w:p>
+      <w:pPr>
+        <w:rPr>
+          <w:rFonts w:ascii="Times New Roman" w:hAnsi="Times New Roman" w:cs="Times New Roman"/>
+          <w:b/>
+          <w:bCs/>
+          <w:sz w:val="24"/>
+          <w:szCs w:val="24"/>
+        </w:rPr>
+      </w:pPr>
+      <w:r>
+        <w:rPr>
+          <w:rFonts w:ascii="Times New Roman" w:hAnsi="Times New Roman" w:cs="Times New Roman"/>
+          <w:b/>
+          <w:bCs/>
+          <w:sz w:val="24"/>
+          <w:szCs w:val="24"/>
+        </w:rPr>
+        <w:t>2. In com.objectville.engine.SimulationManager</w:t>
+      </w:r>
+    </w:p>
+    <w:p>
+      <w:pPr>
+        <w:rPr>
+          <w:rFonts w:ascii="Times New Roman" w:hAnsi="Times New Roman" w:cs="Times New Roman"/>
+          <w:sz w:val="24"/>
+          <w:szCs w:val="24"/>
+        </w:rPr>
+      </w:pPr>
+      <w:r>
+        <w:rPr>
+          <w:rFonts w:ascii="Times New Roman" w:hAnsi="Times New Roman" w:cs="Times New Roman"/>
+          <w:sz w:val="24"/>
+          <w:szCs w:val="24"/>
+        </w:rPr>
+        <w:t>The distributeBFS method utilizes generic types and collection classes to run a Breadth-First Search (BFS) in memory:</w:t>
+      </w:r>
+    </w:p>
+    <w:p>
+      <w:pPr>
+        <w:numPr>
+          <w:ilvl w:val="0"/>
+          <w:numId w:val="24"/>
+        </w:numPr>
+        <w:rPr>
+          <w:rFonts w:ascii="Times New Roman" w:hAnsi="Times New Roman" w:cs="Times New Roman"/>
+          <w:sz w:val="24"/>
+          <w:szCs w:val="24"/>
+        </w:rPr>
+      </w:pPr>
+      <w:r>
+        <w:rPr>
+          <w:rFonts w:ascii="Times New Roman" w:hAnsi="Times New Roman" w:cs="Times New Roman"/>
+          <w:sz w:val="24"/>
+          <w:szCs w:val="24"/>
+        </w:rPr>
+        <w:t>Queue&lt;Cell&gt; queue: A generic Queue holding Cell objects, implemented using a memory-resident LinkedList&lt;&gt;. It serves as the frontier queue for utility distribution.</w:t>
+      </w:r>
+    </w:p>
+    <w:p>
+      <w:pPr>
+        <w:numPr>
+          <w:ilvl w:val="0"/>
+          <w:numId w:val="24"/>
+        </w:numPr>
+        <w:rPr>
+          <w:rFonts w:ascii="Times New Roman" w:hAnsi="Times New Roman" w:cs="Times New Roman"/>
+          <w:sz w:val="24"/>
+          <w:szCs w:val="24"/>
+        </w:rPr>
+      </w:pPr>
+      <w:r>
+        <w:rPr>
+          <w:rFonts w:ascii="Times New Roman" w:hAnsi="Times New Roman" w:cs="Times New Roman"/>
+          <w:sz w:val="24"/>
+          <w:szCs w:val="24"/>
+        </w:rPr>
+        <w:lastRenderedPageBreak/>
+        <w:t>Set&lt;Cell&gt; visited: A generic Set holding Cell objects, implemented using a memory-resident HashSet&lt;&gt;. It keeps track of visited cells during utility traversal.</w:t>
+      </w:r>
+    </w:p>
+    <w:p>
+      <w:pPr>
+        <w:rPr>
+          <w:rFonts w:ascii="Times New Roman" w:hAnsi="Times New Roman" w:cs="Times New Roman"/>
+          <w:b/>
+          <w:bCs/>
+          <w:sz w:val="24"/>
+          <w:szCs w:val="24"/>
+        </w:rPr>
+      </w:pPr>
+      <w:r>
+        <w:rPr>
+          <w:rFonts w:ascii="Times New Roman" w:hAnsi="Times New Roman" w:cs="Times New Roman"/>
+          <w:b/>
+          <w:bCs/>
+          <w:sz w:val="24"/>
+          <w:szCs w:val="24"/>
+        </w:rPr>
+        <w:t>3. In com.objectville.engine.CityMap</w:t>
+      </w:r>
+    </w:p>
+    <w:p>
+      <w:pPr>
+        <w:rPr>
+          <w:rFonts w:ascii="Times New Roman" w:hAnsi="Times New Roman" w:cs="Times New Roman"/>
+          <w:sz w:val="24"/>
+          <w:szCs w:val="24"/>
+        </w:rPr>
+      </w:pPr>
+      <w:r>
+        <w:rPr>
+          <w:rFonts w:ascii="Times New Roman" w:hAnsi="Times New Roman" w:cs="Times New Roman"/>
+          <w:sz w:val="24"/>
+          <w:szCs w:val="24"/>
+        </w:rPr>
+        <w:t>CityMap uses several collections and arrays to load, generate, and query the map:</w:t>
+      </w:r>
+    </w:p>
+    <w:p>
+      <w:pPr>
+        <w:numPr>
+          <w:ilvl w:val="0"/>
+          <w:numId w:val="25"/>
+        </w:numPr>
+        <w:rPr>
+          <w:rFonts w:ascii="Times New Roman" w:hAnsi="Times New Roman" w:cs="Times New Roman"/>
+          <w:sz w:val="24"/>
+          <w:szCs w:val="24"/>
+        </w:rPr>
+      </w:pPr>
+      <w:r>
+        <w:rPr>
+          <w:rFonts w:ascii="Times New Roman" w:hAnsi="Times New Roman" w:cs="Times New Roman"/>
+          <w:sz w:val="24"/>
+          <w:szCs w:val="24"/>
+        </w:rPr>
+        <w:t>ArrayList&lt;String&gt; lines (in loadMap): A generic ArrayList holding String objects, used to store the lines read from the map file into memory.</w:t>
+      </w:r>
+    </w:p>
+    <w:p>
+      <w:pPr>
+        <w:numPr>
+          <w:ilvl w:val="0"/>
+          <w:numId w:val="25"/>
+        </w:numPr>
+        <w:rPr>
+          <w:rFonts w:ascii="Times New Roman" w:hAnsi="Times New Roman" w:cs="Times New Roman"/>
+          <w:sz w:val="24"/>
+          <w:szCs w:val="24"/>
+        </w:rPr>
+      </w:pPr>
+      <w:r>
+        <w:rPr>
+          <w:rFonts w:ascii="Times New Roman" w:hAnsi="Times New Roman" w:cs="Times New Roman"/>
+          <w:sz w:val="24"/>
+          <w:szCs w:val="24"/>
+        </w:rPr>
+        <w:t>List&lt;Cell&gt; neighbors (in getNeighbors): A generic List holding Cell objects, implemented with ArrayList&lt;&gt;, used to dynamically aggregate and return adjacent cells.</w:t>
+      </w:r>
+    </w:p>
+    <w:p>
+      <w:pPr>
+        <w:numPr>
+          <w:ilvl w:val="0"/>
+          <w:numId w:val="25"/>
+        </w:numPr>
+        <w:rPr>
+          <w:rFonts w:ascii="Times New Roman" w:hAnsi="Times New Roman" w:cs="Times New Roman"/>
+          <w:sz w:val="24"/>
+          <w:szCs w:val="24"/>
+        </w:rPr>
+      </w:pPr>
+      <w:r>
+        <w:rPr>
+          <w:rFonts w:ascii="Times New Roman" w:hAnsi="Times New Roman" w:cs="Times New Roman"/>
+          <w:sz w:val="24"/>
+          <w:szCs w:val="24"/>
+        </w:rPr>
+        <w:t>char[][] charGrid &amp; Cell[][] cellGrid: Memory-resident 2D arrays storing the loaded characters and instantiated game objects representing the current game map.</w:t>
+      </w:r>
+    </w:p>
+    <w:p>
+      <w:pPr>
+        <w:rPr>
+          <w:rFonts w:ascii="Times New Roman" w:hAnsi="Times New Roman" w:cs="Times New Roman"/>
+          <w:b/>
+          <w:bCs/>
+          <w:sz w:val="24"/>
+          <w:szCs w:val="24"/>
+        </w:rPr>
+      </w:pPr>
+    </w:p>
+    <w:p>
+      <w:pPr>
+        <w:rPr>
+          <w:rFonts w:ascii="Times New Roman" w:hAnsi="Times New Roman" w:cs="Times New Roman"/>
+          <w:b/>
+          <w:bCs/>
+          <w:sz w:val="24"/>
+          <w:szCs w:val="24"/>
+        </w:rPr>
+      </w:pPr>
+      <w:r>
+        <w:rPr>
+          <w:rFonts w:ascii="Times New Roman" w:hAnsi="Times New Roman" w:cs="Times New Roman"/>
+          <w:b/>
+          <w:bCs/>
+          <w:sz w:val="24"/>
+          <w:szCs w:val="24"/>
+        </w:rPr>
+        <w:t>-----------------------------------------------------------------------------------------------------------------</w:t>
+      </w:r>
+    </w:p>
+    <w:p>
+      <w:pPr>
+        <w:rPr>
+          <w:rFonts w:ascii="Times New Roman" w:hAnsi="Times New Roman" w:cs="Times New Roman"/>
+          <w:b/>
+          <w:bCs/>
+          <w:sz w:val="24"/>
+          <w:szCs w:val="24"/>
+        </w:rPr>
+      </w:pPr>
+    </w:p>
+    <w:p>
+      <w:pPr>
+        <w:rPr>
+          <w:rFonts w:ascii="Times New Roman" w:hAnsi="Times New Roman" w:cs="Times New Roman"/>
+          <w:b/>
+          <w:bCs/>
+          <w:sz w:val="24"/>
+          <w:szCs w:val="24"/>
+        </w:rPr>
+      </w:pPr>
+      <w:r>
+        <w:rPr>
+          <w:rFonts w:ascii="Times New Roman" w:hAnsi="Times New Roman" w:cs="Times New Roman"/>
+          <w:b/>
+          <w:bCs/>
+          <w:sz w:val="24"/>
+          <w:szCs w:val="24"/>
+        </w:rPr>
+        <w:t xml:space="preserve">4- </w:t>
+      </w:r>
+      <w:r>
+        <w:rPr>
+          <w:rFonts w:ascii="Times New Roman" w:hAnsi="Times New Roman" w:cs="Times New Roman"/>
+          <w:b/>
+          <w:bCs/>
+          <w:sz w:val="24"/>
+          <w:szCs w:val="24"/>
+        </w:rPr>
+        <w:t>State where in your code you have used lambdas or packaged units.</w:t>
+      </w:r>
+    </w:p>
+    <w:p>
+      <w:pPr>
+        <w:rPr>
+          <w:rFonts w:ascii="Times New Roman" w:hAnsi="Times New Roman" w:cs="Times New Roman"/>
+          <w:b/>
+          <w:bCs/>
+          <w:sz w:val="24"/>
+          <w:szCs w:val="24"/>
+        </w:rPr>
+      </w:pPr>
+      <w:r>
+        <w:rPr>
+          <w:rFonts w:ascii="Times New Roman" w:hAnsi="Times New Roman" w:cs="Times New Roman"/>
+          <w:b/>
+          <w:bCs/>
+          <w:sz w:val="24"/>
+          <w:szCs w:val="24"/>
+        </w:rPr>
+        <w:t xml:space="preserve">-*-*-*-*-*-*-*-*-*-*-*-*-*-*-*- [ </w:t>
+      </w:r>
+      <w:r>
+        <w:rPr>
+          <w:rFonts w:ascii="Times New Roman" w:hAnsi="Times New Roman" w:cs="Times New Roman"/>
+          <w:b/>
+          <w:bCs/>
+          <w:sz w:val="24"/>
+          <w:szCs w:val="24"/>
+        </w:rPr>
+        <w:t xml:space="preserve">Answer to question </w:t>
+      </w:r>
+      <w:r>
+        <w:rPr>
+          <w:rFonts w:ascii="Times New Roman" w:hAnsi="Times New Roman" w:cs="Times New Roman"/>
+          <w:b/>
+          <w:bCs/>
+          <w:sz w:val="24"/>
+          <w:szCs w:val="24"/>
+        </w:rPr>
+        <w:t>4 ] -*-*-*-*-*-*-*-*-*-*-*-*-*-*-*-*-</w:t>
+      </w:r>
+    </w:p>
+    <w:p>
+      <w:pPr>
+        <w:rPr>
+          <w:rFonts w:ascii="Times New Roman" w:hAnsi="Times New Roman" w:cs="Times New Roman"/>
+          <w:sz w:val="24"/>
+          <w:szCs w:val="24"/>
+        </w:rPr>
+      </w:pPr>
+      <w:r>
+        <w:rPr>
+          <w:rFonts w:ascii="Times New Roman" w:hAnsi="Times New Roman" w:cs="Times New Roman"/>
+          <w:sz w:val="24"/>
+          <w:szCs w:val="24"/>
+        </w:rPr>
         <w:t>-&gt;</w:t>
       </w:r>
-    </w:p>
-    <w:p>
-      <w:pPr>
-        <w:rPr>
-          <w:rFonts w:ascii="Times New Roman" w:hAnsi="Times New Roman" w:cs="Times New Roman"/>
-          <w:b/>
-          <w:bCs/>
-          <w:sz w:val="24"/>
-          <w:szCs w:val="24"/>
-        </w:rPr>
-      </w:pPr>
-    </w:p>
-    <w:p>
-      <w:pPr>
-        <w:rPr>
-          <w:rFonts w:ascii="Times New Roman" w:hAnsi="Times New Roman" w:cs="Times New Roman"/>
-          <w:b/>
-          <w:bCs/>
-          <w:sz w:val="24"/>
-          <w:szCs w:val="24"/>
-        </w:rPr>
-      </w:pPr>
-    </w:p>
-    <w:p>
-      <w:pPr>
-        <w:rPr>
-          <w:rFonts w:ascii="Times New Roman" w:hAnsi="Times New Roman" w:cs="Times New Roman"/>
-          <w:b/>
-          <w:bCs/>
-          <w:sz w:val="24"/>
-          <w:szCs w:val="24"/>
-        </w:rPr>
-      </w:pPr>
-      <w:r>
-        <w:rPr>
-          <w:rFonts w:ascii="Times New Roman" w:hAnsi="Times New Roman" w:cs="Times New Roman"/>
-          <w:b/>
-          <w:bCs/>
-          <w:sz w:val="24"/>
-          <w:szCs w:val="24"/>
-        </w:rPr>
-        <w:t xml:space="preserve">4- </w:t>
-      </w:r>
-      <w:r>
-        <w:rPr>
-          <w:rFonts w:ascii="Times New Roman" w:hAnsi="Times New Roman" w:cs="Times New Roman"/>
-          <w:b/>
-          <w:bCs/>
-          <w:sz w:val="24"/>
-          <w:szCs w:val="24"/>
-        </w:rPr>
-        <w:t>State where in your code you have used lambdas or packaged units.</w:t>
+      <w:r>
+        <w:rPr>
+          <w:rFonts w:ascii="Times New Roman" w:hAnsi="Times New Roman" w:cs="Times New Roman"/>
+          <w:sz w:val="24"/>
+          <w:szCs w:val="24"/>
+        </w:rPr>
+        <w:t xml:space="preserve"> </w:t>
+      </w:r>
+      <w:r>
+        <w:rPr>
+          <w:rFonts w:ascii="Times New Roman" w:hAnsi="Times New Roman" w:cs="Times New Roman"/>
+          <w:b/>
+          <w:bCs/>
+          <w:sz w:val="24"/>
+          <w:szCs w:val="24"/>
+        </w:rPr>
+        <w:t>Packaged Units and Lambdas in the Objectville Project</w:t>
+      </w:r>
+    </w:p>
+    <w:p>
+      <w:pPr>
+        <w:tabs>
+          <w:tab w:val="num" w:pos="720"/>
+        </w:tabs>
+        <w:rPr>
+          <w:rFonts w:ascii="Times New Roman" w:hAnsi="Times New Roman" w:cs="Times New Roman"/>
+          <w:sz w:val="24"/>
+          <w:szCs w:val="24"/>
+        </w:rPr>
+      </w:pPr>
+      <w:r>
+        <w:rPr>
+          <w:rFonts w:ascii="Times New Roman" w:hAnsi="Times New Roman" w:cs="Times New Roman"/>
+          <w:b/>
+          <w:bCs/>
+          <w:sz w:val="24"/>
+          <w:szCs w:val="24"/>
+        </w:rPr>
+        <w:t>1. Packaged Units (Java Packages)</w:t>
+      </w:r>
+      <w:r>
+        <w:rPr>
+          <w:rFonts w:ascii="Times New Roman" w:hAnsi="Times New Roman" w:cs="Times New Roman"/>
+          <w:sz w:val="24"/>
+          <w:szCs w:val="24"/>
+        </w:rPr>
+        <w:t xml:space="preserve"> Our codebase</w:t>
+      </w:r>
+      <w:r>
+        <w:rPr>
+          <w:rFonts w:ascii="Times New Roman" w:hAnsi="Times New Roman" w:cs="Times New Roman"/>
+          <w:sz w:val="24"/>
+          <w:szCs w:val="24"/>
+        </w:rPr>
+        <w:t xml:space="preserve"> is</w:t>
+      </w:r>
+      <w:r>
+        <w:rPr>
+          <w:rFonts w:ascii="Times New Roman" w:hAnsi="Times New Roman" w:cs="Times New Roman"/>
+          <w:sz w:val="24"/>
+          <w:szCs w:val="24"/>
+        </w:rPr>
+        <w:t xml:space="preserve"> using Java</w:t>
+      </w:r>
+      <w:r>
+        <w:rPr>
+          <w:rFonts w:ascii="Times New Roman" w:hAnsi="Times New Roman" w:cs="Times New Roman"/>
+          <w:sz w:val="24"/>
+          <w:szCs w:val="24"/>
+        </w:rPr>
+        <w:t xml:space="preserve"> </w:t>
+      </w:r>
+      <w:r>
+        <w:rPr>
+          <w:rFonts w:ascii="Times New Roman" w:hAnsi="Times New Roman" w:cs="Times New Roman"/>
+          <w:sz w:val="24"/>
+          <w:szCs w:val="24"/>
+        </w:rPr>
+        <w:t xml:space="preserve">packages to group related classes, </w:t>
+      </w:r>
+      <w:r>
+        <w:rPr>
+          <w:rFonts w:ascii="Times New Roman" w:hAnsi="Times New Roman" w:cs="Times New Roman"/>
+          <w:sz w:val="24"/>
+          <w:szCs w:val="24"/>
+        </w:rPr>
+        <w:t>making sure we know what we are working with and this way we can split the work with our group members.</w:t>
+      </w:r>
+    </w:p>
+    <w:p>
+      <w:pPr>
+        <w:tabs>
+          <w:tab w:val="num" w:pos="720"/>
+        </w:tabs>
+        <w:rPr>
+          <w:rFonts w:ascii="Times New Roman" w:hAnsi="Times New Roman" w:cs="Times New Roman"/>
+          <w:sz w:val="24"/>
+          <w:szCs w:val="24"/>
+        </w:rPr>
+      </w:pPr>
+      <w:r>
+        <w:rPr>
+          <w:rFonts w:ascii="Times New Roman" w:hAnsi="Times New Roman" w:cs="Times New Roman"/>
+          <w:b/>
+          <w:bCs/>
+          <w:sz w:val="24"/>
+          <w:szCs w:val="24"/>
+        </w:rPr>
+        <w:t>Core:</w:t>
+      </w:r>
+      <w:r>
+        <w:rPr>
+          <w:rFonts w:ascii="Times New Roman" w:hAnsi="Times New Roman" w:cs="Times New Roman"/>
+          <w:sz w:val="24"/>
+          <w:szCs w:val="24"/>
+        </w:rPr>
+        <w:t xml:space="preserve"> The main application entry point (ObjectVilleGame) is located in the root package com.objectville.</w:t>
+      </w:r>
+    </w:p>
+    <w:p>
+      <w:pPr>
+        <w:numPr>
+          <w:ilvl w:val="0"/>
+          <w:numId w:val="26"/>
+        </w:numPr>
+        <w:rPr>
+          <w:rFonts w:ascii="Times New Roman" w:hAnsi="Times New Roman" w:cs="Times New Roman"/>
+          <w:sz w:val="24"/>
+          <w:szCs w:val="24"/>
+        </w:rPr>
+      </w:pPr>
+      <w:r>
+        <w:rPr>
+          <w:rFonts w:ascii="Times New Roman" w:hAnsi="Times New Roman" w:cs="Times New Roman"/>
+          <w:b/>
+          <w:bCs/>
+          <w:sz w:val="24"/>
+          <w:szCs w:val="24"/>
+        </w:rPr>
+        <w:t>Simulation Engine:</w:t>
+      </w:r>
+      <w:r>
+        <w:rPr>
+          <w:rFonts w:ascii="Times New Roman" w:hAnsi="Times New Roman" w:cs="Times New Roman"/>
+          <w:sz w:val="24"/>
+          <w:szCs w:val="24"/>
+        </w:rPr>
+        <w:t xml:space="preserve"> The core logic of the game, including classes like CityMap, SimulationManager, and ResourcePool, is packaged under com.objectville.engine.</w:t>
+      </w:r>
+    </w:p>
+    <w:p>
+      <w:pPr>
+        <w:numPr>
+          <w:ilvl w:val="0"/>
+          <w:numId w:val="26"/>
+        </w:numPr>
+        <w:rPr>
+          <w:rFonts w:ascii="Times New Roman" w:hAnsi="Times New Roman" w:cs="Times New Roman"/>
+          <w:sz w:val="24"/>
+          <w:szCs w:val="24"/>
+        </w:rPr>
+      </w:pPr>
+      <w:r>
+        <w:rPr>
+          <w:rFonts w:ascii="Times New Roman" w:hAnsi="Times New Roman" w:cs="Times New Roman"/>
+          <w:b/>
+          <w:bCs/>
+          <w:sz w:val="24"/>
+          <w:szCs w:val="24"/>
+        </w:rPr>
+        <w:t>Domain Models:</w:t>
+      </w:r>
+      <w:r>
+        <w:rPr>
+          <w:rFonts w:ascii="Times New Roman" w:hAnsi="Times New Roman" w:cs="Times New Roman"/>
+          <w:sz w:val="24"/>
+          <w:szCs w:val="24"/>
+        </w:rPr>
+        <w:t xml:space="preserve"> The grid elements and structures are </w:t>
+      </w:r>
+      <w:r>
+        <w:rPr>
+          <w:rFonts w:ascii="Times New Roman" w:hAnsi="Times New Roman" w:cs="Times New Roman"/>
+          <w:sz w:val="24"/>
+          <w:szCs w:val="24"/>
+        </w:rPr>
+        <w:t xml:space="preserve">stored in </w:t>
+      </w:r>
+      <w:r>
+        <w:rPr>
+          <w:rFonts w:ascii="Times New Roman" w:hAnsi="Times New Roman" w:cs="Times New Roman"/>
+          <w:sz w:val="24"/>
+          <w:szCs w:val="24"/>
+        </w:rPr>
+        <w:t xml:space="preserve">com.objectville.model. This is further divided into specific packages to separate different </w:t>
+      </w:r>
+      <w:r>
+        <w:rPr>
+          <w:rFonts w:ascii="Times New Roman" w:hAnsi="Times New Roman" w:cs="Times New Roman"/>
+          <w:sz w:val="24"/>
+          <w:szCs w:val="24"/>
+        </w:rPr>
+        <w:t>Classes.</w:t>
+      </w:r>
+    </w:p>
+    <w:p>
+      <w:pPr>
+        <w:numPr>
+          <w:ilvl w:val="1"/>
+          <w:numId w:val="26"/>
+        </w:numPr>
+        <w:rPr>
+          <w:rFonts w:ascii="Times New Roman" w:hAnsi="Times New Roman" w:cs="Times New Roman"/>
+          <w:sz w:val="24"/>
+          <w:szCs w:val="24"/>
+        </w:rPr>
+      </w:pPr>
+      <w:r>
+        <w:rPr>
+          <w:rFonts w:ascii="Times New Roman" w:hAnsi="Times New Roman" w:cs="Times New Roman"/>
+          <w:sz w:val="24"/>
+          <w:szCs w:val="24"/>
+        </w:rPr>
+        <w:t>com.objectville.model.zones groups zone classes like Housing, Commercial, and Industrial.</w:t>
+      </w:r>
+    </w:p>
+    <w:p>
+      <w:pPr>
+        <w:numPr>
+          <w:ilvl w:val="1"/>
+          <w:numId w:val="26"/>
+        </w:numPr>
+        <w:rPr>
+          <w:rFonts w:ascii="Times New Roman" w:hAnsi="Times New Roman" w:cs="Times New Roman"/>
+          <w:sz w:val="24"/>
+          <w:szCs w:val="24"/>
+        </w:rPr>
+      </w:pPr>
+      <w:r>
+        <w:rPr>
+          <w:rFonts w:ascii="Times New Roman" w:hAnsi="Times New Roman" w:cs="Times New Roman"/>
+          <w:sz w:val="24"/>
+          <w:szCs w:val="24"/>
+        </w:rPr>
+        <w:t>com.objectville.model.providers groups utilityproviders like PowerPlant, WaterPumpingStation, and InternetHub.</w:t>
+      </w:r>
+    </w:p>
+    <w:p>
+      <w:pPr>
+        <w:numPr>
+          <w:ilvl w:val="1"/>
+          <w:numId w:val="26"/>
+        </w:numPr>
+        <w:rPr>
+          <w:rFonts w:ascii="Times New Roman" w:hAnsi="Times New Roman" w:cs="Times New Roman"/>
+          <w:sz w:val="24"/>
+          <w:szCs w:val="24"/>
+        </w:rPr>
+      </w:pPr>
+      <w:r>
+        <w:rPr>
+          <w:rFonts w:ascii="Times New Roman" w:hAnsi="Times New Roman" w:cs="Times New Roman"/>
+          <w:sz w:val="24"/>
+          <w:szCs w:val="24"/>
+        </w:rPr>
+        <w:t>com.objectville.model.services is dedicated to city services.</w:t>
+      </w:r>
+    </w:p>
+    <w:p>
+      <w:pPr>
+        <w:numPr>
+          <w:ilvl w:val="0"/>
+          <w:numId w:val="26"/>
+        </w:numPr>
+        <w:rPr>
+          <w:rFonts w:ascii="Times New Roman" w:hAnsi="Times New Roman" w:cs="Times New Roman"/>
+          <w:sz w:val="24"/>
+          <w:szCs w:val="24"/>
+        </w:rPr>
+      </w:pPr>
+      <w:r>
+        <w:rPr>
+          <w:rFonts w:ascii="Times New Roman" w:hAnsi="Times New Roman" w:cs="Times New Roman"/>
+          <w:b/>
+          <w:bCs/>
+          <w:sz w:val="24"/>
+          <w:szCs w:val="24"/>
+        </w:rPr>
+        <w:t>Interfaces:</w:t>
+      </w:r>
+      <w:r>
+        <w:rPr>
+          <w:rFonts w:ascii="Times New Roman" w:hAnsi="Times New Roman" w:cs="Times New Roman"/>
+          <w:sz w:val="24"/>
+          <w:szCs w:val="24"/>
+        </w:rPr>
+        <w:t xml:space="preserve"> UtilityConsumer interfac</w:t>
+      </w:r>
+      <w:r>
+        <w:rPr>
+          <w:rFonts w:ascii="Times New Roman" w:hAnsi="Times New Roman" w:cs="Times New Roman"/>
+          <w:sz w:val="24"/>
+          <w:szCs w:val="24"/>
+        </w:rPr>
+        <w:t>e is</w:t>
+      </w:r>
+      <w:r>
+        <w:rPr>
+          <w:rFonts w:ascii="Times New Roman" w:hAnsi="Times New Roman" w:cs="Times New Roman"/>
+          <w:sz w:val="24"/>
+          <w:szCs w:val="24"/>
+        </w:rPr>
+        <w:t xml:space="preserve"> </w:t>
+      </w:r>
+      <w:r>
+        <w:rPr>
+          <w:rFonts w:ascii="Times New Roman" w:hAnsi="Times New Roman" w:cs="Times New Roman"/>
+          <w:sz w:val="24"/>
+          <w:szCs w:val="24"/>
+        </w:rPr>
+        <w:t>stored</w:t>
+      </w:r>
+      <w:r>
+        <w:rPr>
+          <w:rFonts w:ascii="Times New Roman" w:hAnsi="Times New Roman" w:cs="Times New Roman"/>
+          <w:sz w:val="24"/>
+          <w:szCs w:val="24"/>
+        </w:rPr>
+        <w:t xml:space="preserve"> in com.objectville.interfaces.</w:t>
+      </w:r>
+    </w:p>
+    <w:p>
+      <w:pPr>
+        <w:numPr>
+          <w:ilvl w:val="0"/>
+          <w:numId w:val="26"/>
+        </w:numPr>
+        <w:rPr>
+          <w:rFonts w:ascii="Times New Roman" w:hAnsi="Times New Roman" w:cs="Times New Roman"/>
+          <w:sz w:val="24"/>
+          <w:szCs w:val="24"/>
+        </w:rPr>
+      </w:pPr>
+      <w:r>
+        <w:rPr>
+          <w:rFonts w:ascii="Times New Roman" w:hAnsi="Times New Roman" w:cs="Times New Roman"/>
+          <w:b/>
+          <w:bCs/>
+          <w:sz w:val="24"/>
+          <w:szCs w:val="24"/>
+        </w:rPr>
+        <w:t>Exceptions:</w:t>
+      </w:r>
+      <w:r>
+        <w:rPr>
+          <w:rFonts w:ascii="Times New Roman" w:hAnsi="Times New Roman" w:cs="Times New Roman"/>
+          <w:sz w:val="24"/>
+          <w:szCs w:val="24"/>
+        </w:rPr>
+        <w:t xml:space="preserve"> Custom error-handling classes </w:t>
+      </w:r>
+      <w:r>
+        <w:rPr>
+          <w:rFonts w:ascii="Times New Roman" w:hAnsi="Times New Roman" w:cs="Times New Roman"/>
+          <w:sz w:val="24"/>
+          <w:szCs w:val="24"/>
+        </w:rPr>
+        <w:t>(</w:t>
+      </w:r>
+      <w:r>
+        <w:rPr>
+          <w:rFonts w:ascii="Times New Roman" w:hAnsi="Times New Roman" w:cs="Times New Roman"/>
+          <w:sz w:val="24"/>
+          <w:szCs w:val="24"/>
+        </w:rPr>
+        <w:t>ConfigurationException and InvalidMapException</w:t>
+      </w:r>
+      <w:r>
+        <w:rPr>
+          <w:rFonts w:ascii="Times New Roman" w:hAnsi="Times New Roman" w:cs="Times New Roman"/>
+          <w:sz w:val="24"/>
+          <w:szCs w:val="24"/>
+        </w:rPr>
+        <w:t>)</w:t>
+      </w:r>
+      <w:r>
+        <w:rPr>
+          <w:rFonts w:ascii="Times New Roman" w:hAnsi="Times New Roman" w:cs="Times New Roman"/>
+          <w:sz w:val="24"/>
+          <w:szCs w:val="24"/>
+        </w:rPr>
+        <w:t xml:space="preserve"> are</w:t>
+      </w:r>
+      <w:r>
+        <w:rPr>
+          <w:rFonts w:ascii="Times New Roman" w:hAnsi="Times New Roman" w:cs="Times New Roman"/>
+          <w:sz w:val="24"/>
+          <w:szCs w:val="24"/>
+        </w:rPr>
+        <w:t xml:space="preserve"> stored</w:t>
+      </w:r>
+      <w:r>
+        <w:rPr>
+          <w:rFonts w:ascii="Times New Roman" w:hAnsi="Times New Roman" w:cs="Times New Roman"/>
+          <w:sz w:val="24"/>
+          <w:szCs w:val="24"/>
+        </w:rPr>
+        <w:t xml:space="preserve"> in com.objectville.exception.</w:t>
+      </w:r>
+    </w:p>
+    <w:p>
+      <w:pPr>
+        <w:rPr>
+          <w:rFonts w:ascii="Times New Roman" w:hAnsi="Times New Roman" w:cs="Times New Roman"/>
+          <w:sz w:val="24"/>
+          <w:szCs w:val="24"/>
+        </w:rPr>
+      </w:pPr>
+      <w:r>
+        <w:rPr>
+          <w:rFonts w:ascii="Times New Roman" w:hAnsi="Times New Roman" w:cs="Times New Roman"/>
+          <w:b/>
+          <w:bCs/>
+          <w:sz w:val="24"/>
+          <w:szCs w:val="24"/>
+        </w:rPr>
+        <w:lastRenderedPageBreak/>
+        <w:t>2. Lambdas</w:t>
+      </w:r>
+      <w:r>
+        <w:rPr>
+          <w:rFonts w:ascii="Times New Roman" w:hAnsi="Times New Roman" w:cs="Times New Roman"/>
+          <w:sz w:val="24"/>
+          <w:szCs w:val="24"/>
+        </w:rPr>
+        <w:t xml:space="preserve"> </w:t>
+      </w:r>
+      <w:r>
+        <w:rPr>
+          <w:rFonts w:ascii="Times New Roman" w:hAnsi="Times New Roman" w:cs="Times New Roman"/>
+          <w:sz w:val="24"/>
+          <w:szCs w:val="24"/>
+        </w:rPr>
+        <w:br/>
+      </w:r>
+      <w:r>
+        <w:rPr>
+          <w:rFonts w:ascii="Times New Roman" w:hAnsi="Times New Roman" w:cs="Times New Roman"/>
+          <w:sz w:val="24"/>
+          <w:szCs w:val="24"/>
+        </w:rPr>
+        <w:t>Based on the structure of the classes, lambda expressions are not present in the class</w:t>
+      </w:r>
+      <w:r>
+        <w:rPr>
+          <w:rFonts w:ascii="Times New Roman" w:hAnsi="Times New Roman" w:cs="Times New Roman"/>
+          <w:sz w:val="24"/>
+          <w:szCs w:val="24"/>
+        </w:rPr>
+        <w:t>es</w:t>
+      </w:r>
+      <w:r>
+        <w:rPr>
+          <w:rFonts w:ascii="Times New Roman" w:hAnsi="Times New Roman" w:cs="Times New Roman"/>
+          <w:sz w:val="24"/>
+          <w:szCs w:val="24"/>
+        </w:rPr>
+        <w:t xml:space="preserve"> or basic constructors.</w:t>
+      </w:r>
+      <w:r>
+        <w:rPr>
+          <w:rFonts w:ascii="Times New Roman" w:hAnsi="Times New Roman" w:cs="Times New Roman"/>
+          <w:sz w:val="24"/>
+          <w:szCs w:val="24"/>
+        </w:rPr>
+        <w:br/>
+      </w:r>
+      <w:r>
+        <w:rPr>
+          <w:rFonts w:ascii="Times New Roman" w:hAnsi="Times New Roman" w:cs="Times New Roman"/>
+          <w:i/>
+          <w:iCs/>
+          <w:sz w:val="24"/>
+          <w:szCs w:val="24"/>
+        </w:rPr>
+        <w:t xml:space="preserve">(Maybe there was places where lambda expressions would be better to use </w:t>
+      </w:r>
+      <w:r>
+        <w:rPr>
+          <w:rFonts w:ascii="Times New Roman" w:hAnsi="Times New Roman" w:cs="Times New Roman"/>
+          <w:i/>
+          <w:iCs/>
+          <w:sz w:val="24"/>
+          <w:szCs w:val="24"/>
+        </w:rPr>
+        <w:t>in some cases, but si</w:t>
+      </w:r>
+      <w:r>
+        <w:rPr>
+          <w:rFonts w:ascii="Times New Roman" w:hAnsi="Times New Roman" w:cs="Times New Roman"/>
+          <w:i/>
+          <w:iCs/>
+          <w:sz w:val="24"/>
+          <w:szCs w:val="24"/>
+        </w:rPr>
+        <w:t>n</w:t>
+      </w:r>
+      <w:r>
+        <w:rPr>
+          <w:rFonts w:ascii="Times New Roman" w:hAnsi="Times New Roman" w:cs="Times New Roman"/>
+          <w:i/>
+          <w:iCs/>
+          <w:sz w:val="24"/>
+          <w:szCs w:val="24"/>
+        </w:rPr>
+        <w:t>ce we aren’t really used to using lambdas, we didn’t use any.)</w:t>
+      </w:r>
+    </w:p>
+    <w:p>
+      <w:pPr>
+        <w:rPr>
+          <w:rFonts w:ascii="Times New Roman" w:hAnsi="Times New Roman" w:cs="Times New Roman"/>
+          <w:sz w:val="24"/>
+          <w:szCs w:val="24"/>
+        </w:rPr>
+      </w:pPr>
+      <w:r>
+        <w:rPr>
+          <w:rFonts w:ascii="Times New Roman" w:hAnsi="Times New Roman" w:cs="Times New Roman"/>
+          <w:sz w:val="24"/>
+          <w:szCs w:val="24"/>
+        </w:rPr>
+        <w:t>-----------------------------------------------------------------------------------------------------------------</w:t>
+      </w:r>
+    </w:p>
+    <w:p>
+      <w:pPr>
+        <w:rPr>
+          <w:rFonts w:ascii="Times New Roman" w:hAnsi="Times New Roman" w:cs="Times New Roman"/>
+          <w:b/>
+          <w:bCs/>
+          <w:sz w:val="24"/>
+          <w:szCs w:val="24"/>
+        </w:rPr>
+      </w:pPr>
+      <w:r>
+        <w:rPr>
+          <w:rFonts w:ascii="Times New Roman" w:hAnsi="Times New Roman" w:cs="Times New Roman"/>
+          <w:b/>
+          <w:bCs/>
+          <w:sz w:val="24"/>
+          <w:szCs w:val="24"/>
+        </w:rPr>
+        <w:t xml:space="preserve">5- </w:t>
+      </w:r>
+      <w:r>
+        <w:rPr>
+          <w:rFonts w:ascii="Times New Roman" w:hAnsi="Times New Roman" w:cs="Times New Roman"/>
+          <w:b/>
+          <w:bCs/>
+          <w:sz w:val="24"/>
+          <w:szCs w:val="24"/>
+        </w:rPr>
+        <w:t>Describe how your code handles the map files to create the map in your program.</w:t>
       </w:r>
     </w:p>
     <w:p>
@@ -3632,70 +4542,525 @@
           <w:sz w:val="24"/>
           <w:szCs w:val="24"/>
         </w:rPr>
-        <w:t>4 ] -*-*-*-*-*-*-*-*-*-*-*-*-*-*-*-*-</w:t>
-      </w:r>
-    </w:p>
-    <w:p>
-      <w:pPr>
-        <w:rPr>
-          <w:rFonts w:ascii="Times New Roman" w:hAnsi="Times New Roman" w:cs="Times New Roman"/>
-          <w:b/>
-          <w:bCs/>
-          <w:sz w:val="24"/>
-          <w:szCs w:val="24"/>
-        </w:rPr>
-      </w:pPr>
-      <w:r>
-        <w:rPr>
-          <w:rFonts w:ascii="Times New Roman" w:hAnsi="Times New Roman" w:cs="Times New Roman"/>
-          <w:b/>
-          <w:bCs/>
-          <w:sz w:val="24"/>
-          <w:szCs w:val="24"/>
-        </w:rPr>
-        <w:t>-&gt;</w:t>
-      </w:r>
-    </w:p>
-    <w:p>
-      <w:pPr>
-        <w:rPr>
-          <w:rFonts w:ascii="Times New Roman" w:hAnsi="Times New Roman" w:cs="Times New Roman"/>
-          <w:b/>
-          <w:bCs/>
-          <w:sz w:val="24"/>
-          <w:szCs w:val="24"/>
-        </w:rPr>
-      </w:pPr>
-    </w:p>
-    <w:p>
-      <w:pPr>
-        <w:rPr>
-          <w:rFonts w:ascii="Times New Roman" w:hAnsi="Times New Roman" w:cs="Times New Roman"/>
-          <w:b/>
-          <w:bCs/>
-          <w:sz w:val="24"/>
-          <w:szCs w:val="24"/>
-        </w:rPr>
-      </w:pPr>
-      <w:r>
-        <w:rPr>
-          <w:rFonts w:ascii="Times New Roman" w:hAnsi="Times New Roman" w:cs="Times New Roman"/>
-          <w:b/>
-          <w:bCs/>
-          <w:sz w:val="24"/>
-          <w:szCs w:val="24"/>
-        </w:rPr>
-        <w:t xml:space="preserve">5- </w:t>
-      </w:r>
-      <w:r>
-        <w:rPr>
-          <w:rFonts w:ascii="Times New Roman" w:hAnsi="Times New Roman" w:cs="Times New Roman"/>
-          <w:b/>
-          <w:bCs/>
-          <w:sz w:val="24"/>
-          <w:szCs w:val="24"/>
-        </w:rPr>
-        <w:t>Describe how your code handles the map files to create the map in your program.</w:t>
+        <w:t>5 ] -*-*-*-*-*-*-*-*-*-*-*-*-*-*-*-*-</w:t>
+      </w:r>
+    </w:p>
+    <w:p>
+      <w:pPr>
+        <w:rPr>
+          <w:rFonts w:ascii="Times New Roman" w:hAnsi="Times New Roman" w:cs="Times New Roman"/>
+          <w:sz w:val="24"/>
+          <w:szCs w:val="24"/>
+        </w:rPr>
+      </w:pPr>
+      <w:r>
+        <w:rPr>
+          <w:rFonts w:ascii="Times New Roman" w:hAnsi="Times New Roman" w:cs="Times New Roman"/>
+          <w:sz w:val="24"/>
+          <w:szCs w:val="24"/>
+        </w:rPr>
+        <w:t>In summary, o</w:t>
+      </w:r>
+      <w:r>
+        <w:rPr>
+          <w:rFonts w:ascii="Times New Roman" w:hAnsi="Times New Roman" w:cs="Times New Roman"/>
+          <w:sz w:val="24"/>
+          <w:szCs w:val="24"/>
+        </w:rPr>
+        <w:t xml:space="preserve">ur </w:t>
+      </w:r>
+      <w:r>
+        <w:rPr>
+          <w:rFonts w:ascii="Times New Roman" w:hAnsi="Times New Roman" w:cs="Times New Roman"/>
+          <w:sz w:val="24"/>
+          <w:szCs w:val="24"/>
+        </w:rPr>
+        <w:t xml:space="preserve">project uses BufferedReader to read the text file </w:t>
+      </w:r>
+      <w:r>
+        <w:rPr>
+          <w:rFonts w:ascii="Times New Roman" w:hAnsi="Times New Roman" w:cs="Times New Roman"/>
+          <w:sz w:val="24"/>
+          <w:szCs w:val="24"/>
+        </w:rPr>
+        <w:t>provided in args while executing the program and counts the row and column count, seperates all the symbols in the</w:t>
+      </w:r>
+      <w:r>
+        <w:rPr>
+          <w:rFonts w:ascii="Times New Roman" w:hAnsi="Times New Roman" w:cs="Times New Roman"/>
+          <w:sz w:val="24"/>
+          <w:szCs w:val="24"/>
+        </w:rPr>
+        <w:t xml:space="preserve"> </w:t>
+      </w:r>
+      <w:r>
+        <w:rPr>
+          <w:rFonts w:ascii="Times New Roman" w:hAnsi="Times New Roman" w:cs="Times New Roman"/>
+          <w:sz w:val="24"/>
+          <w:szCs w:val="24"/>
+        </w:rPr>
+        <w:t>map to assign the Classes with a switch case.</w:t>
+      </w:r>
+    </w:p>
+    <w:p>
+      <w:pPr>
+        <w:numPr>
+          <w:ilvl w:val="0"/>
+          <w:numId w:val="27"/>
+        </w:numPr>
+        <w:rPr>
+          <w:rFonts w:ascii="Times New Roman" w:hAnsi="Times New Roman" w:cs="Times New Roman"/>
+          <w:sz w:val="24"/>
+          <w:szCs w:val="24"/>
+        </w:rPr>
+      </w:pPr>
+      <w:r>
+        <w:rPr>
+          <w:rFonts w:ascii="Times New Roman" w:hAnsi="Times New Roman" w:cs="Times New Roman"/>
+          <w:b/>
+          <w:bCs/>
+          <w:sz w:val="24"/>
+          <w:szCs w:val="24"/>
+        </w:rPr>
+        <w:t>Starting</w:t>
+      </w:r>
+      <w:r>
+        <w:rPr>
+          <w:rFonts w:ascii="Times New Roman" w:hAnsi="Times New Roman" w:cs="Times New Roman"/>
+          <w:sz w:val="24"/>
+          <w:szCs w:val="24"/>
+        </w:rPr>
+        <w:br/>
+      </w:r>
+      <w:r>
+        <w:rPr>
+          <w:rFonts w:ascii="Times New Roman" w:hAnsi="Times New Roman" w:cs="Times New Roman"/>
+          <w:sz w:val="24"/>
+          <w:szCs w:val="24"/>
+        </w:rPr>
+        <w:t>The program's entry point, ObjectVilleGame, receives the map file path vi</w:t>
+      </w:r>
+      <w:r>
+        <w:rPr>
+          <w:rFonts w:ascii="Times New Roman" w:hAnsi="Times New Roman" w:cs="Times New Roman"/>
+          <w:sz w:val="24"/>
+          <w:szCs w:val="24"/>
+        </w:rPr>
+        <w:t>a args</w:t>
+      </w:r>
+      <w:r>
+        <w:rPr>
+          <w:rFonts w:ascii="Times New Roman" w:hAnsi="Times New Roman" w:cs="Times New Roman"/>
+          <w:sz w:val="24"/>
+          <w:szCs w:val="24"/>
+        </w:rPr>
+        <w:t>. If the required map file or tick number arguments are missing or incorrect, syst</w:t>
+      </w:r>
+      <w:r>
+        <w:rPr>
+          <w:rFonts w:ascii="Times New Roman" w:hAnsi="Times New Roman" w:cs="Times New Roman"/>
+          <w:sz w:val="24"/>
+          <w:szCs w:val="24"/>
+        </w:rPr>
+        <w:t>em</w:t>
+      </w:r>
+      <w:r>
+        <w:rPr>
+          <w:rFonts w:ascii="Times New Roman" w:hAnsi="Times New Roman" w:cs="Times New Roman"/>
+          <w:sz w:val="24"/>
+          <w:szCs w:val="24"/>
+        </w:rPr>
+        <w:t xml:space="preserve"> throws a</w:t>
+      </w:r>
+      <w:r>
+        <w:rPr>
+          <w:rFonts w:ascii="Times New Roman" w:hAnsi="Times New Roman" w:cs="Times New Roman"/>
+          <w:sz w:val="24"/>
+          <w:szCs w:val="24"/>
+        </w:rPr>
+        <w:t xml:space="preserve"> </w:t>
+      </w:r>
+      <w:r>
+        <w:rPr>
+          <w:rFonts w:ascii="Times New Roman" w:hAnsi="Times New Roman" w:cs="Times New Roman"/>
+          <w:sz w:val="24"/>
+          <w:szCs w:val="24"/>
+        </w:rPr>
+        <w:t>ConfigurationException.</w:t>
+      </w:r>
+    </w:p>
+    <w:p>
+      <w:pPr>
+        <w:numPr>
+          <w:ilvl w:val="0"/>
+          <w:numId w:val="27"/>
+        </w:numPr>
+        <w:rPr>
+          <w:rFonts w:ascii="Times New Roman" w:hAnsi="Times New Roman" w:cs="Times New Roman"/>
+          <w:sz w:val="24"/>
+          <w:szCs w:val="24"/>
+        </w:rPr>
+      </w:pPr>
+      <w:r>
+        <w:rPr>
+          <w:rFonts w:ascii="Times New Roman" w:hAnsi="Times New Roman" w:cs="Times New Roman"/>
+          <w:b/>
+          <w:bCs/>
+          <w:sz w:val="24"/>
+          <w:szCs w:val="24"/>
+        </w:rPr>
+        <w:t>File Reading</w:t>
+      </w:r>
+      <w:r>
+        <w:rPr>
+          <w:rFonts w:ascii="Times New Roman" w:hAnsi="Times New Roman" w:cs="Times New Roman"/>
+          <w:sz w:val="24"/>
+          <w:szCs w:val="24"/>
+        </w:rPr>
+        <w:t xml:space="preserve"> </w:t>
+      </w:r>
+      <w:r>
+        <w:rPr>
+          <w:rFonts w:ascii="Times New Roman" w:hAnsi="Times New Roman" w:cs="Times New Roman"/>
+          <w:sz w:val="24"/>
+          <w:szCs w:val="24"/>
+        </w:rPr>
+        <w:br/>
+      </w:r>
+      <w:r>
+        <w:rPr>
+          <w:rFonts w:ascii="Times New Roman" w:hAnsi="Times New Roman" w:cs="Times New Roman"/>
+          <w:sz w:val="24"/>
+          <w:szCs w:val="24"/>
+        </w:rPr>
+        <w:t>The CityMap class is responsible for the actual loading and reading of the map file. It utilizes standard Java I</w:t>
+      </w:r>
+      <w:r>
+        <w:rPr>
+          <w:rFonts w:ascii="Times New Roman" w:hAnsi="Times New Roman" w:cs="Times New Roman"/>
+          <w:sz w:val="24"/>
+          <w:szCs w:val="24"/>
+        </w:rPr>
+        <w:t>O</w:t>
+      </w:r>
+      <w:r>
+        <w:rPr>
+          <w:rFonts w:ascii="Times New Roman" w:hAnsi="Times New Roman" w:cs="Times New Roman"/>
+          <w:sz w:val="24"/>
+          <w:szCs w:val="24"/>
+        </w:rPr>
+        <w:t xml:space="preserve"> components </w:t>
+      </w:r>
+      <w:r>
+        <w:rPr>
+          <w:rFonts w:ascii="Times New Roman" w:hAnsi="Times New Roman" w:cs="Times New Roman"/>
+          <w:sz w:val="24"/>
+          <w:szCs w:val="24"/>
+        </w:rPr>
+        <w:t>like</w:t>
+      </w:r>
+      <w:r>
+        <w:rPr>
+          <w:rFonts w:ascii="Times New Roman" w:hAnsi="Times New Roman" w:cs="Times New Roman"/>
+          <w:sz w:val="24"/>
+          <w:szCs w:val="24"/>
+        </w:rPr>
+        <w:t xml:space="preserve"> File, FileReader, and BufferedReader to</w:t>
+      </w:r>
+      <w:r>
+        <w:rPr>
+          <w:rFonts w:ascii="Times New Roman" w:hAnsi="Times New Roman" w:cs="Times New Roman"/>
+          <w:sz w:val="24"/>
+          <w:szCs w:val="24"/>
+        </w:rPr>
+        <w:t xml:space="preserve"> </w:t>
+      </w:r>
+      <w:r>
+        <w:rPr>
+          <w:rFonts w:ascii="Times New Roman" w:hAnsi="Times New Roman" w:cs="Times New Roman"/>
+          <w:sz w:val="24"/>
+          <w:szCs w:val="24"/>
+        </w:rPr>
+        <w:t>access and read the fil</w:t>
+      </w:r>
+      <w:r>
+        <w:rPr>
+          <w:rFonts w:ascii="Times New Roman" w:hAnsi="Times New Roman" w:cs="Times New Roman"/>
+          <w:sz w:val="24"/>
+          <w:szCs w:val="24"/>
+        </w:rPr>
+        <w:t>e</w:t>
+      </w:r>
+      <w:r>
+        <w:rPr>
+          <w:rFonts w:ascii="Times New Roman" w:hAnsi="Times New Roman" w:cs="Times New Roman"/>
+          <w:sz w:val="24"/>
+          <w:szCs w:val="24"/>
+        </w:rPr>
+        <w:t xml:space="preserve"> contents.</w:t>
+      </w:r>
+    </w:p>
+    <w:p>
+      <w:pPr>
+        <w:numPr>
+          <w:ilvl w:val="0"/>
+          <w:numId w:val="27"/>
+        </w:numPr>
+        <w:rPr>
+          <w:rFonts w:ascii="Times New Roman" w:hAnsi="Times New Roman" w:cs="Times New Roman"/>
+          <w:sz w:val="24"/>
+          <w:szCs w:val="24"/>
+        </w:rPr>
+      </w:pPr>
+      <w:r>
+        <w:rPr>
+          <w:rFonts w:ascii="Times New Roman" w:hAnsi="Times New Roman" w:cs="Times New Roman"/>
+          <w:b/>
+          <w:bCs/>
+          <w:sz w:val="24"/>
+          <w:szCs w:val="24"/>
+        </w:rPr>
+        <w:t>Assigning</w:t>
+      </w:r>
+      <w:r>
+        <w:rPr>
+          <w:rFonts w:ascii="Times New Roman" w:hAnsi="Times New Roman" w:cs="Times New Roman"/>
+          <w:sz w:val="24"/>
+          <w:szCs w:val="24"/>
+        </w:rPr>
+        <w:t xml:space="preserve"> </w:t>
+      </w:r>
+      <w:r>
+        <w:rPr>
+          <w:rFonts w:ascii="Times New Roman" w:hAnsi="Times New Roman" w:cs="Times New Roman"/>
+          <w:sz w:val="24"/>
+          <w:szCs w:val="24"/>
+        </w:rPr>
+        <w:br/>
+      </w:r>
+      <w:r>
+        <w:rPr>
+          <w:rFonts w:ascii="Times New Roman" w:hAnsi="Times New Roman" w:cs="Times New Roman"/>
+          <w:sz w:val="24"/>
+          <w:szCs w:val="24"/>
+        </w:rPr>
+        <w:t>As CityMap reads the text file, it</w:t>
+      </w:r>
+      <w:r>
+        <w:rPr>
+          <w:rFonts w:ascii="Times New Roman" w:hAnsi="Times New Roman" w:cs="Times New Roman"/>
+          <w:sz w:val="24"/>
+          <w:szCs w:val="24"/>
+        </w:rPr>
+        <w:t xml:space="preserve"> assigns symbols to their Classes with a switch case</w:t>
+      </w:r>
+      <w:r>
+        <w:rPr>
+          <w:rFonts w:ascii="Times New Roman" w:hAnsi="Times New Roman" w:cs="Times New Roman"/>
+          <w:sz w:val="24"/>
+          <w:szCs w:val="24"/>
+        </w:rPr>
+        <w:t xml:space="preserve">. Every element on the map is a subclass of the abstract Cell class. </w:t>
+      </w:r>
+    </w:p>
+    <w:p>
+      <w:pPr>
+        <w:numPr>
+          <w:ilvl w:val="0"/>
+          <w:numId w:val="27"/>
+        </w:numPr>
+        <w:rPr>
+          <w:rFonts w:ascii="Times New Roman" w:hAnsi="Times New Roman" w:cs="Times New Roman"/>
+          <w:sz w:val="24"/>
+          <w:szCs w:val="24"/>
+        </w:rPr>
+      </w:pPr>
+      <w:r>
+        <w:rPr>
+          <w:rFonts w:ascii="Times New Roman" w:hAnsi="Times New Roman" w:cs="Times New Roman"/>
+          <w:b/>
+          <w:bCs/>
+          <w:sz w:val="24"/>
+          <w:szCs w:val="24"/>
+        </w:rPr>
+        <w:t>Memory Storage</w:t>
+      </w:r>
+      <w:r>
+        <w:rPr>
+          <w:rFonts w:ascii="Times New Roman" w:hAnsi="Times New Roman" w:cs="Times New Roman"/>
+          <w:sz w:val="24"/>
+          <w:szCs w:val="24"/>
+        </w:rPr>
+        <w:t xml:space="preserve"> </w:t>
+      </w:r>
+      <w:r>
+        <w:rPr>
+          <w:rFonts w:ascii="Times New Roman" w:hAnsi="Times New Roman" w:cs="Times New Roman"/>
+          <w:sz w:val="24"/>
+          <w:szCs w:val="24"/>
+        </w:rPr>
+        <w:br/>
+      </w:r>
+      <w:r>
+        <w:rPr>
+          <w:rFonts w:ascii="Times New Roman" w:hAnsi="Times New Roman" w:cs="Times New Roman"/>
+          <w:sz w:val="24"/>
+          <w:szCs w:val="24"/>
+        </w:rPr>
+        <w:t xml:space="preserve">As these </w:t>
+      </w:r>
+      <w:r>
+        <w:rPr>
+          <w:rFonts w:ascii="Times New Roman" w:hAnsi="Times New Roman" w:cs="Times New Roman"/>
+          <w:sz w:val="24"/>
+          <w:szCs w:val="24"/>
+        </w:rPr>
+        <w:t xml:space="preserve">Cells </w:t>
+      </w:r>
+      <w:r>
+        <w:rPr>
+          <w:rFonts w:ascii="Times New Roman" w:hAnsi="Times New Roman" w:cs="Times New Roman"/>
+          <w:sz w:val="24"/>
+          <w:szCs w:val="24"/>
+        </w:rPr>
+        <w:t>are instantiated, CityMap organizes and stores them using dynamic, memory-resident data structures like java.util.ArrayList and java.util.List to construct the active simulation grid in memory.</w:t>
+      </w:r>
+      <w:r>
+        <w:rPr>
+          <w:rFonts w:ascii="Times New Roman" w:hAnsi="Times New Roman" w:cs="Times New Roman"/>
+          <w:sz w:val="24"/>
+          <w:szCs w:val="24"/>
+        </w:rPr>
+        <w:t xml:space="preserve"> (charGrid,cellGrid)</w:t>
+      </w:r>
+    </w:p>
+    <w:p>
+      <w:pPr>
+        <w:numPr>
+          <w:ilvl w:val="0"/>
+          <w:numId w:val="27"/>
+        </w:numPr>
+        <w:rPr>
+          <w:rFonts w:ascii="Times New Roman" w:hAnsi="Times New Roman" w:cs="Times New Roman"/>
+          <w:sz w:val="24"/>
+          <w:szCs w:val="24"/>
+        </w:rPr>
+      </w:pPr>
+      <w:r>
+        <w:rPr>
+          <w:rFonts w:ascii="Times New Roman" w:hAnsi="Times New Roman" w:cs="Times New Roman"/>
+          <w:b/>
+          <w:bCs/>
+          <w:sz w:val="24"/>
+          <w:szCs w:val="24"/>
+        </w:rPr>
+        <w:t>Error Handling</w:t>
+      </w:r>
+      <w:r>
+        <w:rPr>
+          <w:rFonts w:ascii="Times New Roman" w:hAnsi="Times New Roman" w:cs="Times New Roman"/>
+          <w:sz w:val="24"/>
+          <w:szCs w:val="24"/>
+        </w:rPr>
+        <w:br/>
+      </w:r>
+      <w:r>
+        <w:rPr>
+          <w:rFonts w:ascii="Times New Roman" w:hAnsi="Times New Roman" w:cs="Times New Roman"/>
+          <w:sz w:val="24"/>
+          <w:szCs w:val="24"/>
+        </w:rPr>
+        <w:t xml:space="preserve">If the parser encounters structural issues, invalid characters, or logical violations within the map file during this process, it </w:t>
+      </w:r>
+      <w:r>
+        <w:rPr>
+          <w:rFonts w:ascii="Times New Roman" w:hAnsi="Times New Roman" w:cs="Times New Roman"/>
+          <w:sz w:val="24"/>
+          <w:szCs w:val="24"/>
+        </w:rPr>
+        <w:t>uses</w:t>
+      </w:r>
+      <w:r>
+        <w:rPr>
+          <w:rFonts w:ascii="Times New Roman" w:hAnsi="Times New Roman" w:cs="Times New Roman"/>
+          <w:sz w:val="24"/>
+          <w:szCs w:val="24"/>
+        </w:rPr>
+        <w:t xml:space="preserve"> our custom InvalidMapException to handle the errors safely</w:t>
+      </w:r>
+      <w:r>
+        <w:rPr>
+          <w:rFonts w:ascii="Times New Roman" w:hAnsi="Times New Roman" w:cs="Times New Roman"/>
+          <w:sz w:val="24"/>
+          <w:szCs w:val="24"/>
+        </w:rPr>
+        <w:t xml:space="preserve"> and</w:t>
+      </w:r>
+      <w:r>
+        <w:rPr>
+          <w:rFonts w:ascii="Times New Roman" w:hAnsi="Times New Roman" w:cs="Times New Roman"/>
+          <w:sz w:val="24"/>
+          <w:szCs w:val="24"/>
+        </w:rPr>
+        <w:t xml:space="preserve"> standard file-handling exceptions like FileNotFoundException and IOException are </w:t>
+      </w:r>
+      <w:r>
+        <w:rPr>
+          <w:rFonts w:ascii="Times New Roman" w:hAnsi="Times New Roman" w:cs="Times New Roman"/>
+          <w:sz w:val="24"/>
+          <w:szCs w:val="24"/>
+        </w:rPr>
+        <w:t>used</w:t>
+      </w:r>
+      <w:r>
+        <w:rPr>
+          <w:rFonts w:ascii="Times New Roman" w:hAnsi="Times New Roman" w:cs="Times New Roman"/>
+          <w:sz w:val="24"/>
+          <w:szCs w:val="24"/>
+        </w:rPr>
+        <w:t xml:space="preserve"> during the I/O operations.</w:t>
+      </w:r>
+    </w:p>
+    <w:p>
+      <w:pPr>
+        <w:rPr>
+          <w:rFonts w:ascii="Times New Roman" w:hAnsi="Times New Roman" w:cs="Times New Roman"/>
+          <w:b/>
+          <w:bCs/>
+          <w:sz w:val="24"/>
+          <w:szCs w:val="24"/>
+        </w:rPr>
+      </w:pPr>
+    </w:p>
+    <w:p>
+      <w:pPr>
+        <w:rPr>
+          <w:rFonts w:ascii="Times New Roman" w:hAnsi="Times New Roman" w:cs="Times New Roman"/>
+          <w:b/>
+          <w:bCs/>
+          <w:sz w:val="24"/>
+          <w:szCs w:val="24"/>
+        </w:rPr>
+      </w:pPr>
+      <w:r>
+        <w:rPr>
+          <w:rFonts w:ascii="Times New Roman" w:hAnsi="Times New Roman" w:cs="Times New Roman"/>
+          <w:b/>
+          <w:bCs/>
+          <w:sz w:val="24"/>
+          <w:szCs w:val="24"/>
+        </w:rPr>
+        <w:t xml:space="preserve">6- </w:t>
+      </w:r>
+      <w:r>
+        <w:rPr>
+          <w:rFonts w:ascii="Times New Roman" w:hAnsi="Times New Roman" w:cs="Times New Roman"/>
+          <w:b/>
+          <w:bCs/>
+          <w:sz w:val="24"/>
+          <w:szCs w:val="24"/>
+        </w:rPr>
+        <w:t>Write a postmortem section. A postmortem discusses what went right and what went wrong in your project. Did you come across any common pitfalls? If so, how did you recover? If not, what did you do to not fall into these pitfalls?</w:t>
       </w:r>
     </w:p>
     <w:p>
@@ -3726,136 +5091,51 @@
           <w:sz w:val="24"/>
           <w:szCs w:val="24"/>
         </w:rPr>
-        <w:t xml:space="preserve">Answer to question </w:t>
-      </w:r>
-      <w:r>
-        <w:rPr>
-          <w:rFonts w:ascii="Times New Roman" w:hAnsi="Times New Roman" w:cs="Times New Roman"/>
-          <w:b/>
-          <w:bCs/>
-          <w:sz w:val="24"/>
-          <w:szCs w:val="24"/>
-        </w:rPr>
-        <w:t>5 ] -*-*-*-*-*-*-*-*-*-*-*-*-*-*-*-*-</w:t>
-      </w:r>
-    </w:p>
-    <w:p>
-      <w:pPr>
-        <w:rPr>
-          <w:rFonts w:ascii="Times New Roman" w:hAnsi="Times New Roman" w:cs="Times New Roman"/>
-          <w:b/>
-          <w:bCs/>
-          <w:sz w:val="24"/>
-          <w:szCs w:val="24"/>
-        </w:rPr>
-      </w:pPr>
-      <w:r>
-        <w:rPr>
-          <w:rFonts w:ascii="Times New Roman" w:hAnsi="Times New Roman" w:cs="Times New Roman"/>
-          <w:b/>
-          <w:bCs/>
+        <w:t>Postmortem</w:t>
+      </w:r>
+      <w:r>
+        <w:rPr>
+          <w:rFonts w:ascii="Times New Roman" w:hAnsi="Times New Roman" w:cs="Times New Roman"/>
+          <w:b/>
+          <w:bCs/>
+          <w:sz w:val="24"/>
+          <w:szCs w:val="24"/>
+        </w:rPr>
+        <w:t xml:space="preserve"> ] -*-*-*-*-*-*-*-*-*-*-*-*-*-*-*-*-</w:t>
+      </w:r>
+    </w:p>
+    <w:p>
+      <w:pPr>
+        <w:rPr>
+          <w:rFonts w:ascii="Times New Roman" w:hAnsi="Times New Roman" w:cs="Times New Roman"/>
+          <w:sz w:val="24"/>
+          <w:szCs w:val="24"/>
+        </w:rPr>
+      </w:pPr>
+      <w:r>
+        <w:rPr>
+          <w:rFonts w:ascii="Times New Roman" w:hAnsi="Times New Roman" w:cs="Times New Roman"/>
+          <w:sz w:val="24"/>
+          <w:szCs w:val="24"/>
+        </w:rPr>
+        <w:t xml:space="preserve">-&gt; Firsty, it was hard for our team to get contacts. </w:t>
+      </w:r>
+      <w:r>
+        <w:rPr>
+          <w:rFonts w:ascii="Times New Roman" w:hAnsi="Times New Roman" w:cs="Times New Roman"/>
+          <w:sz w:val="24"/>
+          <w:szCs w:val="24"/>
+        </w:rPr>
+        <w:t xml:space="preserve">Communication was a big problem since we didn’t know each other before. After getting the phone numbers of each other, we planned to meet up to talk about the project but couldnt meet alltogether because of the differences in our daily plans and course schedules. After making the github repository, it was hard to start </w:t>
+      </w:r>
+      <w:r>
+        <w:rPr>
+          <w:rFonts w:ascii="Times New Roman" w:hAnsi="Times New Roman" w:cs="Times New Roman"/>
           <w:sz w:val="24"/>
           <w:szCs w:val="24"/>
         </w:rPr>
         <w:lastRenderedPageBreak/>
-        <w:t>-&gt;</w:t>
-      </w:r>
-    </w:p>
-    <w:p>
-      <w:pPr>
-        <w:rPr>
-          <w:rFonts w:ascii="Times New Roman" w:hAnsi="Times New Roman" w:cs="Times New Roman"/>
-          <w:b/>
-          <w:bCs/>
-          <w:sz w:val="24"/>
-          <w:szCs w:val="24"/>
-        </w:rPr>
-      </w:pPr>
-      <w:r>
-        <w:rPr>
-          <w:rFonts w:ascii="Times New Roman" w:hAnsi="Times New Roman" w:cs="Times New Roman"/>
-          <w:b/>
-          <w:bCs/>
-          <w:sz w:val="24"/>
-          <w:szCs w:val="24"/>
-        </w:rPr>
-        <w:t xml:space="preserve">6- </w:t>
-      </w:r>
-      <w:r>
-        <w:rPr>
-          <w:rFonts w:ascii="Times New Roman" w:hAnsi="Times New Roman" w:cs="Times New Roman"/>
-          <w:b/>
-          <w:bCs/>
-          <w:sz w:val="24"/>
-          <w:szCs w:val="24"/>
-        </w:rPr>
-        <w:t>Write a postmortem section. A postmortem discusses what went right and what went wrong in your project. Did you come across any common pitfalls? If so, how did you recover? If not, what did you do to not fall into these pitfalls?</w:t>
-      </w:r>
-    </w:p>
-    <w:p>
-      <w:pPr>
-        <w:rPr>
-          <w:rFonts w:ascii="Times New Roman" w:hAnsi="Times New Roman" w:cs="Times New Roman"/>
-          <w:b/>
-          <w:bCs/>
-          <w:sz w:val="24"/>
-          <w:szCs w:val="24"/>
-        </w:rPr>
-      </w:pPr>
-      <w:r>
-        <w:rPr>
-          <w:rFonts w:ascii="Times New Roman" w:hAnsi="Times New Roman" w:cs="Times New Roman"/>
-          <w:b/>
-          <w:bCs/>
-          <w:sz w:val="24"/>
-          <w:szCs w:val="24"/>
-        </w:rPr>
-        <w:t xml:space="preserve">-*-*-*-*-*-*-*-*-*-*-*-*-*-*-*- [ </w:t>
-      </w:r>
-      <w:r>
-        <w:rPr>
-          <w:rFonts w:ascii="Times New Roman" w:hAnsi="Times New Roman" w:cs="Times New Roman"/>
-          <w:b/>
-          <w:bCs/>
-          <w:sz w:val="24"/>
-          <w:szCs w:val="24"/>
-        </w:rPr>
-        <w:t>Postmortem</w:t>
-      </w:r>
-      <w:r>
-        <w:rPr>
-          <w:rFonts w:ascii="Times New Roman" w:hAnsi="Times New Roman" w:cs="Times New Roman"/>
-          <w:b/>
-          <w:bCs/>
-          <w:sz w:val="24"/>
-          <w:szCs w:val="24"/>
-        </w:rPr>
-        <w:t xml:space="preserve"> ] -*-*-*-*-*-*-*-*-*-*-*-*-*-*-*-*-</w:t>
-      </w:r>
-    </w:p>
-    <w:p>
-      <w:pPr>
-        <w:rPr>
-          <w:rFonts w:ascii="Times New Roman" w:hAnsi="Times New Roman" w:cs="Times New Roman"/>
-          <w:sz w:val="24"/>
-          <w:szCs w:val="24"/>
-        </w:rPr>
-      </w:pPr>
-      <w:r>
-        <w:rPr>
-          <w:rFonts w:ascii="Times New Roman" w:hAnsi="Times New Roman" w:cs="Times New Roman"/>
-          <w:sz w:val="24"/>
-          <w:szCs w:val="24"/>
-        </w:rPr>
-        <w:t xml:space="preserve">-&gt; Firsty, it was hard for our team to get contacts. </w:t>
-      </w:r>
-      <w:r>
-        <w:rPr>
-          <w:rFonts w:ascii="Times New Roman" w:hAnsi="Times New Roman" w:cs="Times New Roman"/>
-          <w:sz w:val="24"/>
-          <w:szCs w:val="24"/>
-        </w:rPr>
-        <w:t>Communication was a big problem since we didn’t know each other before. After getting the phone numbers of each other, we planned to meet up to talk about the project but couldnt meet alltogether because of the differences in our daily plans and course schedules. After making the github repository, it was hard to start the project because there wasn’t a structure to begin with. With the help of Gökberk, the initial structure was done and it was easier to do stuff after that.</w:t>
+        <w:t>the project because there wasn’t a structure to begin with. With the help of Gökberk, the initial structure was done and it was easier to do stuff after that.</w:t>
       </w:r>
       <w:r>
         <w:rPr>
@@ -4107,27 +5387,7 @@
           <w:sz w:val="24"/>
           <w:szCs w:val="24"/>
         </w:rPr>
-        <w:t>-*-*-*-*-*-*-*-*-*-*-*-*-*-*-*- [</w:t>
-      </w:r>
-      <w:r>
-        <w:rPr>
-          <w:rFonts w:ascii="Times New Roman" w:hAnsi="Times New Roman" w:cs="Times New Roman"/>
-          <w:b/>
-          <w:bCs/>
-          <w:sz w:val="24"/>
-          <w:szCs w:val="24"/>
-        </w:rPr>
-        <w:t xml:space="preserve"> TEAM-07</w:t>
-      </w:r>
-      <w:r>
-        <w:rPr>
-          <w:rFonts w:ascii="Times New Roman" w:hAnsi="Times New Roman" w:cs="Times New Roman"/>
-          <w:b/>
-          <w:bCs/>
-          <w:sz w:val="24"/>
-          <w:szCs w:val="24"/>
-        </w:rPr>
-        <w:t xml:space="preserve"> ] -*-*-*-*-*-*-*-*-*-*-*-*-*-*-*-*-</w:t>
+        <w:t>-*-*-*-*-*-*-*-*-*-*-*-*-*-*-*- [ TEAM-07 ] -*-*-*-*-*-*-*-*-*-*-*-*-*-*-*-*-</w:t>
       </w:r>
     </w:p>
     <w:p>
@@ -4170,7 +5430,6 @@
           <w:sz w:val="24"/>
           <w:szCs w:val="24"/>
         </w:rPr>
-        <w:lastRenderedPageBreak/>
         <w:t xml:space="preserve">Ayberk Er </w:t>
       </w:r>
     </w:p>
@@ -4207,71 +5466,6 @@
         </w:rPr>
         <w:t>Arda Temel Birinci</w:t>
       </w:r>
-    </w:p>
-    <w:p>
-      <w:pPr>
-        <w:rPr>
-          <w:rFonts w:ascii="Times New Roman" w:hAnsi="Times New Roman" w:cs="Times New Roman"/>
-          <w:b/>
-          <w:bCs/>
-          <w:sz w:val="24"/>
-          <w:szCs w:val="24"/>
-        </w:rPr>
-      </w:pPr>
-    </w:p>
-    <w:p>
-      <w:pPr>
-        <w:rPr>
-          <w:rFonts w:ascii="Times New Roman" w:hAnsi="Times New Roman" w:cs="Times New Roman"/>
-          <w:b/>
-          <w:bCs/>
-          <w:sz w:val="24"/>
-          <w:szCs w:val="24"/>
-        </w:rPr>
-      </w:pPr>
-    </w:p>
-    <w:p>
-      <w:pPr>
-        <w:rPr>
-          <w:rFonts w:ascii="Times New Roman" w:hAnsi="Times New Roman" w:cs="Times New Roman"/>
-          <w:b/>
-          <w:bCs/>
-          <w:sz w:val="24"/>
-          <w:szCs w:val="24"/>
-        </w:rPr>
-      </w:pPr>
-    </w:p>
-    <w:p>
-      <w:pPr>
-        <w:rPr>
-          <w:rFonts w:ascii="Times New Roman" w:hAnsi="Times New Roman" w:cs="Times New Roman"/>
-          <w:sz w:val="24"/>
-          <w:szCs w:val="24"/>
-        </w:rPr>
-      </w:pPr>
-    </w:p>
-    <w:p>
-      <w:pPr>
-        <w:rPr>
-          <w:rFonts w:ascii="Times New Roman" w:hAnsi="Times New Roman" w:cs="Times New Roman"/>
-          <w:sz w:val="24"/>
-          <w:szCs w:val="24"/>
-        </w:rPr>
-      </w:pPr>
-    </w:p>
-    <w:p>
-      <w:pPr>
-        <w:pStyle w:val="ListeParagraf"/>
-        <w:rPr>
-          <w:rFonts w:ascii="Times New Roman" w:hAnsi="Times New Roman" w:cs="Times New Roman"/>
-          <w:b/>
-          <w:bCs/>
-          <w:i/>
-          <w:iCs/>
-          <w:sz w:val="24"/>
-          <w:szCs w:val="24"/>
-        </w:rPr>
-      </w:pPr>
     </w:p>
     <w:sectPr>
       <w:pgSz w:w="11906" w:h="16838"/>
@@ -4668,6 +5862,268 @@
     </w:lvl>
   </w:abstractNum>
   <w:abstractNum w:abstractNumId="3" w15:restartNumberingAfterBreak="0">
+    <w:nsid w:val="0C4D0BBA"/>
+    <w:multiLevelType w:val="hybridMultilevel"/>
+    <w:tmpl w:val="F75E6C86"/>
+    <w:lvl w:ilvl="0" w:tplc="7DA6DE98">
+      <w:numFmt w:val="bullet"/>
+      <w:lvlText w:val="-"/>
+      <w:lvlJc w:val="left"/>
+      <w:pPr>
+        <w:ind w:left="720" w:hanging="360"/>
+      </w:pPr>
+      <w:rPr>
+        <w:rFonts w:ascii="Times New Roman" w:eastAsiaTheme="minorHAnsi" w:hAnsi="Times New Roman" w:cs="Times New Roman" w:hint="default"/>
+        <w:b/>
+      </w:rPr>
+    </w:lvl>
+    <w:lvl w:ilvl="1" w:tplc="041F0003" w:tentative="1">
+      <w:start w:val="1"/>
+      <w:numFmt w:val="bullet"/>
+      <w:lvlText w:val="o"/>
+      <w:lvlJc w:val="left"/>
+      <w:pPr>
+        <w:ind w:left="1440" w:hanging="360"/>
+      </w:pPr>
+      <w:rPr>
+        <w:rFonts w:ascii="Courier New" w:hAnsi="Courier New" w:cs="Courier New" w:hint="default"/>
+      </w:rPr>
+    </w:lvl>
+    <w:lvl w:ilvl="2" w:tplc="041F0005" w:tentative="1">
+      <w:start w:val="1"/>
+      <w:numFmt w:val="bullet"/>
+      <w:lvlText w:val=""/>
+      <w:lvlJc w:val="left"/>
+      <w:pPr>
+        <w:ind w:left="2160" w:hanging="360"/>
+      </w:pPr>
+      <w:rPr>
+        <w:rFonts w:ascii="Wingdings" w:hAnsi="Wingdings" w:hint="default"/>
+      </w:rPr>
+    </w:lvl>
+    <w:lvl w:ilvl="3" w:tplc="041F0001" w:tentative="1">
+      <w:start w:val="1"/>
+      <w:numFmt w:val="bullet"/>
+      <w:lvlText w:val=""/>
+      <w:lvlJc w:val="left"/>
+      <w:pPr>
+        <w:ind w:left="2880" w:hanging="360"/>
+      </w:pPr>
+      <w:rPr>
+        <w:rFonts w:ascii="Symbol" w:hAnsi="Symbol" w:hint="default"/>
+      </w:rPr>
+    </w:lvl>
+    <w:lvl w:ilvl="4" w:tplc="041F0003" w:tentative="1">
+      <w:start w:val="1"/>
+      <w:numFmt w:val="bullet"/>
+      <w:lvlText w:val="o"/>
+      <w:lvlJc w:val="left"/>
+      <w:pPr>
+        <w:ind w:left="3600" w:hanging="360"/>
+      </w:pPr>
+      <w:rPr>
+        <w:rFonts w:ascii="Courier New" w:hAnsi="Courier New" w:cs="Courier New" w:hint="default"/>
+      </w:rPr>
+    </w:lvl>
+    <w:lvl w:ilvl="5" w:tplc="041F0005" w:tentative="1">
+      <w:start w:val="1"/>
+      <w:numFmt w:val="bullet"/>
+      <w:lvlText w:val=""/>
+      <w:lvlJc w:val="left"/>
+      <w:pPr>
+        <w:ind w:left="4320" w:hanging="360"/>
+      </w:pPr>
+      <w:rPr>
+        <w:rFonts w:ascii="Wingdings" w:hAnsi="Wingdings" w:hint="default"/>
+      </w:rPr>
+    </w:lvl>
+    <w:lvl w:ilvl="6" w:tplc="041F0001" w:tentative="1">
+      <w:start w:val="1"/>
+      <w:numFmt w:val="bullet"/>
+      <w:lvlText w:val=""/>
+      <w:lvlJc w:val="left"/>
+      <w:pPr>
+        <w:ind w:left="5040" w:hanging="360"/>
+      </w:pPr>
+      <w:rPr>
+        <w:rFonts w:ascii="Symbol" w:hAnsi="Symbol" w:hint="default"/>
+      </w:rPr>
+    </w:lvl>
+    <w:lvl w:ilvl="7" w:tplc="041F0003" w:tentative="1">
+      <w:start w:val="1"/>
+      <w:numFmt w:val="bullet"/>
+      <w:lvlText w:val="o"/>
+      <w:lvlJc w:val="left"/>
+      <w:pPr>
+        <w:ind w:left="5760" w:hanging="360"/>
+      </w:pPr>
+      <w:rPr>
+        <w:rFonts w:ascii="Courier New" w:hAnsi="Courier New" w:cs="Courier New" w:hint="default"/>
+      </w:rPr>
+    </w:lvl>
+    <w:lvl w:ilvl="8" w:tplc="041F0005" w:tentative="1">
+      <w:start w:val="1"/>
+      <w:numFmt w:val="bullet"/>
+      <w:lvlText w:val=""/>
+      <w:lvlJc w:val="left"/>
+      <w:pPr>
+        <w:ind w:left="6480" w:hanging="360"/>
+      </w:pPr>
+      <w:rPr>
+        <w:rFonts w:ascii="Wingdings" w:hAnsi="Wingdings" w:hint="default"/>
+      </w:rPr>
+    </w:lvl>
+  </w:abstractNum>
+  <w:abstractNum w:abstractNumId="4" w15:restartNumberingAfterBreak="0">
+    <w:nsid w:val="17FF354F"/>
+    <w:multiLevelType w:val="multilevel"/>
+    <w:tmpl w:val="CEE0F186"/>
+    <w:lvl w:ilvl="0">
+      <w:start w:val="1"/>
+      <w:numFmt w:val="bullet"/>
+      <w:lvlText w:val=""/>
+      <w:lvlJc w:val="left"/>
+      <w:pPr>
+        <w:tabs>
+          <w:tab w:val="num" w:pos="720"/>
+        </w:tabs>
+        <w:ind w:left="720" w:hanging="360"/>
+      </w:pPr>
+      <w:rPr>
+        <w:rFonts w:ascii="Symbol" w:hAnsi="Symbol" w:hint="default"/>
+        <w:sz w:val="20"/>
+      </w:rPr>
+    </w:lvl>
+    <w:lvl w:ilvl="1" w:tentative="1">
+      <w:start w:val="1"/>
+      <w:numFmt w:val="bullet"/>
+      <w:lvlText w:val="o"/>
+      <w:lvlJc w:val="left"/>
+      <w:pPr>
+        <w:tabs>
+          <w:tab w:val="num" w:pos="1440"/>
+        </w:tabs>
+        <w:ind w:left="1440" w:hanging="360"/>
+      </w:pPr>
+      <w:rPr>
+        <w:rFonts w:ascii="Courier New" w:hAnsi="Courier New" w:hint="default"/>
+        <w:sz w:val="20"/>
+      </w:rPr>
+    </w:lvl>
+    <w:lvl w:ilvl="2" w:tentative="1">
+      <w:start w:val="1"/>
+      <w:numFmt w:val="bullet"/>
+      <w:lvlText w:val=""/>
+      <w:lvlJc w:val="left"/>
+      <w:pPr>
+        <w:tabs>
+          <w:tab w:val="num" w:pos="2160"/>
+        </w:tabs>
+        <w:ind w:left="2160" w:hanging="360"/>
+      </w:pPr>
+      <w:rPr>
+        <w:rFonts w:ascii="Wingdings" w:hAnsi="Wingdings" w:hint="default"/>
+        <w:sz w:val="20"/>
+      </w:rPr>
+    </w:lvl>
+    <w:lvl w:ilvl="3" w:tentative="1">
+      <w:start w:val="1"/>
+      <w:numFmt w:val="bullet"/>
+      <w:lvlText w:val=""/>
+      <w:lvlJc w:val="left"/>
+      <w:pPr>
+        <w:tabs>
+          <w:tab w:val="num" w:pos="2880"/>
+        </w:tabs>
+        <w:ind w:left="2880" w:hanging="360"/>
+      </w:pPr>
+      <w:rPr>
+        <w:rFonts w:ascii="Wingdings" w:hAnsi="Wingdings" w:hint="default"/>
+        <w:sz w:val="20"/>
+      </w:rPr>
+    </w:lvl>
+    <w:lvl w:ilvl="4" w:tentative="1">
+      <w:start w:val="1"/>
+      <w:numFmt w:val="bullet"/>
+      <w:lvlText w:val=""/>
+      <w:lvlJc w:val="left"/>
+      <w:pPr>
+        <w:tabs>
+          <w:tab w:val="num" w:pos="3600"/>
+        </w:tabs>
+        <w:ind w:left="3600" w:hanging="360"/>
+      </w:pPr>
+      <w:rPr>
+        <w:rFonts w:ascii="Wingdings" w:hAnsi="Wingdings" w:hint="default"/>
+        <w:sz w:val="20"/>
+      </w:rPr>
+    </w:lvl>
+    <w:lvl w:ilvl="5" w:tentative="1">
+      <w:start w:val="1"/>
+      <w:numFmt w:val="bullet"/>
+      <w:lvlText w:val=""/>
+      <w:lvlJc w:val="left"/>
+      <w:pPr>
+        <w:tabs>
+          <w:tab w:val="num" w:pos="4320"/>
+        </w:tabs>
+        <w:ind w:left="4320" w:hanging="360"/>
+      </w:pPr>
+      <w:rPr>
+        <w:rFonts w:ascii="Wingdings" w:hAnsi="Wingdings" w:hint="default"/>
+        <w:sz w:val="20"/>
+      </w:rPr>
+    </w:lvl>
+    <w:lvl w:ilvl="6" w:tentative="1">
+      <w:start w:val="1"/>
+      <w:numFmt w:val="bullet"/>
+      <w:lvlText w:val=""/>
+      <w:lvlJc w:val="left"/>
+      <w:pPr>
+        <w:tabs>
+          <w:tab w:val="num" w:pos="5040"/>
+        </w:tabs>
+        <w:ind w:left="5040" w:hanging="360"/>
+      </w:pPr>
+      <w:rPr>
+        <w:rFonts w:ascii="Wingdings" w:hAnsi="Wingdings" w:hint="default"/>
+        <w:sz w:val="20"/>
+      </w:rPr>
+    </w:lvl>
+    <w:lvl w:ilvl="7" w:tentative="1">
+      <w:start w:val="1"/>
+      <w:numFmt w:val="bullet"/>
+      <w:lvlText w:val=""/>
+      <w:lvlJc w:val="left"/>
+      <w:pPr>
+        <w:tabs>
+          <w:tab w:val="num" w:pos="5760"/>
+        </w:tabs>
+        <w:ind w:left="5760" w:hanging="360"/>
+      </w:pPr>
+      <w:rPr>
+        <w:rFonts w:ascii="Wingdings" w:hAnsi="Wingdings" w:hint="default"/>
+        <w:sz w:val="20"/>
+      </w:rPr>
+    </w:lvl>
+    <w:lvl w:ilvl="8" w:tentative="1">
+      <w:start w:val="1"/>
+      <w:numFmt w:val="bullet"/>
+      <w:lvlText w:val=""/>
+      <w:lvlJc w:val="left"/>
+      <w:pPr>
+        <w:tabs>
+          <w:tab w:val="num" w:pos="6480"/>
+        </w:tabs>
+        <w:ind w:left="6480" w:hanging="360"/>
+      </w:pPr>
+      <w:rPr>
+        <w:rFonts w:ascii="Wingdings" w:hAnsi="Wingdings" w:hint="default"/>
+        <w:sz w:val="20"/>
+      </w:rPr>
+    </w:lvl>
+  </w:abstractNum>
+  <w:abstractNum w:abstractNumId="5" w15:restartNumberingAfterBreak="0">
     <w:nsid w:val="182B664C"/>
     <w:multiLevelType w:val="multilevel"/>
     <w:tmpl w:val="60B4408A"/>
@@ -4816,7 +6272,305 @@
       </w:rPr>
     </w:lvl>
   </w:abstractNum>
-  <w:abstractNum w:abstractNumId="4" w15:restartNumberingAfterBreak="0">
+  <w:abstractNum w:abstractNumId="6" w15:restartNumberingAfterBreak="0">
+    <w:nsid w:val="183E4128"/>
+    <w:multiLevelType w:val="multilevel"/>
+    <w:tmpl w:val="D122B042"/>
+    <w:lvl w:ilvl="0">
+      <w:start w:val="1"/>
+      <w:numFmt w:val="bullet"/>
+      <w:lvlText w:val=""/>
+      <w:lvlJc w:val="left"/>
+      <w:pPr>
+        <w:tabs>
+          <w:tab w:val="num" w:pos="720"/>
+        </w:tabs>
+        <w:ind w:left="720" w:hanging="360"/>
+      </w:pPr>
+      <w:rPr>
+        <w:rFonts w:ascii="Symbol" w:hAnsi="Symbol" w:hint="default"/>
+        <w:sz w:val="20"/>
+      </w:rPr>
+    </w:lvl>
+    <w:lvl w:ilvl="1" w:tentative="1">
+      <w:start w:val="1"/>
+      <w:numFmt w:val="bullet"/>
+      <w:lvlText w:val="o"/>
+      <w:lvlJc w:val="left"/>
+      <w:pPr>
+        <w:tabs>
+          <w:tab w:val="num" w:pos="1440"/>
+        </w:tabs>
+        <w:ind w:left="1440" w:hanging="360"/>
+      </w:pPr>
+      <w:rPr>
+        <w:rFonts w:ascii="Courier New" w:hAnsi="Courier New" w:hint="default"/>
+        <w:sz w:val="20"/>
+      </w:rPr>
+    </w:lvl>
+    <w:lvl w:ilvl="2" w:tentative="1">
+      <w:start w:val="1"/>
+      <w:numFmt w:val="bullet"/>
+      <w:lvlText w:val=""/>
+      <w:lvlJc w:val="left"/>
+      <w:pPr>
+        <w:tabs>
+          <w:tab w:val="num" w:pos="2160"/>
+        </w:tabs>
+        <w:ind w:left="2160" w:hanging="360"/>
+      </w:pPr>
+      <w:rPr>
+        <w:rFonts w:ascii="Wingdings" w:hAnsi="Wingdings" w:hint="default"/>
+        <w:sz w:val="20"/>
+      </w:rPr>
+    </w:lvl>
+    <w:lvl w:ilvl="3" w:tentative="1">
+      <w:start w:val="1"/>
+      <w:numFmt w:val="bullet"/>
+      <w:lvlText w:val=""/>
+      <w:lvlJc w:val="left"/>
+      <w:pPr>
+        <w:tabs>
+          <w:tab w:val="num" w:pos="2880"/>
+        </w:tabs>
+        <w:ind w:left="2880" w:hanging="360"/>
+      </w:pPr>
+      <w:rPr>
+        <w:rFonts w:ascii="Wingdings" w:hAnsi="Wingdings" w:hint="default"/>
+        <w:sz w:val="20"/>
+      </w:rPr>
+    </w:lvl>
+    <w:lvl w:ilvl="4" w:tentative="1">
+      <w:start w:val="1"/>
+      <w:numFmt w:val="bullet"/>
+      <w:lvlText w:val=""/>
+      <w:lvlJc w:val="left"/>
+      <w:pPr>
+        <w:tabs>
+          <w:tab w:val="num" w:pos="3600"/>
+        </w:tabs>
+        <w:ind w:left="3600" w:hanging="360"/>
+      </w:pPr>
+      <w:rPr>
+        <w:rFonts w:ascii="Wingdings" w:hAnsi="Wingdings" w:hint="default"/>
+        <w:sz w:val="20"/>
+      </w:rPr>
+    </w:lvl>
+    <w:lvl w:ilvl="5" w:tentative="1">
+      <w:start w:val="1"/>
+      <w:numFmt w:val="bullet"/>
+      <w:lvlText w:val=""/>
+      <w:lvlJc w:val="left"/>
+      <w:pPr>
+        <w:tabs>
+          <w:tab w:val="num" w:pos="4320"/>
+        </w:tabs>
+        <w:ind w:left="4320" w:hanging="360"/>
+      </w:pPr>
+      <w:rPr>
+        <w:rFonts w:ascii="Wingdings" w:hAnsi="Wingdings" w:hint="default"/>
+        <w:sz w:val="20"/>
+      </w:rPr>
+    </w:lvl>
+    <w:lvl w:ilvl="6" w:tentative="1">
+      <w:start w:val="1"/>
+      <w:numFmt w:val="bullet"/>
+      <w:lvlText w:val=""/>
+      <w:lvlJc w:val="left"/>
+      <w:pPr>
+        <w:tabs>
+          <w:tab w:val="num" w:pos="5040"/>
+        </w:tabs>
+        <w:ind w:left="5040" w:hanging="360"/>
+      </w:pPr>
+      <w:rPr>
+        <w:rFonts w:ascii="Wingdings" w:hAnsi="Wingdings" w:hint="default"/>
+        <w:sz w:val="20"/>
+      </w:rPr>
+    </w:lvl>
+    <w:lvl w:ilvl="7" w:tentative="1">
+      <w:start w:val="1"/>
+      <w:numFmt w:val="bullet"/>
+      <w:lvlText w:val=""/>
+      <w:lvlJc w:val="left"/>
+      <w:pPr>
+        <w:tabs>
+          <w:tab w:val="num" w:pos="5760"/>
+        </w:tabs>
+        <w:ind w:left="5760" w:hanging="360"/>
+      </w:pPr>
+      <w:rPr>
+        <w:rFonts w:ascii="Wingdings" w:hAnsi="Wingdings" w:hint="default"/>
+        <w:sz w:val="20"/>
+      </w:rPr>
+    </w:lvl>
+    <w:lvl w:ilvl="8" w:tentative="1">
+      <w:start w:val="1"/>
+      <w:numFmt w:val="bullet"/>
+      <w:lvlText w:val=""/>
+      <w:lvlJc w:val="left"/>
+      <w:pPr>
+        <w:tabs>
+          <w:tab w:val="num" w:pos="6480"/>
+        </w:tabs>
+        <w:ind w:left="6480" w:hanging="360"/>
+      </w:pPr>
+      <w:rPr>
+        <w:rFonts w:ascii="Wingdings" w:hAnsi="Wingdings" w:hint="default"/>
+        <w:sz w:val="20"/>
+      </w:rPr>
+    </w:lvl>
+  </w:abstractNum>
+  <w:abstractNum w:abstractNumId="7" w15:restartNumberingAfterBreak="0">
+    <w:nsid w:val="18454E48"/>
+    <w:multiLevelType w:val="multilevel"/>
+    <w:tmpl w:val="E3723728"/>
+    <w:lvl w:ilvl="0">
+      <w:start w:val="1"/>
+      <w:numFmt w:val="bullet"/>
+      <w:lvlText w:val=""/>
+      <w:lvlJc w:val="left"/>
+      <w:pPr>
+        <w:tabs>
+          <w:tab w:val="num" w:pos="720"/>
+        </w:tabs>
+        <w:ind w:left="720" w:hanging="360"/>
+      </w:pPr>
+      <w:rPr>
+        <w:rFonts w:ascii="Symbol" w:hAnsi="Symbol" w:hint="default"/>
+        <w:sz w:val="20"/>
+      </w:rPr>
+    </w:lvl>
+    <w:lvl w:ilvl="1">
+      <w:start w:val="1"/>
+      <w:numFmt w:val="bullet"/>
+      <w:lvlText w:val="o"/>
+      <w:lvlJc w:val="left"/>
+      <w:pPr>
+        <w:tabs>
+          <w:tab w:val="num" w:pos="1440"/>
+        </w:tabs>
+        <w:ind w:left="1440" w:hanging="360"/>
+      </w:pPr>
+      <w:rPr>
+        <w:rFonts w:ascii="Courier New" w:hAnsi="Courier New" w:hint="default"/>
+        <w:sz w:val="20"/>
+      </w:rPr>
+    </w:lvl>
+    <w:lvl w:ilvl="2" w:tentative="1">
+      <w:start w:val="1"/>
+      <w:numFmt w:val="bullet"/>
+      <w:lvlText w:val=""/>
+      <w:lvlJc w:val="left"/>
+      <w:pPr>
+        <w:tabs>
+          <w:tab w:val="num" w:pos="2160"/>
+        </w:tabs>
+        <w:ind w:left="2160" w:hanging="360"/>
+      </w:pPr>
+      <w:rPr>
+        <w:rFonts w:ascii="Wingdings" w:hAnsi="Wingdings" w:hint="default"/>
+        <w:sz w:val="20"/>
+      </w:rPr>
+    </w:lvl>
+    <w:lvl w:ilvl="3" w:tentative="1">
+      <w:start w:val="1"/>
+      <w:numFmt w:val="bullet"/>
+      <w:lvlText w:val=""/>
+      <w:lvlJc w:val="left"/>
+      <w:pPr>
+        <w:tabs>
+          <w:tab w:val="num" w:pos="2880"/>
+        </w:tabs>
+        <w:ind w:left="2880" w:hanging="360"/>
+      </w:pPr>
+      <w:rPr>
+        <w:rFonts w:ascii="Wingdings" w:hAnsi="Wingdings" w:hint="default"/>
+        <w:sz w:val="20"/>
+      </w:rPr>
+    </w:lvl>
+    <w:lvl w:ilvl="4" w:tentative="1">
+      <w:start w:val="1"/>
+      <w:numFmt w:val="bullet"/>
+      <w:lvlText w:val=""/>
+      <w:lvlJc w:val="left"/>
+      <w:pPr>
+        <w:tabs>
+          <w:tab w:val="num" w:pos="3600"/>
+        </w:tabs>
+        <w:ind w:left="3600" w:hanging="360"/>
+      </w:pPr>
+      <w:rPr>
+        <w:rFonts w:ascii="Wingdings" w:hAnsi="Wingdings" w:hint="default"/>
+        <w:sz w:val="20"/>
+      </w:rPr>
+    </w:lvl>
+    <w:lvl w:ilvl="5" w:tentative="1">
+      <w:start w:val="1"/>
+      <w:numFmt w:val="bullet"/>
+      <w:lvlText w:val=""/>
+      <w:lvlJc w:val="left"/>
+      <w:pPr>
+        <w:tabs>
+          <w:tab w:val="num" w:pos="4320"/>
+        </w:tabs>
+        <w:ind w:left="4320" w:hanging="360"/>
+      </w:pPr>
+      <w:rPr>
+        <w:rFonts w:ascii="Wingdings" w:hAnsi="Wingdings" w:hint="default"/>
+        <w:sz w:val="20"/>
+      </w:rPr>
+    </w:lvl>
+    <w:lvl w:ilvl="6" w:tentative="1">
+      <w:start w:val="1"/>
+      <w:numFmt w:val="bullet"/>
+      <w:lvlText w:val=""/>
+      <w:lvlJc w:val="left"/>
+      <w:pPr>
+        <w:tabs>
+          <w:tab w:val="num" w:pos="5040"/>
+        </w:tabs>
+        <w:ind w:left="5040" w:hanging="360"/>
+      </w:pPr>
+      <w:rPr>
+        <w:rFonts w:ascii="Wingdings" w:hAnsi="Wingdings" w:hint="default"/>
+        <w:sz w:val="20"/>
+      </w:rPr>
+    </w:lvl>
+    <w:lvl w:ilvl="7" w:tentative="1">
+      <w:start w:val="1"/>
+      <w:numFmt w:val="bullet"/>
+      <w:lvlText w:val=""/>
+      <w:lvlJc w:val="left"/>
+      <w:pPr>
+        <w:tabs>
+          <w:tab w:val="num" w:pos="5760"/>
+        </w:tabs>
+        <w:ind w:left="5760" w:hanging="360"/>
+      </w:pPr>
+      <w:rPr>
+        <w:rFonts w:ascii="Wingdings" w:hAnsi="Wingdings" w:hint="default"/>
+        <w:sz w:val="20"/>
+      </w:rPr>
+    </w:lvl>
+    <w:lvl w:ilvl="8" w:tentative="1">
+      <w:start w:val="1"/>
+      <w:numFmt w:val="bullet"/>
+      <w:lvlText w:val=""/>
+      <w:lvlJc w:val="left"/>
+      <w:pPr>
+        <w:tabs>
+          <w:tab w:val="num" w:pos="6480"/>
+        </w:tabs>
+        <w:ind w:left="6480" w:hanging="360"/>
+      </w:pPr>
+      <w:rPr>
+        <w:rFonts w:ascii="Wingdings" w:hAnsi="Wingdings" w:hint="default"/>
+        <w:sz w:val="20"/>
+      </w:rPr>
+    </w:lvl>
+  </w:abstractNum>
+  <w:abstractNum w:abstractNumId="8" w15:restartNumberingAfterBreak="0">
     <w:nsid w:val="1C006055"/>
     <w:multiLevelType w:val="multilevel"/>
     <w:tmpl w:val="D9B8E7F4"/>
@@ -4965,7 +6719,7 @@
       </w:rPr>
     </w:lvl>
   </w:abstractNum>
-  <w:abstractNum w:abstractNumId="5" w15:restartNumberingAfterBreak="0">
+  <w:abstractNum w:abstractNumId="9" w15:restartNumberingAfterBreak="0">
     <w:nsid w:val="1CA10839"/>
     <w:multiLevelType w:val="multilevel"/>
     <w:tmpl w:val="6C242588"/>
@@ -5078,7 +6832,7 @@
       </w:pPr>
     </w:lvl>
   </w:abstractNum>
-  <w:abstractNum w:abstractNumId="6" w15:restartNumberingAfterBreak="0">
+  <w:abstractNum w:abstractNumId="10" w15:restartNumberingAfterBreak="0">
     <w:nsid w:val="1F967D94"/>
     <w:multiLevelType w:val="hybridMultilevel"/>
     <w:tmpl w:val="2CE6BED4"/>
@@ -5190,7 +6944,7 @@
       </w:rPr>
     </w:lvl>
   </w:abstractNum>
-  <w:abstractNum w:abstractNumId="7" w15:restartNumberingAfterBreak="0">
+  <w:abstractNum w:abstractNumId="11" w15:restartNumberingAfterBreak="0">
     <w:nsid w:val="22012B1B"/>
     <w:multiLevelType w:val="multilevel"/>
     <w:tmpl w:val="D9589E4A"/>
@@ -5339,7 +7093,7 @@
       </w:rPr>
     </w:lvl>
   </w:abstractNum>
-  <w:abstractNum w:abstractNumId="8" w15:restartNumberingAfterBreak="0">
+  <w:abstractNum w:abstractNumId="12" w15:restartNumberingAfterBreak="0">
     <w:nsid w:val="26F36AA7"/>
     <w:multiLevelType w:val="multilevel"/>
     <w:tmpl w:val="CA4EBB92"/>
@@ -5488,7 +7242,120 @@
       </w:rPr>
     </w:lvl>
   </w:abstractNum>
-  <w:abstractNum w:abstractNumId="9" w15:restartNumberingAfterBreak="0">
+  <w:abstractNum w:abstractNumId="13" w15:restartNumberingAfterBreak="0">
+    <w:nsid w:val="2CCE1ED0"/>
+    <w:multiLevelType w:val="multilevel"/>
+    <w:tmpl w:val="ACB639F4"/>
+    <w:lvl w:ilvl="0">
+      <w:start w:val="1"/>
+      <w:numFmt w:val="decimal"/>
+      <w:lvlText w:val="%1."/>
+      <w:lvlJc w:val="left"/>
+      <w:pPr>
+        <w:tabs>
+          <w:tab w:val="num" w:pos="720"/>
+        </w:tabs>
+        <w:ind w:left="720" w:hanging="360"/>
+      </w:pPr>
+    </w:lvl>
+    <w:lvl w:ilvl="1" w:tentative="1">
+      <w:start w:val="1"/>
+      <w:numFmt w:val="decimal"/>
+      <w:lvlText w:val="%2."/>
+      <w:lvlJc w:val="left"/>
+      <w:pPr>
+        <w:tabs>
+          <w:tab w:val="num" w:pos="1440"/>
+        </w:tabs>
+        <w:ind w:left="1440" w:hanging="360"/>
+      </w:pPr>
+    </w:lvl>
+    <w:lvl w:ilvl="2" w:tentative="1">
+      <w:start w:val="1"/>
+      <w:numFmt w:val="decimal"/>
+      <w:lvlText w:val="%3."/>
+      <w:lvlJc w:val="left"/>
+      <w:pPr>
+        <w:tabs>
+          <w:tab w:val="num" w:pos="2160"/>
+        </w:tabs>
+        <w:ind w:left="2160" w:hanging="360"/>
+      </w:pPr>
+    </w:lvl>
+    <w:lvl w:ilvl="3" w:tentative="1">
+      <w:start w:val="1"/>
+      <w:numFmt w:val="decimal"/>
+      <w:lvlText w:val="%4."/>
+      <w:lvlJc w:val="left"/>
+      <w:pPr>
+        <w:tabs>
+          <w:tab w:val="num" w:pos="2880"/>
+        </w:tabs>
+        <w:ind w:left="2880" w:hanging="360"/>
+      </w:pPr>
+    </w:lvl>
+    <w:lvl w:ilvl="4" w:tentative="1">
+      <w:start w:val="1"/>
+      <w:numFmt w:val="decimal"/>
+      <w:lvlText w:val="%5."/>
+      <w:lvlJc w:val="left"/>
+      <w:pPr>
+        <w:tabs>
+          <w:tab w:val="num" w:pos="3600"/>
+        </w:tabs>
+        <w:ind w:left="3600" w:hanging="360"/>
+      </w:pPr>
+    </w:lvl>
+    <w:lvl w:ilvl="5" w:tentative="1">
+      <w:start w:val="1"/>
+      <w:numFmt w:val="decimal"/>
+      <w:lvlText w:val="%6."/>
+      <w:lvlJc w:val="left"/>
+      <w:pPr>
+        <w:tabs>
+          <w:tab w:val="num" w:pos="4320"/>
+        </w:tabs>
+        <w:ind w:left="4320" w:hanging="360"/>
+      </w:pPr>
+    </w:lvl>
+    <w:lvl w:ilvl="6" w:tentative="1">
+      <w:start w:val="1"/>
+      <w:numFmt w:val="decimal"/>
+      <w:lvlText w:val="%7."/>
+      <w:lvlJc w:val="left"/>
+      <w:pPr>
+        <w:tabs>
+          <w:tab w:val="num" w:pos="5040"/>
+        </w:tabs>
+        <w:ind w:left="5040" w:hanging="360"/>
+      </w:pPr>
+    </w:lvl>
+    <w:lvl w:ilvl="7" w:tentative="1">
+      <w:start w:val="1"/>
+      <w:numFmt w:val="decimal"/>
+      <w:lvlText w:val="%8."/>
+      <w:lvlJc w:val="left"/>
+      <w:pPr>
+        <w:tabs>
+          <w:tab w:val="num" w:pos="5760"/>
+        </w:tabs>
+        <w:ind w:left="5760" w:hanging="360"/>
+      </w:pPr>
+    </w:lvl>
+    <w:lvl w:ilvl="8" w:tentative="1">
+      <w:start w:val="1"/>
+      <w:numFmt w:val="decimal"/>
+      <w:lvlText w:val="%9."/>
+      <w:lvlJc w:val="left"/>
+      <w:pPr>
+        <w:tabs>
+          <w:tab w:val="num" w:pos="6480"/>
+        </w:tabs>
+        <w:ind w:left="6480" w:hanging="360"/>
+      </w:pPr>
+    </w:lvl>
+  </w:abstractNum>
+  <w:abstractNum w:abstractNumId="14" w15:restartNumberingAfterBreak="0">
     <w:nsid w:val="2FC85396"/>
     <w:multiLevelType w:val="multilevel"/>
     <w:tmpl w:val="F03CF19C"/>
@@ -5637,7 +7504,7 @@
       </w:rPr>
     </w:lvl>
   </w:abstractNum>
-  <w:abstractNum w:abstractNumId="10" w15:restartNumberingAfterBreak="0">
+  <w:abstractNum w:abstractNumId="15" w15:restartNumberingAfterBreak="0">
     <w:nsid w:val="31E30B6E"/>
     <w:multiLevelType w:val="hybridMultilevel"/>
     <w:tmpl w:val="691CB6F6"/>
@@ -5749,7 +7616,7 @@
       </w:rPr>
     </w:lvl>
   </w:abstractNum>
-  <w:abstractNum w:abstractNumId="11" w15:restartNumberingAfterBreak="0">
+  <w:abstractNum w:abstractNumId="16" w15:restartNumberingAfterBreak="0">
     <w:nsid w:val="3625783A"/>
     <w:multiLevelType w:val="multilevel"/>
     <w:tmpl w:val="23783D5C"/>
@@ -5898,7 +7765,156 @@
       </w:rPr>
     </w:lvl>
   </w:abstractNum>
-  <w:abstractNum w:abstractNumId="12" w15:restartNumberingAfterBreak="0">
+  <w:abstractNum w:abstractNumId="17" w15:restartNumberingAfterBreak="0">
+    <w:nsid w:val="3C3A4FD6"/>
+    <w:multiLevelType w:val="multilevel"/>
+    <w:tmpl w:val="1B4C7668"/>
+    <w:lvl w:ilvl="0">
+      <w:start w:val="1"/>
+      <w:numFmt w:val="bullet"/>
+      <w:lvlText w:val=""/>
+      <w:lvlJc w:val="left"/>
+      <w:pPr>
+        <w:tabs>
+          <w:tab w:val="num" w:pos="720"/>
+        </w:tabs>
+        <w:ind w:left="720" w:hanging="360"/>
+      </w:pPr>
+      <w:rPr>
+        <w:rFonts w:ascii="Symbol" w:hAnsi="Symbol" w:hint="default"/>
+        <w:sz w:val="20"/>
+      </w:rPr>
+    </w:lvl>
+    <w:lvl w:ilvl="1" w:tentative="1">
+      <w:start w:val="1"/>
+      <w:numFmt w:val="bullet"/>
+      <w:lvlText w:val="o"/>
+      <w:lvlJc w:val="left"/>
+      <w:pPr>
+        <w:tabs>
+          <w:tab w:val="num" w:pos="1440"/>
+        </w:tabs>
+        <w:ind w:left="1440" w:hanging="360"/>
+      </w:pPr>
+      <w:rPr>
+        <w:rFonts w:ascii="Courier New" w:hAnsi="Courier New" w:hint="default"/>
+        <w:sz w:val="20"/>
+      </w:rPr>
+    </w:lvl>
+    <w:lvl w:ilvl="2" w:tentative="1">
+      <w:start w:val="1"/>
+      <w:numFmt w:val="bullet"/>
+      <w:lvlText w:val=""/>
+      <w:lvlJc w:val="left"/>
+      <w:pPr>
+        <w:tabs>
+          <w:tab w:val="num" w:pos="2160"/>
+        </w:tabs>
+        <w:ind w:left="2160" w:hanging="360"/>
+      </w:pPr>
+      <w:rPr>
+        <w:rFonts w:ascii="Wingdings" w:hAnsi="Wingdings" w:hint="default"/>
+        <w:sz w:val="20"/>
+      </w:rPr>
+    </w:lvl>
+    <w:lvl w:ilvl="3" w:tentative="1">
+      <w:start w:val="1"/>
+      <w:numFmt w:val="bullet"/>
+      <w:lvlText w:val=""/>
+      <w:lvlJc w:val="left"/>
+      <w:pPr>
+        <w:tabs>
+          <w:tab w:val="num" w:pos="2880"/>
+        </w:tabs>
+        <w:ind w:left="2880" w:hanging="360"/>
+      </w:pPr>
+      <w:rPr>
+        <w:rFonts w:ascii="Wingdings" w:hAnsi="Wingdings" w:hint="default"/>
+        <w:sz w:val="20"/>
+      </w:rPr>
+    </w:lvl>
+    <w:lvl w:ilvl="4" w:tentative="1">
+      <w:start w:val="1"/>
+      <w:numFmt w:val="bullet"/>
+      <w:lvlText w:val=""/>
+      <w:lvlJc w:val="left"/>
+      <w:pPr>
+        <w:tabs>
+          <w:tab w:val="num" w:pos="3600"/>
+        </w:tabs>
+        <w:ind w:left="3600" w:hanging="360"/>
+      </w:pPr>
+      <w:rPr>
+        <w:rFonts w:ascii="Wingdings" w:hAnsi="Wingdings" w:hint="default"/>
+        <w:sz w:val="20"/>
+      </w:rPr>
+    </w:lvl>
+    <w:lvl w:ilvl="5" w:tentative="1">
+      <w:start w:val="1"/>
+      <w:numFmt w:val="bullet"/>
+      <w:lvlText w:val=""/>
+      <w:lvlJc w:val="left"/>
+      <w:pPr>
+        <w:tabs>
+          <w:tab w:val="num" w:pos="4320"/>
+        </w:tabs>
+        <w:ind w:left="4320" w:hanging="360"/>
+      </w:pPr>
+      <w:rPr>
+        <w:rFonts w:ascii="Wingdings" w:hAnsi="Wingdings" w:hint="default"/>
+        <w:sz w:val="20"/>
+      </w:rPr>
+    </w:lvl>
+    <w:lvl w:ilvl="6" w:tentative="1">
+      <w:start w:val="1"/>
+      <w:numFmt w:val="bullet"/>
+      <w:lvlText w:val=""/>
+      <w:lvlJc w:val="left"/>
+      <w:pPr>
+        <w:tabs>
+          <w:tab w:val="num" w:pos="5040"/>
+        </w:tabs>
+        <w:ind w:left="5040" w:hanging="360"/>
+      </w:pPr>
+      <w:rPr>
+        <w:rFonts w:ascii="Wingdings" w:hAnsi="Wingdings" w:hint="default"/>
+        <w:sz w:val="20"/>
+      </w:rPr>
+    </w:lvl>
+    <w:lvl w:ilvl="7" w:tentative="1">
+      <w:start w:val="1"/>
+      <w:numFmt w:val="bullet"/>
+      <w:lvlText w:val=""/>
+      <w:lvlJc w:val="left"/>
+      <w:pPr>
+        <w:tabs>
+          <w:tab w:val="num" w:pos="5760"/>
+        </w:tabs>
+        <w:ind w:left="5760" w:hanging="360"/>
+      </w:pPr>
+      <w:rPr>
+        <w:rFonts w:ascii="Wingdings" w:hAnsi="Wingdings" w:hint="default"/>
+        <w:sz w:val="20"/>
+      </w:rPr>
+    </w:lvl>
+    <w:lvl w:ilvl="8" w:tentative="1">
+      <w:start w:val="1"/>
+      <w:numFmt w:val="bullet"/>
+      <w:lvlText w:val=""/>
+      <w:lvlJc w:val="left"/>
+      <w:pPr>
+        <w:tabs>
+          <w:tab w:val="num" w:pos="6480"/>
+        </w:tabs>
+        <w:ind w:left="6480" w:hanging="360"/>
+      </w:pPr>
+      <w:rPr>
+        <w:rFonts w:ascii="Wingdings" w:hAnsi="Wingdings" w:hint="default"/>
+        <w:sz w:val="20"/>
+      </w:rPr>
+    </w:lvl>
+  </w:abstractNum>
+  <w:abstractNum w:abstractNumId="18" w15:restartNumberingAfterBreak="0">
     <w:nsid w:val="488F67BB"/>
     <w:multiLevelType w:val="multilevel"/>
     <w:tmpl w:val="5860C06E"/>
@@ -6047,7 +8063,7 @@
       </w:rPr>
     </w:lvl>
   </w:abstractNum>
-  <w:abstractNum w:abstractNumId="13" w15:restartNumberingAfterBreak="0">
+  <w:abstractNum w:abstractNumId="19" w15:restartNumberingAfterBreak="0">
     <w:nsid w:val="50D669EE"/>
     <w:multiLevelType w:val="hybridMultilevel"/>
     <w:tmpl w:val="33522D7C"/>
@@ -6159,7 +8175,7 @@
       </w:rPr>
     </w:lvl>
   </w:abstractNum>
-  <w:abstractNum w:abstractNumId="14" w15:restartNumberingAfterBreak="0">
+  <w:abstractNum w:abstractNumId="20" w15:restartNumberingAfterBreak="0">
     <w:nsid w:val="59CF2C45"/>
     <w:multiLevelType w:val="multilevel"/>
     <w:tmpl w:val="1CF2D6F6"/>
@@ -6308,7 +8324,7 @@
       </w:rPr>
     </w:lvl>
   </w:abstractNum>
-  <w:abstractNum w:abstractNumId="15" w15:restartNumberingAfterBreak="0">
+  <w:abstractNum w:abstractNumId="21" w15:restartNumberingAfterBreak="0">
     <w:nsid w:val="5AFC4CB1"/>
     <w:multiLevelType w:val="multilevel"/>
     <w:tmpl w:val="B394ADB8"/>
@@ -6457,7 +8473,7 @@
       </w:rPr>
     </w:lvl>
   </w:abstractNum>
-  <w:abstractNum w:abstractNumId="16" w15:restartNumberingAfterBreak="0">
+  <w:abstractNum w:abstractNumId="22" w15:restartNumberingAfterBreak="0">
     <w:nsid w:val="66B03AB7"/>
     <w:multiLevelType w:val="multilevel"/>
     <w:tmpl w:val="6DD4F3A8"/>
@@ -6606,7 +8622,7 @@
       </w:rPr>
     </w:lvl>
   </w:abstractNum>
-  <w:abstractNum w:abstractNumId="17" w15:restartNumberingAfterBreak="0">
+  <w:abstractNum w:abstractNumId="23" w15:restartNumberingAfterBreak="0">
     <w:nsid w:val="69DB4FA8"/>
     <w:multiLevelType w:val="multilevel"/>
     <w:tmpl w:val="5C26B292"/>
@@ -6755,7 +8771,7 @@
       </w:rPr>
     </w:lvl>
   </w:abstractNum>
-  <w:abstractNum w:abstractNumId="18" w15:restartNumberingAfterBreak="0">
+  <w:abstractNum w:abstractNumId="24" w15:restartNumberingAfterBreak="0">
     <w:nsid w:val="6C4A1B2A"/>
     <w:multiLevelType w:val="hybridMultilevel"/>
     <w:tmpl w:val="6846D5A2"/>
@@ -6867,7 +8883,7 @@
       </w:rPr>
     </w:lvl>
   </w:abstractNum>
-  <w:abstractNum w:abstractNumId="19" w15:restartNumberingAfterBreak="0">
+  <w:abstractNum w:abstractNumId="25" w15:restartNumberingAfterBreak="0">
     <w:nsid w:val="73CA6B93"/>
     <w:multiLevelType w:val="hybridMultilevel"/>
     <w:tmpl w:val="87E6FA00"/>
@@ -6956,7 +8972,7 @@
       </w:pPr>
     </w:lvl>
   </w:abstractNum>
-  <w:abstractNum w:abstractNumId="20" w15:restartNumberingAfterBreak="0">
+  <w:abstractNum w:abstractNumId="26" w15:restartNumberingAfterBreak="0">
     <w:nsid w:val="7CF92514"/>
     <w:multiLevelType w:val="multilevel"/>
     <w:tmpl w:val="48BA8C4A"/>
@@ -7105,7 +9121,7 @@
       </w:rPr>
     </w:lvl>
   </w:abstractNum>
-  <w:abstractNum w:abstractNumId="21" w15:restartNumberingAfterBreak="0">
+  <w:abstractNum w:abstractNumId="27" w15:restartNumberingAfterBreak="0">
     <w:nsid w:val="7D8662E4"/>
     <w:multiLevelType w:val="hybridMultilevel"/>
     <w:tmpl w:val="F01ADDAC"/>
@@ -7218,70 +9234,88 @@
     </w:lvl>
   </w:abstractNum>
   <w:num w:numId="1" w16cid:durableId="1075052890">
-    <w:abstractNumId w:val="6"/>
+    <w:abstractNumId w:val="10"/>
   </w:num>
   <w:num w:numId="2" w16cid:durableId="233048091">
-    <w:abstractNumId w:val="19"/>
+    <w:abstractNumId w:val="25"/>
   </w:num>
   <w:num w:numId="3" w16cid:durableId="840587375">
     <w:abstractNumId w:val="0"/>
   </w:num>
   <w:num w:numId="4" w16cid:durableId="174460562">
-    <w:abstractNumId w:val="17"/>
+    <w:abstractNumId w:val="23"/>
   </w:num>
   <w:num w:numId="5" w16cid:durableId="1117604549">
-    <w:abstractNumId w:val="9"/>
+    <w:abstractNumId w:val="14"/>
   </w:num>
   <w:num w:numId="6" w16cid:durableId="856118144">
-    <w:abstractNumId w:val="8"/>
+    <w:abstractNumId w:val="12"/>
   </w:num>
   <w:num w:numId="7" w16cid:durableId="764233801">
-    <w:abstractNumId w:val="3"/>
+    <w:abstractNumId w:val="5"/>
   </w:num>
   <w:num w:numId="8" w16cid:durableId="1833444469">
-    <w:abstractNumId w:val="15"/>
+    <w:abstractNumId w:val="21"/>
   </w:num>
   <w:num w:numId="9" w16cid:durableId="262300795">
+    <w:abstractNumId w:val="22"/>
+  </w:num>
+  <w:num w:numId="10" w16cid:durableId="1156143874">
+    <w:abstractNumId w:val="26"/>
+  </w:num>
+  <w:num w:numId="11" w16cid:durableId="990711859">
     <w:abstractNumId w:val="16"/>
   </w:num>
-  <w:num w:numId="10" w16cid:durableId="1156143874">
-    <w:abstractNumId w:val="20"/>
-  </w:num>
-  <w:num w:numId="11" w16cid:durableId="990711859">
+  <w:num w:numId="12" w16cid:durableId="168912747">
     <w:abstractNumId w:val="11"/>
   </w:num>
-  <w:num w:numId="12" w16cid:durableId="168912747">
-    <w:abstractNumId w:val="7"/>
-  </w:num>
   <w:num w:numId="13" w16cid:durableId="1561673768">
-    <w:abstractNumId w:val="12"/>
+    <w:abstractNumId w:val="18"/>
   </w:num>
   <w:num w:numId="14" w16cid:durableId="1857961728">
     <w:abstractNumId w:val="1"/>
   </w:num>
   <w:num w:numId="15" w16cid:durableId="282882774">
-    <w:abstractNumId w:val="5"/>
+    <w:abstractNumId w:val="9"/>
   </w:num>
   <w:num w:numId="16" w16cid:durableId="1599748186">
-    <w:abstractNumId w:val="18"/>
+    <w:abstractNumId w:val="24"/>
   </w:num>
   <w:num w:numId="17" w16cid:durableId="615598672">
-    <w:abstractNumId w:val="10"/>
+    <w:abstractNumId w:val="15"/>
   </w:num>
   <w:num w:numId="18" w16cid:durableId="915171924">
-    <w:abstractNumId w:val="13"/>
+    <w:abstractNumId w:val="19"/>
   </w:num>
   <w:num w:numId="19" w16cid:durableId="86853570">
-    <w:abstractNumId w:val="21"/>
+    <w:abstractNumId w:val="27"/>
   </w:num>
   <w:num w:numId="20" w16cid:durableId="473644432">
-    <w:abstractNumId w:val="14"/>
+    <w:abstractNumId w:val="20"/>
   </w:num>
   <w:num w:numId="21" w16cid:durableId="1361399257">
     <w:abstractNumId w:val="2"/>
   </w:num>
   <w:num w:numId="22" w16cid:durableId="123157232">
+    <w:abstractNumId w:val="8"/>
+  </w:num>
+  <w:num w:numId="23" w16cid:durableId="2049720130">
+    <w:abstractNumId w:val="17"/>
+  </w:num>
+  <w:num w:numId="24" w16cid:durableId="787049035">
     <w:abstractNumId w:val="4"/>
+  </w:num>
+  <w:num w:numId="25" w16cid:durableId="743643641">
+    <w:abstractNumId w:val="6"/>
+  </w:num>
+  <w:num w:numId="26" w16cid:durableId="881132508">
+    <w:abstractNumId w:val="7"/>
+  </w:num>
+  <w:num w:numId="27" w16cid:durableId="1455098106">
+    <w:abstractNumId w:val="13"/>
+  </w:num>
+  <w:num w:numId="28" w16cid:durableId="2146770843">
+    <w:abstractNumId w:val="3"/>
   </w:num>
 </w:numbering>
 </file>
@@ -7684,7 +9718,7 @@
   <w:style w:type="paragraph" w:default="1" w:styleId="Normal">
     <w:name w:val="Normal"/>
     <w:qFormat/>
-    <w:rsid w:val="00D57183"/>
+    <w:rsid w:val="007D3085"/>
   </w:style>
   <w:style w:type="paragraph" w:styleId="Balk1">
     <w:name w:val="heading 1"/>
